--- a/internal_doc/05.测试设计/story/数据切分/Story-split测试设计.docx
+++ b/internal_doc/05.测试设计/story/数据切分/Story-split测试设计.docx
@@ -3535,7 +3535,6 @@
       <w:pPr>
         <w:rPr>
           <w:rStyle w:val="Emphasis"/>
-          <w:rFonts w:hint="eastAsia"/>
           <w:bCs/>
         </w:rPr>
       </w:pPr>
@@ -3637,7 +3636,7 @@
         <w:pStyle w:val="Heading2"/>
         <w:spacing w:line="276" w:lineRule="auto"/>
         <w:rPr>
-          <w:rFonts w:cs="Arial" w:hint="eastAsia"/>
+          <w:rFonts w:cs="Arial"/>
         </w:rPr>
       </w:pPr>
       <w:bookmarkStart w:id="7" w:name="_Toc430105218"/>
@@ -3657,9 +3656,6 @@
           <w:numId w:val="33"/>
         </w:numPr>
         <w:ind w:firstLineChars="0"/>
-        <w:rPr>
-          <w:rFonts w:hint="eastAsia"/>
-        </w:rPr>
       </w:pPr>
       <w:r>
         <w:rPr>
@@ -4783,9 +4779,6 @@
           <w:numId w:val="36"/>
         </w:numPr>
         <w:ind w:firstLineChars="0"/>
-        <w:rPr>
-          <w:rFonts w:hint="eastAsia"/>
-        </w:rPr>
       </w:pPr>
       <w:r>
         <w:rPr>
@@ -4804,9 +4797,6 @@
       <w:pPr>
         <w:pStyle w:val="ListParagraph"/>
         <w:ind w:left="360" w:firstLineChars="0" w:firstLine="0"/>
-        <w:rPr>
-          <w:rFonts w:hint="eastAsia"/>
-        </w:rPr>
       </w:pPr>
       <w:r>
         <w:rPr>
@@ -4894,9 +4884,6 @@
       <w:pPr>
         <w:spacing w:line="276" w:lineRule="auto"/>
         <w:ind w:firstLine="420"/>
-        <w:rPr>
-          <w:rFonts w:hint="eastAsia"/>
-        </w:rPr>
       </w:pPr>
       <w:r>
         <w:rPr>
@@ -4969,9 +4956,6 @@
       <w:pPr>
         <w:spacing w:line="276" w:lineRule="auto"/>
         <w:ind w:firstLine="420"/>
-        <w:rPr>
-          <w:rFonts w:hint="eastAsia"/>
-        </w:rPr>
       </w:pPr>
       <w:r>
         <w:rPr>
@@ -5007,9 +4991,6 @@
         </w:numPr>
         <w:spacing w:line="276" w:lineRule="auto"/>
         <w:ind w:firstLineChars="0"/>
-        <w:rPr>
-          <w:rFonts w:hint="eastAsia"/>
-        </w:rPr>
       </w:pPr>
       <w:r>
         <w:rPr>
@@ -5022,9 +5003,6 @@
       <w:pPr>
         <w:spacing w:line="276" w:lineRule="auto"/>
         <w:ind w:left="420" w:firstLine="420"/>
-        <w:rPr>
-          <w:rFonts w:hint="eastAsia"/>
-        </w:rPr>
       </w:pPr>
       <w:r>
         <w:rPr>
@@ -5134,14 +5112,12 @@
           <w:p>
             <w:pPr>
               <w:rPr>
-                <w:rFonts w:hint="eastAsia"/>
                 <w:iCs/>
                 <w:color w:val="000000"/>
               </w:rPr>
             </w:pPr>
             <w:r>
               <w:rPr>
-                <w:rFonts w:hint="eastAsia"/>
                 <w:iCs/>
                 <w:noProof/>
                 <w:color w:val="000000"/>
@@ -5187,7 +5163,6 @@
           <w:p>
             <w:pPr>
               <w:rPr>
-                <w:rFonts w:hint="eastAsia"/>
                 <w:iCs/>
                 <w:color w:val="000000"/>
               </w:rPr>
@@ -5217,7 +5192,6 @@
           <w:p>
             <w:pPr>
               <w:rPr>
-                <w:rFonts w:hint="eastAsia"/>
                 <w:iCs/>
                 <w:color w:val="000000"/>
               </w:rPr>
@@ -5247,7 +5221,6 @@
           <w:p>
             <w:pPr>
               <w:rPr>
-                <w:rFonts w:hint="eastAsia"/>
                 <w:iCs/>
                 <w:color w:val="000000"/>
               </w:rPr>
@@ -5279,7 +5252,6 @@
           <w:p>
             <w:pPr>
               <w:rPr>
-                <w:rFonts w:hint="eastAsia"/>
                 <w:iCs/>
                 <w:noProof/>
                 <w:color w:val="000000"/>
@@ -5303,7 +5275,6 @@
           <w:p>
             <w:pPr>
               <w:rPr>
-                <w:rFonts w:hint="eastAsia"/>
                 <w:iCs/>
                 <w:color w:val="000000"/>
               </w:rPr>
@@ -5325,7 +5296,6 @@
           <w:p>
             <w:pPr>
               <w:rPr>
-                <w:rFonts w:hint="eastAsia"/>
                 <w:iCs/>
                 <w:color w:val="000000"/>
               </w:rPr>
@@ -5347,7 +5317,6 @@
           <w:p>
             <w:pPr>
               <w:rPr>
-                <w:rFonts w:hint="eastAsia"/>
                 <w:iCs/>
                 <w:color w:val="000000"/>
               </w:rPr>
@@ -5363,7 +5332,6 @@
           <w:p>
             <w:pPr>
               <w:rPr>
-                <w:rFonts w:hint="eastAsia"/>
                 <w:iCs/>
                 <w:noProof/>
                 <w:color w:val="000000"/>
@@ -5387,7 +5355,6 @@
           <w:p>
             <w:pPr>
               <w:rPr>
-                <w:rFonts w:hint="eastAsia"/>
                 <w:iCs/>
                 <w:color w:val="000000"/>
               </w:rPr>
@@ -5409,7 +5376,6 @@
           <w:p>
             <w:pPr>
               <w:rPr>
-                <w:rFonts w:hint="eastAsia"/>
                 <w:iCs/>
                 <w:color w:val="000000"/>
               </w:rPr>
@@ -5431,7 +5397,6 @@
           <w:p>
             <w:pPr>
               <w:rPr>
-                <w:rFonts w:hint="eastAsia"/>
                 <w:iCs/>
                 <w:color w:val="000000"/>
               </w:rPr>
@@ -5447,7 +5412,6 @@
           <w:p>
             <w:pPr>
               <w:rPr>
-                <w:rFonts w:hint="eastAsia"/>
                 <w:iCs/>
                 <w:color w:val="000000"/>
               </w:rPr>
@@ -5469,7 +5433,6 @@
           <w:p>
             <w:pPr>
               <w:rPr>
-                <w:rFonts w:hint="eastAsia"/>
                 <w:iCs/>
                 <w:color w:val="000000"/>
               </w:rPr>
@@ -5491,7 +5454,6 @@
           <w:p>
             <w:pPr>
               <w:rPr>
-                <w:rFonts w:hint="eastAsia"/>
                 <w:iCs/>
                 <w:color w:val="000000"/>
               </w:rPr>
@@ -5513,7 +5475,6 @@
           <w:p>
             <w:pPr>
               <w:rPr>
-                <w:rFonts w:hint="eastAsia"/>
                 <w:iCs/>
                 <w:color w:val="000000"/>
               </w:rPr>
@@ -5529,7 +5490,6 @@
           <w:p>
             <w:pPr>
               <w:rPr>
-                <w:rFonts w:hint="eastAsia"/>
                 <w:iCs/>
                 <w:color w:val="000000"/>
               </w:rPr>
@@ -5559,7 +5519,6 @@
           <w:p>
             <w:pPr>
               <w:rPr>
-                <w:rFonts w:hint="eastAsia"/>
                 <w:iCs/>
                 <w:color w:val="000000"/>
               </w:rPr>
@@ -5581,7 +5540,6 @@
           <w:p>
             <w:pPr>
               <w:rPr>
-                <w:rFonts w:hint="eastAsia"/>
                 <w:iCs/>
                 <w:color w:val="000000"/>
               </w:rPr>
@@ -5603,7 +5561,6 @@
           <w:p>
             <w:pPr>
               <w:rPr>
-                <w:rFonts w:hint="eastAsia"/>
                 <w:iCs/>
                 <w:color w:val="000000"/>
               </w:rPr>
@@ -5619,7 +5576,6 @@
           <w:p>
             <w:pPr>
               <w:rPr>
-                <w:rFonts w:hint="eastAsia"/>
                 <w:iCs/>
                 <w:color w:val="000000"/>
               </w:rPr>
@@ -5641,7 +5597,6 @@
           <w:p>
             <w:pPr>
               <w:rPr>
-                <w:rFonts w:hint="eastAsia"/>
                 <w:iCs/>
                 <w:color w:val="000000"/>
               </w:rPr>
@@ -5663,7 +5618,6 @@
           <w:p>
             <w:pPr>
               <w:rPr>
-                <w:rFonts w:hint="eastAsia"/>
                 <w:iCs/>
                 <w:color w:val="000000"/>
               </w:rPr>
@@ -5692,7 +5646,6 @@
           <w:p>
             <w:pPr>
               <w:rPr>
-                <w:rFonts w:hint="eastAsia"/>
                 <w:iCs/>
                 <w:color w:val="000000"/>
               </w:rPr>
@@ -5721,54 +5674,54 @@
       <w:pPr>
         <w:spacing w:line="276" w:lineRule="auto"/>
         <w:ind w:left="420" w:firstLine="420"/>
-        <w:rPr>
-          <w:rFonts w:hint="eastAsia"/>
-        </w:rPr>
       </w:pPr>
     </w:p>
     <w:p>
       <w:pPr>
         <w:spacing w:line="276" w:lineRule="auto"/>
         <w:ind w:left="420" w:firstLine="420"/>
+      </w:pPr>
+      <w:r>
         <w:rPr>
           <w:rFonts w:hint="eastAsia"/>
         </w:rPr>
-      </w:pPr>
+        <w:t>上述测试因子中，范围切分需要选择对应的切分键，切分键的选择依赖与集合中的分区键</w:t>
+      </w:r>
       <w:r>
         <w:rPr>
           <w:rFonts w:hint="eastAsia"/>
         </w:rPr>
-        <w:t>上述测试因子中，范围切分需要选择对应的切分键，切分键的选择依赖与集合中的分区键</w:t>
+        <w:t>，切分键对应的字段类型需要覆盖</w:t>
       </w:r>
       <w:r>
         <w:rPr>
           <w:rFonts w:hint="eastAsia"/>
         </w:rPr>
-        <w:t>，切分键对应的字段类型需要覆盖</w:t>
+        <w:t>sequoiadb</w:t>
       </w:r>
       <w:r>
         <w:rPr>
           <w:rFonts w:hint="eastAsia"/>
         </w:rPr>
-        <w:t>sequoiadb</w:t>
+        <w:t>支持的所有数据类型，</w:t>
       </w:r>
       <w:r>
         <w:rPr>
           <w:rFonts w:hint="eastAsia"/>
         </w:rPr>
-        <w:t>支持的所有数据类型，</w:t>
+        <w:t>切分键个数可以指定单个或者多个，对于切分键字段可以指定降序和升序</w:t>
       </w:r>
       <w:r>
         <w:rPr>
           <w:rFonts w:hint="eastAsia"/>
         </w:rPr>
-        <w:t>切分键个数可以指定单个或者多个，对于切分键字段可以指定降序和升序</w:t>
+        <w:t>（</w:t>
       </w:r>
       <w:r>
         <w:rPr>
           <w:rFonts w:hint="eastAsia"/>
         </w:rPr>
-        <w:t>；对于</w:t>
+        <w:t>对于</w:t>
       </w:r>
       <w:r>
         <w:rPr>
@@ -5780,19 +5733,79 @@
         <w:rPr>
           <w:rFonts w:hint="eastAsia"/>
         </w:rPr>
-        <w:t>分区表的切分，范围切分使用</w:t>
+        <w:t>分区表的切分</w:t>
       </w:r>
       <w:r>
         <w:rPr>
           <w:rFonts w:hint="eastAsia"/>
         </w:rPr>
+        <w:t>，</w:t>
+      </w:r>
+      <w:r>
+        <w:rPr>
+          <w:rFonts w:hint="eastAsia"/>
+        </w:rPr>
+        <w:t>hash</w:t>
+      </w:r>
+      <w:r>
+        <w:rPr>
+          <w:rFonts w:hint="eastAsia"/>
+        </w:rPr>
+        <w:t>值由分区键的</w:t>
+      </w:r>
+      <w:r>
+        <w:rPr>
+          <w:rFonts w:hint="eastAsia"/>
+        </w:rPr>
+        <w:t>value</w:t>
+      </w:r>
+      <w:r>
+        <w:rPr>
+          <w:rFonts w:hint="eastAsia"/>
+        </w:rPr>
+        <w:t>值来确定</w:t>
+      </w:r>
+      <w:r>
+        <w:rPr>
+          <w:rFonts w:hint="eastAsia"/>
+        </w:rPr>
+        <w:t>，范围切分使用</w:t>
+      </w:r>
+      <w:r>
+        <w:rPr>
+          <w:rFonts w:hint="eastAsia"/>
+        </w:rPr>
         <w:t>partition</w:t>
       </w:r>
       <w:r>
         <w:rPr>
           <w:rFonts w:hint="eastAsia"/>
         </w:rPr>
-        <w:t>分区数条件，选择范围需要符合集合指定的分区数条件。</w:t>
+        <w:t>分区数条件</w:t>
+      </w:r>
+      <w:r>
+        <w:rPr>
+          <w:rFonts w:hint="eastAsia"/>
+        </w:rPr>
+        <w:t>，</w:t>
+      </w:r>
+      <w:r>
+        <w:rPr>
+          <w:rFonts w:hint="eastAsia"/>
+        </w:rPr>
+        <w:t>hash</w:t>
+      </w:r>
+      <w:r>
+        <w:rPr>
+          <w:rFonts w:hint="eastAsia"/>
+        </w:rPr>
+        <w:t>分区表不考虑字段排序）</w:t>
+      </w:r>
+      <w:r>
+        <w:rPr>
+          <w:rFonts w:hint="eastAsia"/>
+        </w:rPr>
+        <w:t>，选择范围需要符合集合指定的分区数条件。</w:t>
       </w:r>
       <w:r>
         <w:rPr>
@@ -5829,14 +5842,12 @@
           <w:p>
             <w:pPr>
               <w:rPr>
-                <w:rFonts w:hint="eastAsia"/>
                 <w:iCs/>
                 <w:color w:val="000000"/>
               </w:rPr>
             </w:pPr>
             <w:r>
               <w:rPr>
-                <w:rFonts w:hint="eastAsia"/>
                 <w:iCs/>
                 <w:noProof/>
                 <w:color w:val="000000"/>
@@ -5878,7 +5889,6 @@
           <w:p>
             <w:pPr>
               <w:rPr>
-                <w:rFonts w:hint="eastAsia"/>
                 <w:iCs/>
                 <w:color w:val="000000"/>
               </w:rPr>
@@ -5908,7 +5918,6 @@
           <w:p>
             <w:pPr>
               <w:rPr>
-                <w:rFonts w:hint="eastAsia"/>
                 <w:iCs/>
                 <w:color w:val="000000"/>
               </w:rPr>
@@ -5938,7 +5947,6 @@
           <w:p>
             <w:pPr>
               <w:rPr>
-                <w:rFonts w:hint="eastAsia"/>
                 <w:iCs/>
                 <w:color w:val="000000"/>
               </w:rPr>
@@ -5970,7 +5978,6 @@
           <w:p>
             <w:pPr>
               <w:rPr>
-                <w:rFonts w:hint="eastAsia"/>
                 <w:iCs/>
                 <w:noProof/>
                 <w:color w:val="000000"/>
@@ -5994,7 +6001,6 @@
           <w:p>
             <w:pPr>
               <w:rPr>
-                <w:rFonts w:hint="eastAsia"/>
                 <w:iCs/>
                 <w:color w:val="000000"/>
               </w:rPr>
@@ -6024,7 +6030,6 @@
           <w:p>
             <w:pPr>
               <w:rPr>
-                <w:rFonts w:hint="eastAsia"/>
                 <w:iCs/>
                 <w:color w:val="000000"/>
               </w:rPr>
@@ -6094,7 +6099,6 @@
           <w:p>
             <w:pPr>
               <w:rPr>
-                <w:rFonts w:hint="eastAsia"/>
                 <w:iCs/>
                 <w:color w:val="000000"/>
               </w:rPr>
@@ -6110,7 +6114,6 @@
           <w:p>
             <w:pPr>
               <w:rPr>
-                <w:rFonts w:hint="eastAsia"/>
                 <w:iCs/>
                 <w:noProof/>
                 <w:color w:val="000000"/>
@@ -6134,7 +6137,6 @@
           <w:p>
             <w:pPr>
               <w:rPr>
-                <w:rFonts w:hint="eastAsia"/>
                 <w:iCs/>
                 <w:color w:val="000000"/>
               </w:rPr>
@@ -6172,7 +6174,6 @@
           <w:p>
             <w:pPr>
               <w:rPr>
-                <w:rFonts w:hint="eastAsia"/>
                 <w:iCs/>
                 <w:color w:val="000000"/>
               </w:rPr>
@@ -6186,7 +6187,6 @@
           <w:p>
             <w:pPr>
               <w:rPr>
-                <w:rFonts w:hint="eastAsia"/>
                 <w:iCs/>
                 <w:color w:val="000000"/>
               </w:rPr>
@@ -6202,7 +6202,6 @@
           <w:p>
             <w:pPr>
               <w:rPr>
-                <w:rFonts w:hint="eastAsia"/>
                 <w:iCs/>
                 <w:color w:val="000000"/>
               </w:rPr>
@@ -6224,7 +6223,6 @@
           <w:p>
             <w:pPr>
               <w:rPr>
-                <w:rFonts w:hint="eastAsia"/>
                 <w:iCs/>
                 <w:color w:val="000000"/>
               </w:rPr>
@@ -6262,7 +6260,6 @@
           <w:p>
             <w:pPr>
               <w:rPr>
-                <w:rFonts w:hint="eastAsia"/>
                 <w:iCs/>
                 <w:color w:val="000000"/>
               </w:rPr>
@@ -6300,7 +6297,6 @@
           <w:p>
             <w:pPr>
               <w:rPr>
-                <w:rFonts w:hint="eastAsia"/>
                 <w:iCs/>
                 <w:color w:val="000000"/>
               </w:rPr>
@@ -6316,7 +6312,6 @@
           <w:p>
             <w:pPr>
               <w:rPr>
-                <w:rFonts w:hint="eastAsia"/>
                 <w:iCs/>
                 <w:color w:val="000000"/>
               </w:rPr>
@@ -6354,7 +6349,6 @@
           <w:p>
             <w:pPr>
               <w:rPr>
-                <w:rFonts w:hint="eastAsia"/>
                 <w:iCs/>
                 <w:color w:val="000000"/>
               </w:rPr>
@@ -6376,7 +6370,6 @@
           <w:p>
             <w:pPr>
               <w:rPr>
-                <w:rFonts w:hint="eastAsia"/>
                 <w:iCs/>
                 <w:color w:val="000000"/>
               </w:rPr>
@@ -6398,7 +6391,6 @@
           <w:p>
             <w:pPr>
               <w:rPr>
-                <w:rFonts w:hint="eastAsia"/>
                 <w:iCs/>
                 <w:color w:val="000000"/>
               </w:rPr>
@@ -6412,9 +6404,6 @@
         <w:pStyle w:val="ListParagraph"/>
         <w:spacing w:line="276" w:lineRule="auto"/>
         <w:ind w:left="780" w:firstLineChars="0" w:firstLine="0"/>
-        <w:rPr>
-          <w:rFonts w:hint="eastAsia"/>
-        </w:rPr>
       </w:pPr>
     </w:p>
     <w:p>
@@ -6422,9 +6411,6 @@
         <w:pStyle w:val="ListParagraph"/>
         <w:spacing w:line="276" w:lineRule="auto"/>
         <w:ind w:left="780" w:firstLineChars="0" w:firstLine="0"/>
-        <w:rPr>
-          <w:rFonts w:hint="eastAsia"/>
-        </w:rPr>
       </w:pPr>
       <w:r>
         <w:rPr>
@@ -6460,9 +6446,6 @@
         </w:numPr>
         <w:spacing w:line="276" w:lineRule="auto"/>
         <w:ind w:firstLineChars="0"/>
-        <w:rPr>
-          <w:rFonts w:hint="eastAsia"/>
-        </w:rPr>
       </w:pPr>
       <w:r>
         <w:rPr>
@@ -6499,9 +6482,6 @@
               <w:pStyle w:val="ListParagraph"/>
               <w:spacing w:line="276" w:lineRule="auto"/>
               <w:ind w:firstLineChars="0" w:firstLine="0"/>
-              <w:rPr>
-                <w:rFonts w:hint="eastAsia"/>
-              </w:rPr>
             </w:pPr>
             <w:r>
               <w:rPr>
@@ -6520,9 +6500,6 @@
               <w:pStyle w:val="ListParagraph"/>
               <w:spacing w:line="276" w:lineRule="auto"/>
               <w:ind w:firstLineChars="0" w:firstLine="0"/>
-              <w:rPr>
-                <w:rFonts w:hint="eastAsia"/>
-              </w:rPr>
             </w:pPr>
             <w:r>
               <w:rPr>
@@ -6541,9 +6518,6 @@
               <w:pStyle w:val="ListParagraph"/>
               <w:spacing w:line="276" w:lineRule="auto"/>
               <w:ind w:firstLineChars="0" w:firstLine="0"/>
-              <w:rPr>
-                <w:rFonts w:hint="eastAsia"/>
-              </w:rPr>
             </w:pPr>
             <w:r>
               <w:rPr>
@@ -6564,9 +6538,6 @@
               <w:pStyle w:val="ListParagraph"/>
               <w:spacing w:line="276" w:lineRule="auto"/>
               <w:ind w:firstLineChars="0" w:firstLine="0"/>
-              <w:rPr>
-                <w:rFonts w:hint="eastAsia"/>
-              </w:rPr>
             </w:pPr>
             <w:r>
               <w:rPr>
@@ -6585,9 +6556,6 @@
               <w:pStyle w:val="ListParagraph"/>
               <w:spacing w:line="276" w:lineRule="auto"/>
               <w:ind w:firstLineChars="0" w:firstLine="0"/>
-              <w:rPr>
-                <w:rFonts w:hint="eastAsia"/>
-              </w:rPr>
             </w:pPr>
             <w:r>
               <w:rPr>
@@ -6624,9 +6592,6 @@
               <w:pStyle w:val="ListParagraph"/>
               <w:spacing w:line="276" w:lineRule="auto"/>
               <w:ind w:firstLineChars="0" w:firstLine="0"/>
-              <w:rPr>
-                <w:rFonts w:hint="eastAsia"/>
-              </w:rPr>
             </w:pPr>
             <w:r>
               <w:rPr>
@@ -6647,9 +6612,6 @@
               <w:pStyle w:val="ListParagraph"/>
               <w:spacing w:line="276" w:lineRule="auto"/>
               <w:ind w:firstLineChars="0" w:firstLine="0"/>
-              <w:rPr>
-                <w:rFonts w:hint="eastAsia"/>
-              </w:rPr>
             </w:pPr>
             <w:r>
               <w:rPr>
@@ -6668,9 +6630,6 @@
               <w:pStyle w:val="ListParagraph"/>
               <w:spacing w:line="276" w:lineRule="auto"/>
               <w:ind w:firstLineChars="0" w:firstLine="0"/>
-              <w:rPr>
-                <w:rFonts w:hint="eastAsia"/>
-              </w:rPr>
             </w:pPr>
             <w:r>
               <w:t>I</w:t>
@@ -6693,9 +6652,6 @@
               <w:pStyle w:val="ListParagraph"/>
               <w:spacing w:line="276" w:lineRule="auto"/>
               <w:ind w:firstLineChars="0" w:firstLine="0"/>
-              <w:rPr>
-                <w:rFonts w:hint="eastAsia"/>
-              </w:rPr>
             </w:pPr>
             <w:r>
               <w:rPr>
@@ -6721,9 +6677,6 @@
               <w:pStyle w:val="ListParagraph"/>
               <w:spacing w:line="276" w:lineRule="auto"/>
               <w:ind w:firstLineChars="0" w:firstLine="0"/>
-              <w:rPr>
-                <w:rFonts w:hint="eastAsia"/>
-              </w:rPr>
             </w:pPr>
             <w:r>
               <w:rPr>
@@ -6743,9 +6696,6 @@
               <w:pStyle w:val="ListParagraph"/>
               <w:spacing w:line="276" w:lineRule="auto"/>
               <w:ind w:firstLineChars="0" w:firstLine="0"/>
-              <w:rPr>
-                <w:rFonts w:hint="eastAsia"/>
-              </w:rPr>
             </w:pPr>
             <w:r>
               <w:rPr>
@@ -6770,9 +6720,6 @@
               <w:pStyle w:val="ListParagraph"/>
               <w:spacing w:line="276" w:lineRule="auto"/>
               <w:ind w:firstLineChars="0" w:firstLine="0"/>
-              <w:rPr>
-                <w:rFonts w:hint="eastAsia"/>
-              </w:rPr>
             </w:pPr>
             <w:r>
               <w:rPr>
@@ -6799,9 +6746,6 @@
               <w:pStyle w:val="ListParagraph"/>
               <w:spacing w:line="276" w:lineRule="auto"/>
               <w:ind w:firstLineChars="0" w:firstLine="0"/>
-              <w:rPr>
-                <w:rFonts w:hint="eastAsia"/>
-              </w:rPr>
             </w:pPr>
             <w:r>
               <w:rPr>
@@ -6820,9 +6764,6 @@
               <w:pStyle w:val="ListParagraph"/>
               <w:spacing w:line="276" w:lineRule="auto"/>
               <w:ind w:firstLineChars="0" w:firstLine="0"/>
-              <w:rPr>
-                <w:rFonts w:hint="eastAsia"/>
-              </w:rPr>
             </w:pPr>
             <w:r>
               <w:rPr>
@@ -6902,9 +6843,6 @@
               <w:pStyle w:val="ListParagraph"/>
               <w:spacing w:line="276" w:lineRule="auto"/>
               <w:ind w:firstLineChars="0" w:firstLine="0"/>
-              <w:rPr>
-                <w:rFonts w:hint="eastAsia"/>
-              </w:rPr>
             </w:pPr>
             <w:r>
               <w:rPr>
@@ -6951,9 +6889,6 @@
               <w:pStyle w:val="ListParagraph"/>
               <w:spacing w:line="276" w:lineRule="auto"/>
               <w:ind w:firstLineChars="0" w:firstLine="0"/>
-              <w:rPr>
-                <w:rFonts w:hint="eastAsia"/>
-              </w:rPr>
             </w:pPr>
             <w:r>
               <w:rPr>
@@ -6973,9 +6908,6 @@
               <w:pStyle w:val="ListParagraph"/>
               <w:spacing w:line="276" w:lineRule="auto"/>
               <w:ind w:firstLineChars="0" w:firstLine="0"/>
-              <w:rPr>
-                <w:rFonts w:hint="eastAsia"/>
-              </w:rPr>
             </w:pPr>
             <w:r>
               <w:rPr>
@@ -7024,9 +6956,6 @@
               <w:pStyle w:val="ListParagraph"/>
               <w:spacing w:line="276" w:lineRule="auto"/>
               <w:ind w:firstLineChars="0" w:firstLine="0"/>
-              <w:rPr>
-                <w:rFonts w:hint="eastAsia"/>
-              </w:rPr>
             </w:pPr>
             <w:r>
               <w:rPr>
@@ -7047,9 +6976,6 @@
               <w:pStyle w:val="ListParagraph"/>
               <w:spacing w:line="276" w:lineRule="auto"/>
               <w:ind w:firstLineChars="0" w:firstLine="0"/>
-              <w:rPr>
-                <w:rFonts w:hint="eastAsia"/>
-              </w:rPr>
             </w:pPr>
             <w:r>
               <w:rPr>
@@ -7068,9 +6994,6 @@
               <w:pStyle w:val="ListParagraph"/>
               <w:spacing w:line="276" w:lineRule="auto"/>
               <w:ind w:firstLineChars="0" w:firstLine="0"/>
-              <w:rPr>
-                <w:rFonts w:hint="eastAsia"/>
-              </w:rPr>
             </w:pPr>
             <w:r>
               <w:rPr>
@@ -7089,9 +7012,6 @@
               <w:pStyle w:val="ListParagraph"/>
               <w:spacing w:line="276" w:lineRule="auto"/>
               <w:ind w:firstLineChars="0" w:firstLine="0"/>
-              <w:rPr>
-                <w:rFonts w:hint="eastAsia"/>
-              </w:rPr>
             </w:pPr>
             <w:r>
               <w:rPr>
@@ -7114,9 +7034,6 @@
         <w:pStyle w:val="ListParagraph"/>
         <w:spacing w:line="276" w:lineRule="auto"/>
         <w:ind w:left="780" w:firstLineChars="0" w:firstLine="0"/>
-        <w:rPr>
-          <w:rFonts w:hint="eastAsia"/>
-        </w:rPr>
       </w:pPr>
     </w:p>
     <w:p>
@@ -7128,9 +7045,6 @@
         </w:numPr>
         <w:spacing w:line="276" w:lineRule="auto"/>
         <w:ind w:firstLineChars="0"/>
-        <w:rPr>
-          <w:rFonts w:hint="eastAsia"/>
-        </w:rPr>
       </w:pPr>
       <w:r>
         <w:rPr>
@@ -7144,9 +7058,6 @@
         <w:pStyle w:val="ListParagraph"/>
         <w:spacing w:line="276" w:lineRule="auto"/>
         <w:ind w:left="780" w:firstLineChars="0" w:firstLine="0"/>
-        <w:rPr>
-          <w:rFonts w:hint="eastAsia"/>
-        </w:rPr>
       </w:pPr>
       <w:r>
         <w:rPr>
@@ -7160,9 +7071,6 @@
         <w:pStyle w:val="ListParagraph"/>
         <w:spacing w:line="276" w:lineRule="auto"/>
         <w:ind w:left="780" w:firstLineChars="0" w:firstLine="0"/>
-        <w:rPr>
-          <w:rFonts w:hint="eastAsia"/>
-        </w:rPr>
       </w:pPr>
       <w:r>
         <w:rPr>
@@ -7188,9 +7096,6 @@
         <w:pStyle w:val="ListParagraph"/>
         <w:spacing w:line="276" w:lineRule="auto"/>
         <w:ind w:left="780" w:firstLineChars="0" w:firstLine="0"/>
-        <w:rPr>
-          <w:rFonts w:hint="eastAsia"/>
-        </w:rPr>
       </w:pPr>
       <w:r>
         <w:rPr>
@@ -7204,9 +7109,6 @@
         <w:pStyle w:val="ListParagraph"/>
         <w:spacing w:line="276" w:lineRule="auto"/>
         <w:ind w:left="780" w:firstLineChars="0" w:firstLine="0"/>
-        <w:rPr>
-          <w:rFonts w:hint="eastAsia"/>
-        </w:rPr>
       </w:pPr>
       <w:r>
         <w:rPr>
@@ -7224,9 +7126,6 @@
         </w:numPr>
         <w:spacing w:line="276" w:lineRule="auto"/>
         <w:ind w:firstLineChars="0"/>
-        <w:rPr>
-          <w:rFonts w:hint="eastAsia"/>
-        </w:rPr>
       </w:pPr>
       <w:r>
         <w:rPr>
@@ -7272,18 +7171,12 @@
         <w:pStyle w:val="ListParagraph"/>
         <w:spacing w:line="276" w:lineRule="auto"/>
         <w:ind w:left="780" w:firstLineChars="0" w:firstLine="0"/>
-        <w:rPr>
-          <w:rFonts w:hint="eastAsia"/>
-        </w:rPr>
       </w:pPr>
     </w:p>
     <w:p>
       <w:pPr>
         <w:spacing w:line="276" w:lineRule="auto"/>
         <w:ind w:firstLine="420"/>
-        <w:rPr>
-          <w:rFonts w:hint="eastAsia"/>
-        </w:rPr>
       </w:pPr>
       <w:r>
         <w:rPr>
@@ -7308,9 +7201,6 @@
       <w:pPr>
         <w:spacing w:line="276" w:lineRule="auto"/>
         <w:ind w:firstLine="420"/>
-        <w:rPr>
-          <w:rFonts w:hint="eastAsia"/>
-        </w:rPr>
       </w:pPr>
       <w:r>
         <w:rPr>
@@ -7323,9 +7213,6 @@
       <w:pPr>
         <w:spacing w:line="276" w:lineRule="auto"/>
         <w:ind w:firstLine="420"/>
-        <w:rPr>
-          <w:rFonts w:hint="eastAsia"/>
-        </w:rPr>
       </w:pPr>
       <w:r>
         <w:rPr>
@@ -7404,9 +7291,6 @@
       <w:pPr>
         <w:spacing w:line="276" w:lineRule="auto"/>
         <w:ind w:firstLine="420"/>
-        <w:rPr>
-          <w:rFonts w:hint="eastAsia"/>
-        </w:rPr>
       </w:pPr>
       <w:r>
         <w:rPr>
@@ -7449,9 +7333,6 @@
       <w:pPr>
         <w:spacing w:line="276" w:lineRule="auto"/>
         <w:ind w:firstLine="420"/>
-        <w:rPr>
-          <w:rFonts w:hint="eastAsia"/>
-        </w:rPr>
       </w:pPr>
       <w:r>
         <w:rPr>
@@ -7482,9 +7363,6 @@
       <w:pPr>
         <w:spacing w:line="276" w:lineRule="auto"/>
         <w:ind w:firstLine="420"/>
-        <w:rPr>
-          <w:rFonts w:hint="eastAsia"/>
-        </w:rPr>
       </w:pPr>
       <w:r>
         <w:rPr>
@@ -7509,9 +7387,6 @@
       <w:pPr>
         <w:spacing w:line="276" w:lineRule="auto"/>
         <w:ind w:firstLine="420"/>
-        <w:rPr>
-          <w:rFonts w:hint="eastAsia"/>
-        </w:rPr>
       </w:pPr>
       <w:r>
         <w:rPr>
@@ -7536,9 +7411,6 @@
       <w:pPr>
         <w:spacing w:line="276" w:lineRule="auto"/>
         <w:ind w:firstLine="420"/>
-        <w:rPr>
-          <w:rFonts w:hint="eastAsia"/>
-        </w:rPr>
       </w:pPr>
       <w:r>
         <w:rPr>
@@ -7563,9 +7435,6 @@
       <w:pPr>
         <w:spacing w:line="276" w:lineRule="auto"/>
         <w:ind w:firstLine="420"/>
-        <w:rPr>
-          <w:rFonts w:hint="eastAsia"/>
-        </w:rPr>
       </w:pPr>
       <w:r>
         <w:rPr>
@@ -7596,9 +7465,6 @@
       <w:pPr>
         <w:spacing w:line="276" w:lineRule="auto"/>
         <w:ind w:firstLine="420"/>
-        <w:rPr>
-          <w:rFonts w:hint="eastAsia"/>
-        </w:rPr>
       </w:pPr>
       <w:r>
         <w:rPr>
@@ -7623,9 +7489,6 @@
       <w:pPr>
         <w:spacing w:line="276" w:lineRule="auto"/>
         <w:ind w:firstLine="420"/>
-        <w:rPr>
-          <w:rFonts w:hint="eastAsia"/>
-        </w:rPr>
       </w:pPr>
       <w:r>
         <w:rPr>
@@ -7650,9 +7513,6 @@
       <w:pPr>
         <w:spacing w:line="276" w:lineRule="auto"/>
         <w:ind w:firstLine="420"/>
-        <w:rPr>
-          <w:rFonts w:hint="eastAsia"/>
-        </w:rPr>
       </w:pPr>
       <w:r>
         <w:rPr>
@@ -7677,9 +7537,6 @@
       <w:pPr>
         <w:spacing w:line="276" w:lineRule="auto"/>
         <w:ind w:firstLine="420"/>
-        <w:rPr>
-          <w:rFonts w:hint="eastAsia"/>
-        </w:rPr>
       </w:pPr>
       <w:r>
         <w:rPr>
@@ -7704,9 +7561,6 @@
       <w:pPr>
         <w:spacing w:line="276" w:lineRule="auto"/>
         <w:ind w:firstLine="420"/>
-        <w:rPr>
-          <w:rFonts w:hint="eastAsia"/>
-        </w:rPr>
       </w:pPr>
       <w:r>
         <w:rPr>
@@ -7737,9 +7591,6 @@
       <w:pPr>
         <w:spacing w:line="276" w:lineRule="auto"/>
         <w:ind w:firstLine="420"/>
-        <w:rPr>
-          <w:rFonts w:hint="eastAsia"/>
-        </w:rPr>
       </w:pPr>
       <w:r>
         <w:rPr>
@@ -7770,9 +7621,6 @@
       <w:pPr>
         <w:spacing w:line="276" w:lineRule="auto"/>
         <w:ind w:firstLine="420"/>
-        <w:rPr>
-          <w:rFonts w:hint="eastAsia"/>
-        </w:rPr>
       </w:pPr>
       <w:r>
         <w:rPr>
@@ -7803,9 +7651,6 @@
       <w:pPr>
         <w:spacing w:line="276" w:lineRule="auto"/>
         <w:ind w:firstLine="420"/>
-        <w:rPr>
-          <w:rFonts w:hint="eastAsia"/>
-        </w:rPr>
       </w:pPr>
       <w:r>
         <w:rPr>
@@ -7836,9 +7681,6 @@
       <w:pPr>
         <w:spacing w:line="276" w:lineRule="auto"/>
         <w:ind w:firstLine="420"/>
-        <w:rPr>
-          <w:rFonts w:hint="eastAsia"/>
-        </w:rPr>
       </w:pPr>
       <w:r>
         <w:rPr>
@@ -7869,9 +7711,6 @@
     <w:p>
       <w:pPr>
         <w:spacing w:line="276" w:lineRule="auto"/>
-        <w:rPr>
-          <w:rFonts w:hint="eastAsia"/>
-        </w:rPr>
       </w:pPr>
       <w:r>
         <w:rPr>
@@ -7919,7 +7758,7 @@
               <w:adjustRightInd w:val="0"/>
               <w:spacing w:line="360" w:lineRule="auto"/>
               <w:rPr>
-                <w:rFonts w:asciiTheme="minorEastAsia" w:hAnsiTheme="minorEastAsia" w:hint="eastAsia"/>
+                <w:rFonts w:asciiTheme="minorEastAsia" w:hAnsiTheme="minorEastAsia"/>
                 <w:szCs w:val="21"/>
               </w:rPr>
             </w:pPr>
@@ -7950,7 +7789,7 @@
               <w:adjustRightInd w:val="0"/>
               <w:spacing w:line="360" w:lineRule="auto"/>
               <w:rPr>
-                <w:rFonts w:asciiTheme="minorEastAsia" w:hAnsiTheme="minorEastAsia" w:hint="eastAsia"/>
+                <w:rFonts w:asciiTheme="minorEastAsia" w:hAnsiTheme="minorEastAsia"/>
                 <w:szCs w:val="21"/>
               </w:rPr>
             </w:pPr>
@@ -7974,7 +7813,7 @@
               <w:adjustRightInd w:val="0"/>
               <w:spacing w:line="360" w:lineRule="auto"/>
               <w:rPr>
-                <w:rFonts w:asciiTheme="minorEastAsia" w:hAnsiTheme="minorEastAsia" w:hint="eastAsia"/>
+                <w:rFonts w:asciiTheme="minorEastAsia" w:hAnsiTheme="minorEastAsia"/>
                 <w:szCs w:val="21"/>
               </w:rPr>
             </w:pPr>
@@ -7996,7 +7835,7 @@
               <w:adjustRightInd w:val="0"/>
               <w:spacing w:line="360" w:lineRule="auto"/>
               <w:rPr>
-                <w:rFonts w:asciiTheme="minorEastAsia" w:hAnsiTheme="minorEastAsia" w:hint="eastAsia"/>
+                <w:rFonts w:asciiTheme="minorEastAsia" w:hAnsiTheme="minorEastAsia"/>
                 <w:szCs w:val="21"/>
               </w:rPr>
             </w:pPr>
@@ -8027,7 +7866,7 @@
               <w:adjustRightInd w:val="0"/>
               <w:spacing w:line="360" w:lineRule="auto"/>
               <w:rPr>
-                <w:rFonts w:asciiTheme="minorEastAsia" w:hAnsiTheme="minorEastAsia" w:hint="eastAsia"/>
+                <w:rFonts w:asciiTheme="minorEastAsia" w:hAnsiTheme="minorEastAsia"/>
                 <w:szCs w:val="21"/>
               </w:rPr>
             </w:pPr>
@@ -8051,7 +7890,7 @@
               <w:adjustRightInd w:val="0"/>
               <w:spacing w:line="360" w:lineRule="auto"/>
               <w:rPr>
-                <w:rFonts w:asciiTheme="minorEastAsia" w:hAnsiTheme="minorEastAsia" w:hint="eastAsia"/>
+                <w:rFonts w:asciiTheme="minorEastAsia" w:hAnsiTheme="minorEastAsia"/>
                 <w:szCs w:val="21"/>
               </w:rPr>
             </w:pPr>
@@ -8080,7 +7919,7 @@
               <w:adjustRightInd w:val="0"/>
               <w:spacing w:line="360" w:lineRule="auto"/>
               <w:rPr>
-                <w:rFonts w:asciiTheme="minorEastAsia" w:hAnsiTheme="minorEastAsia" w:hint="eastAsia"/>
+                <w:rFonts w:asciiTheme="minorEastAsia" w:hAnsiTheme="minorEastAsia"/>
                 <w:szCs w:val="21"/>
               </w:rPr>
             </w:pPr>
@@ -8111,7 +7950,7 @@
               <w:adjustRightInd w:val="0"/>
               <w:spacing w:line="360" w:lineRule="auto"/>
               <w:rPr>
-                <w:rFonts w:asciiTheme="minorEastAsia" w:hAnsiTheme="minorEastAsia" w:hint="eastAsia"/>
+                <w:rFonts w:asciiTheme="minorEastAsia" w:hAnsiTheme="minorEastAsia"/>
                 <w:szCs w:val="21"/>
               </w:rPr>
             </w:pPr>
@@ -8135,7 +7974,7 @@
               <w:adjustRightInd w:val="0"/>
               <w:spacing w:line="360" w:lineRule="auto"/>
               <w:rPr>
-                <w:rFonts w:asciiTheme="minorEastAsia" w:hAnsiTheme="minorEastAsia" w:hint="eastAsia"/>
+                <w:rFonts w:asciiTheme="minorEastAsia" w:hAnsiTheme="minorEastAsia"/>
                 <w:szCs w:val="21"/>
               </w:rPr>
             </w:pPr>
@@ -8164,7 +8003,7 @@
               <w:adjustRightInd w:val="0"/>
               <w:spacing w:line="360" w:lineRule="auto"/>
               <w:rPr>
-                <w:rFonts w:asciiTheme="minorEastAsia" w:hAnsiTheme="minorEastAsia" w:hint="eastAsia"/>
+                <w:rFonts w:asciiTheme="minorEastAsia" w:hAnsiTheme="minorEastAsia"/>
                 <w:szCs w:val="21"/>
               </w:rPr>
             </w:pPr>
@@ -8195,7 +8034,7 @@
               <w:adjustRightInd w:val="0"/>
               <w:spacing w:line="360" w:lineRule="auto"/>
               <w:rPr>
-                <w:rFonts w:asciiTheme="minorEastAsia" w:hAnsiTheme="minorEastAsia" w:hint="eastAsia"/>
+                <w:rFonts w:asciiTheme="minorEastAsia" w:hAnsiTheme="minorEastAsia"/>
                 <w:szCs w:val="21"/>
               </w:rPr>
             </w:pPr>
@@ -8219,7 +8058,7 @@
               <w:adjustRightInd w:val="0"/>
               <w:spacing w:line="360" w:lineRule="auto"/>
               <w:rPr>
-                <w:rFonts w:asciiTheme="minorEastAsia" w:hAnsiTheme="minorEastAsia" w:hint="eastAsia"/>
+                <w:rFonts w:asciiTheme="minorEastAsia" w:hAnsiTheme="minorEastAsia"/>
                 <w:szCs w:val="21"/>
               </w:rPr>
             </w:pPr>
@@ -8248,7 +8087,7 @@
               <w:adjustRightInd w:val="0"/>
               <w:spacing w:line="360" w:lineRule="auto"/>
               <w:rPr>
-                <w:rFonts w:asciiTheme="minorEastAsia" w:hAnsiTheme="minorEastAsia" w:hint="eastAsia"/>
+                <w:rFonts w:asciiTheme="minorEastAsia" w:hAnsiTheme="minorEastAsia"/>
                 <w:szCs w:val="21"/>
               </w:rPr>
             </w:pPr>
@@ -8279,7 +8118,7 @@
               <w:adjustRightInd w:val="0"/>
               <w:spacing w:line="360" w:lineRule="auto"/>
               <w:rPr>
-                <w:rFonts w:asciiTheme="minorEastAsia" w:hAnsiTheme="minorEastAsia" w:hint="eastAsia"/>
+                <w:rFonts w:asciiTheme="minorEastAsia" w:hAnsiTheme="minorEastAsia"/>
                 <w:szCs w:val="21"/>
               </w:rPr>
             </w:pPr>
@@ -8303,7 +8142,7 @@
               <w:adjustRightInd w:val="0"/>
               <w:spacing w:line="360" w:lineRule="auto"/>
               <w:rPr>
-                <w:rFonts w:asciiTheme="minorEastAsia" w:hAnsiTheme="minorEastAsia" w:hint="eastAsia"/>
+                <w:rFonts w:asciiTheme="minorEastAsia" w:hAnsiTheme="minorEastAsia"/>
                 <w:szCs w:val="21"/>
               </w:rPr>
             </w:pPr>
@@ -8332,7 +8171,7 @@
               <w:adjustRightInd w:val="0"/>
               <w:spacing w:line="360" w:lineRule="auto"/>
               <w:rPr>
-                <w:rFonts w:asciiTheme="minorEastAsia" w:hAnsiTheme="minorEastAsia" w:hint="eastAsia"/>
+                <w:rFonts w:asciiTheme="minorEastAsia" w:hAnsiTheme="minorEastAsia"/>
                 <w:szCs w:val="21"/>
               </w:rPr>
             </w:pPr>
@@ -8363,7 +8202,7 @@
               <w:adjustRightInd w:val="0"/>
               <w:spacing w:line="360" w:lineRule="auto"/>
               <w:rPr>
-                <w:rFonts w:asciiTheme="minorEastAsia" w:hAnsiTheme="minorEastAsia" w:hint="eastAsia"/>
+                <w:rFonts w:asciiTheme="minorEastAsia" w:hAnsiTheme="minorEastAsia"/>
                 <w:szCs w:val="21"/>
               </w:rPr>
             </w:pPr>
@@ -8387,7 +8226,7 @@
               <w:adjustRightInd w:val="0"/>
               <w:spacing w:line="360" w:lineRule="auto"/>
               <w:rPr>
-                <w:rFonts w:asciiTheme="minorEastAsia" w:hAnsiTheme="minorEastAsia" w:hint="eastAsia"/>
+                <w:rFonts w:asciiTheme="minorEastAsia" w:hAnsiTheme="minorEastAsia"/>
                 <w:szCs w:val="21"/>
               </w:rPr>
             </w:pPr>
@@ -8416,7 +8255,7 @@
               <w:adjustRightInd w:val="0"/>
               <w:spacing w:line="360" w:lineRule="auto"/>
               <w:rPr>
-                <w:rFonts w:asciiTheme="minorEastAsia" w:hAnsiTheme="minorEastAsia" w:hint="eastAsia"/>
+                <w:rFonts w:asciiTheme="minorEastAsia" w:hAnsiTheme="minorEastAsia"/>
                 <w:szCs w:val="21"/>
               </w:rPr>
             </w:pPr>
@@ -8447,7 +8286,7 @@
               <w:adjustRightInd w:val="0"/>
               <w:spacing w:line="360" w:lineRule="auto"/>
               <w:rPr>
-                <w:rFonts w:asciiTheme="minorEastAsia" w:hAnsiTheme="minorEastAsia" w:hint="eastAsia"/>
+                <w:rFonts w:asciiTheme="minorEastAsia" w:hAnsiTheme="minorEastAsia"/>
                 <w:szCs w:val="21"/>
               </w:rPr>
             </w:pPr>
@@ -8471,7 +8310,7 @@
               <w:adjustRightInd w:val="0"/>
               <w:spacing w:line="360" w:lineRule="auto"/>
               <w:rPr>
-                <w:rFonts w:asciiTheme="minorEastAsia" w:hAnsiTheme="minorEastAsia" w:hint="eastAsia"/>
+                <w:rFonts w:asciiTheme="minorEastAsia" w:hAnsiTheme="minorEastAsia"/>
                 <w:szCs w:val="21"/>
               </w:rPr>
             </w:pPr>
@@ -8500,7 +8339,7 @@
               <w:adjustRightInd w:val="0"/>
               <w:spacing w:line="360" w:lineRule="auto"/>
               <w:rPr>
-                <w:rFonts w:asciiTheme="minorEastAsia" w:hAnsiTheme="minorEastAsia" w:hint="eastAsia"/>
+                <w:rFonts w:asciiTheme="minorEastAsia" w:hAnsiTheme="minorEastAsia"/>
                 <w:szCs w:val="21"/>
               </w:rPr>
             </w:pPr>
@@ -8531,7 +8370,7 @@
               <w:adjustRightInd w:val="0"/>
               <w:spacing w:line="360" w:lineRule="auto"/>
               <w:rPr>
-                <w:rFonts w:asciiTheme="minorEastAsia" w:hAnsiTheme="minorEastAsia" w:hint="eastAsia"/>
+                <w:rFonts w:asciiTheme="minorEastAsia" w:hAnsiTheme="minorEastAsia"/>
                 <w:szCs w:val="21"/>
               </w:rPr>
             </w:pPr>
@@ -8555,7 +8394,7 @@
               <w:adjustRightInd w:val="0"/>
               <w:spacing w:line="360" w:lineRule="auto"/>
               <w:rPr>
-                <w:rFonts w:asciiTheme="minorEastAsia" w:hAnsiTheme="minorEastAsia" w:hint="eastAsia"/>
+                <w:rFonts w:asciiTheme="minorEastAsia" w:hAnsiTheme="minorEastAsia"/>
                 <w:szCs w:val="21"/>
               </w:rPr>
             </w:pPr>
@@ -8584,7 +8423,7 @@
               <w:adjustRightInd w:val="0"/>
               <w:spacing w:line="360" w:lineRule="auto"/>
               <w:rPr>
-                <w:rFonts w:asciiTheme="minorEastAsia" w:hAnsiTheme="minorEastAsia" w:hint="eastAsia"/>
+                <w:rFonts w:asciiTheme="minorEastAsia" w:hAnsiTheme="minorEastAsia"/>
                 <w:szCs w:val="21"/>
               </w:rPr>
             </w:pPr>
@@ -8615,7 +8454,7 @@
               <w:adjustRightInd w:val="0"/>
               <w:spacing w:line="360" w:lineRule="auto"/>
               <w:rPr>
-                <w:rFonts w:asciiTheme="minorEastAsia" w:hAnsiTheme="minorEastAsia" w:hint="eastAsia"/>
+                <w:rFonts w:asciiTheme="minorEastAsia" w:hAnsiTheme="minorEastAsia"/>
                 <w:szCs w:val="21"/>
               </w:rPr>
             </w:pPr>
@@ -8639,7 +8478,7 @@
               <w:adjustRightInd w:val="0"/>
               <w:spacing w:line="360" w:lineRule="auto"/>
               <w:rPr>
-                <w:rFonts w:asciiTheme="minorEastAsia" w:hAnsiTheme="minorEastAsia" w:hint="eastAsia"/>
+                <w:rFonts w:asciiTheme="minorEastAsia" w:hAnsiTheme="minorEastAsia"/>
                 <w:szCs w:val="21"/>
               </w:rPr>
             </w:pPr>
@@ -8668,7 +8507,7 @@
               <w:adjustRightInd w:val="0"/>
               <w:spacing w:line="360" w:lineRule="auto"/>
               <w:rPr>
-                <w:rFonts w:asciiTheme="minorEastAsia" w:hAnsiTheme="minorEastAsia" w:hint="eastAsia"/>
+                <w:rFonts w:asciiTheme="minorEastAsia" w:hAnsiTheme="minorEastAsia"/>
                 <w:szCs w:val="21"/>
               </w:rPr>
             </w:pPr>
@@ -8699,7 +8538,7 @@
               <w:adjustRightInd w:val="0"/>
               <w:spacing w:line="360" w:lineRule="auto"/>
               <w:rPr>
-                <w:rFonts w:asciiTheme="minorEastAsia" w:hAnsiTheme="minorEastAsia" w:hint="eastAsia"/>
+                <w:rFonts w:asciiTheme="minorEastAsia" w:hAnsiTheme="minorEastAsia"/>
                 <w:szCs w:val="21"/>
               </w:rPr>
             </w:pPr>
@@ -8723,7 +8562,7 @@
               <w:adjustRightInd w:val="0"/>
               <w:spacing w:line="360" w:lineRule="auto"/>
               <w:rPr>
-                <w:rFonts w:asciiTheme="minorEastAsia" w:hAnsiTheme="minorEastAsia" w:hint="eastAsia"/>
+                <w:rFonts w:asciiTheme="minorEastAsia" w:hAnsiTheme="minorEastAsia"/>
                 <w:szCs w:val="21"/>
               </w:rPr>
             </w:pPr>
@@ -8752,7 +8591,7 @@
               <w:adjustRightInd w:val="0"/>
               <w:spacing w:line="360" w:lineRule="auto"/>
               <w:rPr>
-                <w:rFonts w:asciiTheme="minorEastAsia" w:hAnsiTheme="minorEastAsia" w:hint="eastAsia"/>
+                <w:rFonts w:asciiTheme="minorEastAsia" w:hAnsiTheme="minorEastAsia"/>
                 <w:szCs w:val="21"/>
               </w:rPr>
             </w:pPr>
@@ -8797,7 +8636,7 @@
               <w:adjustRightInd w:val="0"/>
               <w:spacing w:line="360" w:lineRule="auto"/>
               <w:rPr>
-                <w:rFonts w:asciiTheme="minorEastAsia" w:hAnsiTheme="minorEastAsia" w:hint="eastAsia"/>
+                <w:rFonts w:asciiTheme="minorEastAsia" w:hAnsiTheme="minorEastAsia"/>
                 <w:szCs w:val="21"/>
               </w:rPr>
             </w:pPr>
@@ -8821,7 +8660,7 @@
               <w:adjustRightInd w:val="0"/>
               <w:spacing w:line="360" w:lineRule="auto"/>
               <w:rPr>
-                <w:rFonts w:asciiTheme="minorEastAsia" w:hAnsiTheme="minorEastAsia" w:hint="eastAsia"/>
+                <w:rFonts w:asciiTheme="minorEastAsia" w:hAnsiTheme="minorEastAsia"/>
                 <w:szCs w:val="21"/>
               </w:rPr>
             </w:pPr>
@@ -8857,7 +8696,7 @@
               <w:adjustRightInd w:val="0"/>
               <w:spacing w:line="360" w:lineRule="auto"/>
               <w:rPr>
-                <w:rFonts w:asciiTheme="minorEastAsia" w:hAnsiTheme="minorEastAsia" w:hint="eastAsia"/>
+                <w:rFonts w:asciiTheme="minorEastAsia" w:hAnsiTheme="minorEastAsia"/>
                 <w:szCs w:val="21"/>
               </w:rPr>
             </w:pPr>
@@ -8909,7 +8748,7 @@
               <w:adjustRightInd w:val="0"/>
               <w:spacing w:line="360" w:lineRule="auto"/>
               <w:rPr>
-                <w:rFonts w:asciiTheme="minorEastAsia" w:hAnsiTheme="minorEastAsia" w:hint="eastAsia"/>
+                <w:rFonts w:asciiTheme="minorEastAsia" w:hAnsiTheme="minorEastAsia"/>
                 <w:szCs w:val="21"/>
               </w:rPr>
             </w:pPr>
@@ -8933,7 +8772,7 @@
               <w:adjustRightInd w:val="0"/>
               <w:spacing w:line="360" w:lineRule="auto"/>
               <w:rPr>
-                <w:rFonts w:asciiTheme="minorEastAsia" w:hAnsiTheme="minorEastAsia" w:hint="eastAsia"/>
+                <w:rFonts w:asciiTheme="minorEastAsia" w:hAnsiTheme="minorEastAsia"/>
                 <w:szCs w:val="21"/>
               </w:rPr>
             </w:pPr>
@@ -8976,7 +8815,7 @@
               <w:adjustRightInd w:val="0"/>
               <w:spacing w:line="360" w:lineRule="auto"/>
               <w:rPr>
-                <w:rFonts w:asciiTheme="minorEastAsia" w:hAnsiTheme="minorEastAsia" w:hint="eastAsia"/>
+                <w:rFonts w:asciiTheme="minorEastAsia" w:hAnsiTheme="minorEastAsia"/>
                 <w:szCs w:val="21"/>
               </w:rPr>
             </w:pPr>
@@ -9028,7 +8867,7 @@
               <w:adjustRightInd w:val="0"/>
               <w:spacing w:line="360" w:lineRule="auto"/>
               <w:rPr>
-                <w:rFonts w:asciiTheme="minorEastAsia" w:hAnsiTheme="minorEastAsia" w:hint="eastAsia"/>
+                <w:rFonts w:asciiTheme="minorEastAsia" w:hAnsiTheme="minorEastAsia"/>
                 <w:szCs w:val="21"/>
               </w:rPr>
             </w:pPr>
@@ -9052,7 +8891,7 @@
               <w:adjustRightInd w:val="0"/>
               <w:spacing w:line="360" w:lineRule="auto"/>
               <w:rPr>
-                <w:rFonts w:asciiTheme="minorEastAsia" w:hAnsiTheme="minorEastAsia" w:hint="eastAsia"/>
+                <w:rFonts w:asciiTheme="minorEastAsia" w:hAnsiTheme="minorEastAsia"/>
                 <w:szCs w:val="21"/>
               </w:rPr>
             </w:pPr>
@@ -9095,7 +8934,7 @@
               <w:adjustRightInd w:val="0"/>
               <w:spacing w:line="360" w:lineRule="auto"/>
               <w:rPr>
-                <w:rFonts w:asciiTheme="minorEastAsia" w:hAnsiTheme="minorEastAsia" w:hint="eastAsia"/>
+                <w:rFonts w:asciiTheme="minorEastAsia" w:hAnsiTheme="minorEastAsia"/>
                 <w:szCs w:val="21"/>
               </w:rPr>
             </w:pPr>
@@ -9140,7 +8979,7 @@
               <w:adjustRightInd w:val="0"/>
               <w:spacing w:line="360" w:lineRule="auto"/>
               <w:rPr>
-                <w:rFonts w:asciiTheme="minorEastAsia" w:hAnsiTheme="minorEastAsia" w:hint="eastAsia"/>
+                <w:rFonts w:asciiTheme="minorEastAsia" w:hAnsiTheme="minorEastAsia"/>
                 <w:szCs w:val="21"/>
               </w:rPr>
             </w:pPr>
@@ -9164,7 +9003,7 @@
               <w:adjustRightInd w:val="0"/>
               <w:spacing w:line="360" w:lineRule="auto"/>
               <w:rPr>
-                <w:rFonts w:asciiTheme="minorEastAsia" w:hAnsiTheme="minorEastAsia" w:hint="eastAsia"/>
+                <w:rFonts w:asciiTheme="minorEastAsia" w:hAnsiTheme="minorEastAsia"/>
                 <w:szCs w:val="21"/>
               </w:rPr>
             </w:pPr>
@@ -9207,7 +9046,7 @@
               <w:adjustRightInd w:val="0"/>
               <w:spacing w:line="360" w:lineRule="auto"/>
               <w:rPr>
-                <w:rFonts w:asciiTheme="minorEastAsia" w:hAnsiTheme="minorEastAsia" w:hint="eastAsia"/>
+                <w:rFonts w:asciiTheme="minorEastAsia" w:hAnsiTheme="minorEastAsia"/>
                 <w:szCs w:val="21"/>
               </w:rPr>
             </w:pPr>
@@ -9259,7 +9098,7 @@
               <w:adjustRightInd w:val="0"/>
               <w:spacing w:line="360" w:lineRule="auto"/>
               <w:rPr>
-                <w:rFonts w:asciiTheme="minorEastAsia" w:hAnsiTheme="minorEastAsia" w:hint="eastAsia"/>
+                <w:rFonts w:asciiTheme="minorEastAsia" w:hAnsiTheme="minorEastAsia"/>
                 <w:szCs w:val="21"/>
               </w:rPr>
             </w:pPr>
@@ -9283,7 +9122,7 @@
               <w:adjustRightInd w:val="0"/>
               <w:spacing w:line="360" w:lineRule="auto"/>
               <w:rPr>
-                <w:rFonts w:asciiTheme="minorEastAsia" w:hAnsiTheme="minorEastAsia" w:hint="eastAsia"/>
+                <w:rFonts w:asciiTheme="minorEastAsia" w:hAnsiTheme="minorEastAsia"/>
                 <w:szCs w:val="21"/>
               </w:rPr>
             </w:pPr>
@@ -9326,7 +9165,7 @@
               <w:adjustRightInd w:val="0"/>
               <w:spacing w:line="360" w:lineRule="auto"/>
               <w:rPr>
-                <w:rFonts w:asciiTheme="minorEastAsia" w:hAnsiTheme="minorEastAsia" w:hint="eastAsia"/>
+                <w:rFonts w:asciiTheme="minorEastAsia" w:hAnsiTheme="minorEastAsia"/>
                 <w:szCs w:val="21"/>
               </w:rPr>
             </w:pPr>
@@ -9378,7 +9217,7 @@
               <w:adjustRightInd w:val="0"/>
               <w:spacing w:line="360" w:lineRule="auto"/>
               <w:rPr>
-                <w:rFonts w:asciiTheme="minorEastAsia" w:hAnsiTheme="minorEastAsia" w:hint="eastAsia"/>
+                <w:rFonts w:asciiTheme="minorEastAsia" w:hAnsiTheme="minorEastAsia"/>
                 <w:szCs w:val="21"/>
               </w:rPr>
             </w:pPr>
@@ -9402,7 +9241,7 @@
               <w:adjustRightInd w:val="0"/>
               <w:spacing w:line="360" w:lineRule="auto"/>
               <w:rPr>
-                <w:rFonts w:asciiTheme="minorEastAsia" w:hAnsiTheme="minorEastAsia" w:hint="eastAsia"/>
+                <w:rFonts w:asciiTheme="minorEastAsia" w:hAnsiTheme="minorEastAsia"/>
                 <w:szCs w:val="21"/>
               </w:rPr>
             </w:pPr>
@@ -9434,9 +9273,6 @@
     <w:p>
       <w:pPr>
         <w:spacing w:line="276" w:lineRule="auto"/>
-        <w:rPr>
-          <w:rFonts w:hint="eastAsia"/>
-        </w:rPr>
       </w:pPr>
     </w:p>
     <w:p>
@@ -9595,9 +9431,6 @@
     <w:p>
       <w:pPr>
         <w:ind w:left="576"/>
-        <w:rPr>
-          <w:rFonts w:hint="eastAsia"/>
-        </w:rPr>
       </w:pPr>
       <w:r>
         <w:rPr>
@@ -9675,7 +9508,7 @@
         <w:pStyle w:val="Heading3"/>
         <w:spacing w:line="276" w:lineRule="auto"/>
         <w:rPr>
-          <w:rFonts w:ascii="Arial" w:hAnsi="Arial" w:cs="Arial" w:hint="eastAsia"/>
+          <w:rFonts w:ascii="Arial" w:hAnsi="Arial" w:cs="Arial"/>
         </w:rPr>
       </w:pPr>
       <w:bookmarkStart w:id="21" w:name="_Toc430105232"/>
@@ -9695,9 +9528,6 @@
           <w:numId w:val="38"/>
         </w:numPr>
         <w:ind w:firstLineChars="0"/>
-        <w:rPr>
-          <w:rFonts w:hint="eastAsia"/>
-        </w:rPr>
       </w:pPr>
       <w:r>
         <w:rPr>
@@ -9710,9 +9540,6 @@
       <w:pPr>
         <w:pStyle w:val="ListParagraph"/>
         <w:ind w:left="420" w:firstLineChars="0" w:firstLine="0"/>
-        <w:rPr>
-          <w:rFonts w:hint="eastAsia"/>
-        </w:rPr>
       </w:pPr>
       <w:r>
         <w:rPr>
@@ -10543,11 +10370,6 @@
             <w:tcW w:w="2693" w:type="dxa"/>
           </w:tcPr>
           <w:p>
-            <w:pPr>
-              <w:rPr>
-                <w:rFonts w:hint="eastAsia"/>
-              </w:rPr>
-            </w:pPr>
             <w:r>
               <w:rPr>
                 <w:rFonts w:hint="eastAsia"/>
@@ -10569,11 +10391,6 @@
             <w:tcW w:w="4503" w:type="dxa"/>
           </w:tcPr>
           <w:p>
-            <w:pPr>
-              <w:rPr>
-                <w:rFonts w:hint="eastAsia"/>
-              </w:rPr>
-            </w:pPr>
             <w:r>
               <w:rPr>
                 <w:rFonts w:hint="eastAsia"/>
@@ -10641,11 +10458,6 @@
             <w:tcW w:w="2693" w:type="dxa"/>
           </w:tcPr>
           <w:p>
-            <w:pPr>
-              <w:rPr>
-                <w:rFonts w:hint="eastAsia"/>
-              </w:rPr>
-            </w:pPr>
             <w:r>
               <w:rPr>
                 <w:rFonts w:hint="eastAsia"/>
@@ -10667,11 +10479,6 @@
             <w:tcW w:w="4503" w:type="dxa"/>
           </w:tcPr>
           <w:p>
-            <w:pPr>
-              <w:rPr>
-                <w:rFonts w:hint="eastAsia"/>
-              </w:rPr>
-            </w:pPr>
             <w:r>
               <w:rPr>
                 <w:rFonts w:hint="eastAsia"/>
@@ -10788,11 +10595,6 @@
             <w:tcW w:w="2693" w:type="dxa"/>
           </w:tcPr>
           <w:p>
-            <w:pPr>
-              <w:rPr>
-                <w:rFonts w:hint="eastAsia"/>
-              </w:rPr>
-            </w:pPr>
             <w:r>
               <w:rPr>
                 <w:rFonts w:hint="eastAsia"/>
@@ -10810,19 +10612,8 @@
         </w:tc>
       </w:tr>
     </w:tbl>
+    <w:p/>
     <w:p>
-      <w:pPr>
-        <w:rPr>
-          <w:rFonts w:hint="eastAsia"/>
-        </w:rPr>
-      </w:pPr>
-    </w:p>
-    <w:p>
-      <w:pPr>
-        <w:rPr>
-          <w:rFonts w:hint="eastAsia"/>
-        </w:rPr>
-      </w:pPr>
       <w:r>
         <w:rPr>
           <w:rFonts w:hint="eastAsia"/>
@@ -10947,11 +10738,6 @@
             <w:tcW w:w="4644" w:type="dxa"/>
           </w:tcPr>
           <w:p>
-            <w:pPr>
-              <w:rPr>
-                <w:rFonts w:hint="eastAsia"/>
-              </w:rPr>
-            </w:pPr>
             <w:r>
               <w:rPr>
                 <w:rFonts w:hint="eastAsia"/>
@@ -11234,11 +11020,6 @@
             <w:tcW w:w="4644" w:type="dxa"/>
           </w:tcPr>
           <w:p>
-            <w:pPr>
-              <w:rPr>
-                <w:rFonts w:hint="eastAsia"/>
-              </w:rPr>
-            </w:pPr>
             <w:r>
               <w:rPr>
                 <w:rFonts w:hint="eastAsia"/>
@@ -11264,11 +11045,6 @@
             <w:tcW w:w="2127" w:type="dxa"/>
           </w:tcPr>
           <w:p>
-            <w:pPr>
-              <w:rPr>
-                <w:rFonts w:hint="eastAsia"/>
-              </w:rPr>
-            </w:pPr>
             <w:r>
               <w:rPr>
                 <w:rFonts w:hint="eastAsia"/>
@@ -11290,11 +11066,6 @@
             <w:tcW w:w="4644" w:type="dxa"/>
           </w:tcPr>
           <w:p>
-            <w:pPr>
-              <w:rPr>
-                <w:rFonts w:hint="eastAsia"/>
-              </w:rPr>
-            </w:pPr>
             <w:r>
               <w:rPr>
                 <w:rFonts w:hint="eastAsia"/>
@@ -11308,11 +11079,6 @@
             <w:tcW w:w="2127" w:type="dxa"/>
           </w:tcPr>
           <w:p>
-            <w:pPr>
-              <w:rPr>
-                <w:rFonts w:hint="eastAsia"/>
-              </w:rPr>
-            </w:pPr>
             <w:r>
               <w:rPr>
                 <w:rFonts w:hint="eastAsia"/>
@@ -11360,13 +11126,7 @@
         </w:tc>
       </w:tr>
     </w:tbl>
-    <w:p>
-      <w:pPr>
-        <w:rPr>
-          <w:rFonts w:hint="eastAsia"/>
-        </w:rPr>
-      </w:pPr>
-    </w:p>
+    <w:p/>
     <w:p>
       <w:pPr>
         <w:pStyle w:val="ListParagraph"/>
@@ -11375,9 +11135,6 @@
           <w:numId w:val="38"/>
         </w:numPr>
         <w:ind w:firstLineChars="0"/>
-        <w:rPr>
-          <w:rFonts w:hint="eastAsia"/>
-        </w:rPr>
       </w:pPr>
       <w:r>
         <w:rPr>
@@ -11390,9 +11147,6 @@
       <w:pPr>
         <w:spacing w:line="276" w:lineRule="auto"/>
         <w:ind w:firstLine="420"/>
-        <w:rPr>
-          <w:rFonts w:hint="eastAsia"/>
-        </w:rPr>
       </w:pPr>
       <w:r>
         <w:rPr>
@@ -11478,9 +11232,6 @@
       <w:pPr>
         <w:spacing w:line="276" w:lineRule="auto"/>
         <w:ind w:firstLine="420"/>
-        <w:rPr>
-          <w:rFonts w:hint="eastAsia"/>
-        </w:rPr>
       </w:pPr>
     </w:p>
     <w:tbl>
@@ -11522,7 +11273,7 @@
               <w:adjustRightInd w:val="0"/>
               <w:spacing w:line="360" w:lineRule="auto"/>
               <w:rPr>
-                <w:rFonts w:asciiTheme="minorEastAsia" w:hAnsiTheme="minorEastAsia" w:hint="eastAsia"/>
+                <w:rFonts w:asciiTheme="minorEastAsia" w:hAnsiTheme="minorEastAsia"/>
                 <w:sz w:val="18"/>
                 <w:szCs w:val="18"/>
               </w:rPr>
@@ -11548,7 +11299,7 @@
               <w:adjustRightInd w:val="0"/>
               <w:spacing w:line="360" w:lineRule="auto"/>
               <w:rPr>
-                <w:rFonts w:asciiTheme="minorEastAsia" w:hAnsiTheme="minorEastAsia" w:hint="eastAsia"/>
+                <w:rFonts w:asciiTheme="minorEastAsia" w:hAnsiTheme="minorEastAsia"/>
                 <w:sz w:val="18"/>
                 <w:szCs w:val="18"/>
               </w:rPr>
@@ -11574,7 +11325,7 @@
               <w:adjustRightInd w:val="0"/>
               <w:spacing w:line="360" w:lineRule="auto"/>
               <w:rPr>
-                <w:rFonts w:asciiTheme="minorEastAsia" w:hAnsiTheme="minorEastAsia" w:hint="eastAsia"/>
+                <w:rFonts w:asciiTheme="minorEastAsia" w:hAnsiTheme="minorEastAsia"/>
                 <w:sz w:val="18"/>
                 <w:szCs w:val="18"/>
               </w:rPr>
@@ -11600,7 +11351,7 @@
               <w:adjustRightInd w:val="0"/>
               <w:spacing w:line="360" w:lineRule="auto"/>
               <w:rPr>
-                <w:rFonts w:asciiTheme="minorEastAsia" w:hAnsiTheme="minorEastAsia" w:hint="eastAsia"/>
+                <w:rFonts w:asciiTheme="minorEastAsia" w:hAnsiTheme="minorEastAsia"/>
                 <w:sz w:val="18"/>
                 <w:szCs w:val="18"/>
               </w:rPr>
@@ -11626,7 +11377,7 @@
               <w:adjustRightInd w:val="0"/>
               <w:spacing w:line="360" w:lineRule="auto"/>
               <w:rPr>
-                <w:rFonts w:asciiTheme="minorEastAsia" w:hAnsiTheme="minorEastAsia" w:hint="eastAsia"/>
+                <w:rFonts w:asciiTheme="minorEastAsia" w:hAnsiTheme="minorEastAsia"/>
                 <w:sz w:val="18"/>
                 <w:szCs w:val="18"/>
               </w:rPr>
@@ -11652,7 +11403,7 @@
               <w:adjustRightInd w:val="0"/>
               <w:spacing w:line="360" w:lineRule="auto"/>
               <w:rPr>
-                <w:rFonts w:asciiTheme="minorEastAsia" w:hAnsiTheme="minorEastAsia" w:hint="eastAsia"/>
+                <w:rFonts w:asciiTheme="minorEastAsia" w:hAnsiTheme="minorEastAsia"/>
                 <w:sz w:val="18"/>
                 <w:szCs w:val="18"/>
               </w:rPr>
@@ -11678,7 +11429,7 @@
               <w:adjustRightInd w:val="0"/>
               <w:spacing w:line="360" w:lineRule="auto"/>
               <w:rPr>
-                <w:rFonts w:asciiTheme="minorEastAsia" w:hAnsiTheme="minorEastAsia" w:hint="eastAsia"/>
+                <w:rFonts w:asciiTheme="minorEastAsia" w:hAnsiTheme="minorEastAsia"/>
                 <w:sz w:val="18"/>
                 <w:szCs w:val="18"/>
               </w:rPr>
@@ -11704,7 +11455,7 @@
               <w:adjustRightInd w:val="0"/>
               <w:spacing w:line="360" w:lineRule="auto"/>
               <w:rPr>
-                <w:rFonts w:asciiTheme="minorEastAsia" w:hAnsiTheme="minorEastAsia" w:hint="eastAsia"/>
+                <w:rFonts w:asciiTheme="minorEastAsia" w:hAnsiTheme="minorEastAsia"/>
                 <w:sz w:val="18"/>
                 <w:szCs w:val="18"/>
               </w:rPr>
@@ -11730,7 +11481,7 @@
               <w:adjustRightInd w:val="0"/>
               <w:spacing w:line="360" w:lineRule="auto"/>
               <w:rPr>
-                <w:rFonts w:asciiTheme="minorEastAsia" w:hAnsiTheme="minorEastAsia" w:hint="eastAsia"/>
+                <w:rFonts w:asciiTheme="minorEastAsia" w:hAnsiTheme="minorEastAsia"/>
                 <w:sz w:val="18"/>
                 <w:szCs w:val="18"/>
               </w:rPr>
@@ -11758,7 +11509,7 @@
               <w:adjustRightInd w:val="0"/>
               <w:spacing w:line="360" w:lineRule="auto"/>
               <w:rPr>
-                <w:rFonts w:asciiTheme="minorEastAsia" w:hAnsiTheme="minorEastAsia" w:hint="eastAsia"/>
+                <w:rFonts w:asciiTheme="minorEastAsia" w:hAnsiTheme="minorEastAsia"/>
                 <w:sz w:val="18"/>
                 <w:szCs w:val="18"/>
               </w:rPr>
@@ -11780,7 +11531,7 @@
           <w:p>
             <w:pPr>
               <w:rPr>
-                <w:rFonts w:asciiTheme="minorEastAsia" w:hAnsiTheme="minorEastAsia" w:hint="eastAsia"/>
+                <w:rFonts w:asciiTheme="minorEastAsia" w:hAnsiTheme="minorEastAsia"/>
                 <w:sz w:val="18"/>
                 <w:szCs w:val="18"/>
               </w:rPr>
@@ -11814,7 +11565,7 @@
               <w:adjustRightInd w:val="0"/>
               <w:spacing w:line="360" w:lineRule="auto"/>
               <w:rPr>
-                <w:rFonts w:asciiTheme="minorEastAsia" w:hAnsiTheme="minorEastAsia" w:hint="eastAsia"/>
+                <w:rFonts w:asciiTheme="minorEastAsia" w:hAnsiTheme="minorEastAsia"/>
                 <w:sz w:val="18"/>
                 <w:szCs w:val="18"/>
               </w:rPr>
@@ -11840,7 +11591,7 @@
               <w:adjustRightInd w:val="0"/>
               <w:spacing w:line="360" w:lineRule="auto"/>
               <w:rPr>
-                <w:rFonts w:asciiTheme="minorEastAsia" w:hAnsiTheme="minorEastAsia" w:hint="eastAsia"/>
+                <w:rFonts w:asciiTheme="minorEastAsia" w:hAnsiTheme="minorEastAsia"/>
                 <w:sz w:val="18"/>
                 <w:szCs w:val="18"/>
               </w:rPr>
@@ -11866,7 +11617,7 @@
               <w:adjustRightInd w:val="0"/>
               <w:spacing w:line="360" w:lineRule="auto"/>
               <w:rPr>
-                <w:rFonts w:asciiTheme="minorEastAsia" w:hAnsiTheme="minorEastAsia" w:hint="eastAsia"/>
+                <w:rFonts w:asciiTheme="minorEastAsia" w:hAnsiTheme="minorEastAsia"/>
                 <w:sz w:val="18"/>
                 <w:szCs w:val="18"/>
               </w:rPr>
@@ -11892,7 +11643,7 @@
               <w:adjustRightInd w:val="0"/>
               <w:spacing w:line="360" w:lineRule="auto"/>
               <w:rPr>
-                <w:rFonts w:asciiTheme="minorEastAsia" w:hAnsiTheme="minorEastAsia" w:hint="eastAsia"/>
+                <w:rFonts w:asciiTheme="minorEastAsia" w:hAnsiTheme="minorEastAsia"/>
                 <w:sz w:val="18"/>
                 <w:szCs w:val="18"/>
               </w:rPr>
@@ -11918,7 +11669,7 @@
               <w:adjustRightInd w:val="0"/>
               <w:spacing w:line="360" w:lineRule="auto"/>
               <w:rPr>
-                <w:rFonts w:asciiTheme="minorEastAsia" w:hAnsiTheme="minorEastAsia" w:hint="eastAsia"/>
+                <w:rFonts w:asciiTheme="minorEastAsia" w:hAnsiTheme="minorEastAsia"/>
                 <w:sz w:val="18"/>
                 <w:szCs w:val="18"/>
               </w:rPr>
@@ -11944,7 +11695,7 @@
               <w:adjustRightInd w:val="0"/>
               <w:spacing w:line="360" w:lineRule="auto"/>
               <w:rPr>
-                <w:rFonts w:asciiTheme="minorEastAsia" w:hAnsiTheme="minorEastAsia" w:hint="eastAsia"/>
+                <w:rFonts w:asciiTheme="minorEastAsia" w:hAnsiTheme="minorEastAsia"/>
                 <w:sz w:val="18"/>
                 <w:szCs w:val="18"/>
               </w:rPr>
@@ -11970,7 +11721,7 @@
               <w:adjustRightInd w:val="0"/>
               <w:spacing w:line="360" w:lineRule="auto"/>
               <w:rPr>
-                <w:rFonts w:asciiTheme="minorEastAsia" w:hAnsiTheme="minorEastAsia" w:hint="eastAsia"/>
+                <w:rFonts w:asciiTheme="minorEastAsia" w:hAnsiTheme="minorEastAsia"/>
                 <w:sz w:val="18"/>
                 <w:szCs w:val="18"/>
               </w:rPr>
@@ -11998,7 +11749,7 @@
               <w:adjustRightInd w:val="0"/>
               <w:spacing w:line="360" w:lineRule="auto"/>
               <w:rPr>
-                <w:rFonts w:asciiTheme="minorEastAsia" w:hAnsiTheme="minorEastAsia" w:hint="eastAsia"/>
+                <w:rFonts w:asciiTheme="minorEastAsia" w:hAnsiTheme="minorEastAsia"/>
                 <w:sz w:val="18"/>
                 <w:szCs w:val="18"/>
               </w:rPr>
@@ -12020,7 +11771,7 @@
           <w:p>
             <w:pPr>
               <w:rPr>
-                <w:rFonts w:asciiTheme="minorEastAsia" w:hAnsiTheme="minorEastAsia" w:hint="eastAsia"/>
+                <w:rFonts w:asciiTheme="minorEastAsia" w:hAnsiTheme="minorEastAsia"/>
                 <w:sz w:val="18"/>
                 <w:szCs w:val="18"/>
               </w:rPr>
@@ -12054,7 +11805,7 @@
               <w:adjustRightInd w:val="0"/>
               <w:spacing w:line="360" w:lineRule="auto"/>
               <w:rPr>
-                <w:rFonts w:asciiTheme="minorEastAsia" w:hAnsiTheme="minorEastAsia" w:hint="eastAsia"/>
+                <w:rFonts w:asciiTheme="minorEastAsia" w:hAnsiTheme="minorEastAsia"/>
                 <w:sz w:val="18"/>
                 <w:szCs w:val="18"/>
               </w:rPr>
@@ -12080,7 +11831,7 @@
               <w:adjustRightInd w:val="0"/>
               <w:spacing w:line="360" w:lineRule="auto"/>
               <w:rPr>
-                <w:rFonts w:asciiTheme="minorEastAsia" w:hAnsiTheme="minorEastAsia" w:hint="eastAsia"/>
+                <w:rFonts w:asciiTheme="minorEastAsia" w:hAnsiTheme="minorEastAsia"/>
                 <w:sz w:val="18"/>
                 <w:szCs w:val="18"/>
               </w:rPr>
@@ -12106,7 +11857,7 @@
               <w:adjustRightInd w:val="0"/>
               <w:spacing w:line="360" w:lineRule="auto"/>
               <w:rPr>
-                <w:rFonts w:asciiTheme="minorEastAsia" w:hAnsiTheme="minorEastAsia" w:hint="eastAsia"/>
+                <w:rFonts w:asciiTheme="minorEastAsia" w:hAnsiTheme="minorEastAsia"/>
                 <w:sz w:val="18"/>
                 <w:szCs w:val="18"/>
               </w:rPr>
@@ -12132,7 +11883,7 @@
               <w:adjustRightInd w:val="0"/>
               <w:spacing w:line="360" w:lineRule="auto"/>
               <w:rPr>
-                <w:rFonts w:asciiTheme="minorEastAsia" w:hAnsiTheme="minorEastAsia" w:hint="eastAsia"/>
+                <w:rFonts w:asciiTheme="minorEastAsia" w:hAnsiTheme="minorEastAsia"/>
                 <w:sz w:val="18"/>
                 <w:szCs w:val="18"/>
               </w:rPr>
@@ -12158,7 +11909,7 @@
               <w:adjustRightInd w:val="0"/>
               <w:spacing w:line="360" w:lineRule="auto"/>
               <w:rPr>
-                <w:rFonts w:asciiTheme="minorEastAsia" w:hAnsiTheme="minorEastAsia" w:hint="eastAsia"/>
+                <w:rFonts w:asciiTheme="minorEastAsia" w:hAnsiTheme="minorEastAsia"/>
                 <w:sz w:val="18"/>
                 <w:szCs w:val="18"/>
               </w:rPr>
@@ -12184,7 +11935,7 @@
               <w:adjustRightInd w:val="0"/>
               <w:spacing w:line="360" w:lineRule="auto"/>
               <w:rPr>
-                <w:rFonts w:asciiTheme="minorEastAsia" w:hAnsiTheme="minorEastAsia" w:hint="eastAsia"/>
+                <w:rFonts w:asciiTheme="minorEastAsia" w:hAnsiTheme="minorEastAsia"/>
                 <w:sz w:val="18"/>
                 <w:szCs w:val="18"/>
               </w:rPr>
@@ -12210,7 +11961,7 @@
               <w:adjustRightInd w:val="0"/>
               <w:spacing w:line="360" w:lineRule="auto"/>
               <w:rPr>
-                <w:rFonts w:asciiTheme="minorEastAsia" w:hAnsiTheme="minorEastAsia" w:hint="eastAsia"/>
+                <w:rFonts w:asciiTheme="minorEastAsia" w:hAnsiTheme="minorEastAsia"/>
                 <w:sz w:val="18"/>
                 <w:szCs w:val="18"/>
               </w:rPr>
@@ -12238,7 +11989,7 @@
               <w:adjustRightInd w:val="0"/>
               <w:spacing w:line="360" w:lineRule="auto"/>
               <w:rPr>
-                <w:rFonts w:asciiTheme="minorEastAsia" w:hAnsiTheme="minorEastAsia" w:hint="eastAsia"/>
+                <w:rFonts w:asciiTheme="minorEastAsia" w:hAnsiTheme="minorEastAsia"/>
                 <w:sz w:val="18"/>
                 <w:szCs w:val="18"/>
               </w:rPr>
@@ -12260,7 +12011,7 @@
           <w:p>
             <w:pPr>
               <w:rPr>
-                <w:rFonts w:asciiTheme="minorEastAsia" w:hAnsiTheme="minorEastAsia" w:hint="eastAsia"/>
+                <w:rFonts w:asciiTheme="minorEastAsia" w:hAnsiTheme="minorEastAsia"/>
                 <w:sz w:val="18"/>
                 <w:szCs w:val="18"/>
               </w:rPr>
@@ -12318,7 +12069,7 @@
               <w:adjustRightInd w:val="0"/>
               <w:spacing w:line="360" w:lineRule="auto"/>
               <w:rPr>
-                <w:rFonts w:asciiTheme="minorEastAsia" w:hAnsiTheme="minorEastAsia" w:hint="eastAsia"/>
+                <w:rFonts w:asciiTheme="minorEastAsia" w:hAnsiTheme="minorEastAsia"/>
                 <w:sz w:val="18"/>
                 <w:szCs w:val="18"/>
               </w:rPr>
@@ -12344,7 +12095,7 @@
               <w:adjustRightInd w:val="0"/>
               <w:spacing w:line="360" w:lineRule="auto"/>
               <w:rPr>
-                <w:rFonts w:asciiTheme="minorEastAsia" w:hAnsiTheme="minorEastAsia" w:hint="eastAsia"/>
+                <w:rFonts w:asciiTheme="minorEastAsia" w:hAnsiTheme="minorEastAsia"/>
                 <w:sz w:val="18"/>
                 <w:szCs w:val="18"/>
               </w:rPr>
@@ -12370,7 +12121,7 @@
               <w:adjustRightInd w:val="0"/>
               <w:spacing w:line="360" w:lineRule="auto"/>
               <w:rPr>
-                <w:rFonts w:asciiTheme="minorEastAsia" w:hAnsiTheme="minorEastAsia" w:hint="eastAsia"/>
+                <w:rFonts w:asciiTheme="minorEastAsia" w:hAnsiTheme="minorEastAsia"/>
                 <w:sz w:val="18"/>
                 <w:szCs w:val="18"/>
               </w:rPr>
@@ -12396,7 +12147,7 @@
               <w:adjustRightInd w:val="0"/>
               <w:spacing w:line="360" w:lineRule="auto"/>
               <w:rPr>
-                <w:rFonts w:asciiTheme="minorEastAsia" w:hAnsiTheme="minorEastAsia" w:hint="eastAsia"/>
+                <w:rFonts w:asciiTheme="minorEastAsia" w:hAnsiTheme="minorEastAsia"/>
                 <w:sz w:val="18"/>
                 <w:szCs w:val="18"/>
               </w:rPr>
@@ -12422,7 +12173,7 @@
               <w:adjustRightInd w:val="0"/>
               <w:spacing w:line="360" w:lineRule="auto"/>
               <w:rPr>
-                <w:rFonts w:asciiTheme="minorEastAsia" w:hAnsiTheme="minorEastAsia" w:hint="eastAsia"/>
+                <w:rFonts w:asciiTheme="minorEastAsia" w:hAnsiTheme="minorEastAsia"/>
                 <w:sz w:val="18"/>
                 <w:szCs w:val="18"/>
               </w:rPr>
@@ -12448,7 +12199,7 @@
               <w:adjustRightInd w:val="0"/>
               <w:spacing w:line="360" w:lineRule="auto"/>
               <w:rPr>
-                <w:rFonts w:asciiTheme="minorEastAsia" w:hAnsiTheme="minorEastAsia" w:hint="eastAsia"/>
+                <w:rFonts w:asciiTheme="minorEastAsia" w:hAnsiTheme="minorEastAsia"/>
                 <w:sz w:val="18"/>
                 <w:szCs w:val="18"/>
               </w:rPr>
@@ -12474,7 +12225,7 @@
               <w:adjustRightInd w:val="0"/>
               <w:spacing w:line="360" w:lineRule="auto"/>
               <w:rPr>
-                <w:rFonts w:asciiTheme="minorEastAsia" w:hAnsiTheme="minorEastAsia" w:hint="eastAsia"/>
+                <w:rFonts w:asciiTheme="minorEastAsia" w:hAnsiTheme="minorEastAsia"/>
                 <w:sz w:val="18"/>
                 <w:szCs w:val="18"/>
               </w:rPr>
@@ -12502,7 +12253,7 @@
               <w:adjustRightInd w:val="0"/>
               <w:spacing w:line="360" w:lineRule="auto"/>
               <w:rPr>
-                <w:rFonts w:asciiTheme="minorEastAsia" w:hAnsiTheme="minorEastAsia" w:hint="eastAsia"/>
+                <w:rFonts w:asciiTheme="minorEastAsia" w:hAnsiTheme="minorEastAsia"/>
                 <w:sz w:val="18"/>
                 <w:szCs w:val="18"/>
               </w:rPr>
@@ -12524,7 +12275,7 @@
           <w:p>
             <w:pPr>
               <w:rPr>
-                <w:rFonts w:asciiTheme="minorEastAsia" w:hAnsiTheme="minorEastAsia" w:hint="eastAsia"/>
+                <w:rFonts w:asciiTheme="minorEastAsia" w:hAnsiTheme="minorEastAsia"/>
                 <w:sz w:val="18"/>
                 <w:szCs w:val="18"/>
               </w:rPr>
@@ -12570,7 +12321,7 @@
           <w:p>
             <w:pPr>
               <w:rPr>
-                <w:rFonts w:asciiTheme="minorEastAsia" w:hAnsiTheme="minorEastAsia" w:hint="eastAsia"/>
+                <w:rFonts w:asciiTheme="minorEastAsia" w:hAnsiTheme="minorEastAsia"/>
                 <w:sz w:val="18"/>
                 <w:szCs w:val="18"/>
               </w:rPr>
@@ -12592,7 +12343,7 @@
           <w:p>
             <w:pPr>
               <w:rPr>
-                <w:rFonts w:asciiTheme="minorEastAsia" w:hAnsiTheme="minorEastAsia" w:hint="eastAsia"/>
+                <w:rFonts w:asciiTheme="minorEastAsia" w:hAnsiTheme="minorEastAsia"/>
                 <w:sz w:val="18"/>
                 <w:szCs w:val="18"/>
               </w:rPr>
@@ -12614,7 +12365,7 @@
           <w:p>
             <w:pPr>
               <w:rPr>
-                <w:rFonts w:asciiTheme="minorEastAsia" w:hAnsiTheme="minorEastAsia" w:hint="eastAsia"/>
+                <w:rFonts w:asciiTheme="minorEastAsia" w:hAnsiTheme="minorEastAsia"/>
                 <w:sz w:val="18"/>
                 <w:szCs w:val="18"/>
               </w:rPr>
@@ -12640,7 +12391,7 @@
               <w:adjustRightInd w:val="0"/>
               <w:spacing w:line="360" w:lineRule="auto"/>
               <w:rPr>
-                <w:rFonts w:asciiTheme="minorEastAsia" w:hAnsiTheme="minorEastAsia" w:hint="eastAsia"/>
+                <w:rFonts w:asciiTheme="minorEastAsia" w:hAnsiTheme="minorEastAsia"/>
                 <w:sz w:val="18"/>
                 <w:szCs w:val="18"/>
               </w:rPr>
@@ -12666,7 +12417,7 @@
               <w:adjustRightInd w:val="0"/>
               <w:spacing w:line="360" w:lineRule="auto"/>
               <w:rPr>
-                <w:rFonts w:asciiTheme="minorEastAsia" w:hAnsiTheme="minorEastAsia" w:hint="eastAsia"/>
+                <w:rFonts w:asciiTheme="minorEastAsia" w:hAnsiTheme="minorEastAsia"/>
                 <w:sz w:val="18"/>
                 <w:szCs w:val="18"/>
               </w:rPr>
@@ -12692,7 +12443,7 @@
               <w:adjustRightInd w:val="0"/>
               <w:spacing w:line="360" w:lineRule="auto"/>
               <w:rPr>
-                <w:rFonts w:asciiTheme="minorEastAsia" w:hAnsiTheme="minorEastAsia" w:hint="eastAsia"/>
+                <w:rFonts w:asciiTheme="minorEastAsia" w:hAnsiTheme="minorEastAsia"/>
                 <w:sz w:val="18"/>
                 <w:szCs w:val="18"/>
               </w:rPr>
@@ -12718,7 +12469,7 @@
               <w:adjustRightInd w:val="0"/>
               <w:spacing w:line="360" w:lineRule="auto"/>
               <w:rPr>
-                <w:rFonts w:asciiTheme="minorEastAsia" w:hAnsiTheme="minorEastAsia" w:hint="eastAsia"/>
+                <w:rFonts w:asciiTheme="minorEastAsia" w:hAnsiTheme="minorEastAsia"/>
                 <w:sz w:val="18"/>
                 <w:szCs w:val="18"/>
               </w:rPr>
@@ -12746,7 +12497,7 @@
               <w:adjustRightInd w:val="0"/>
               <w:spacing w:line="360" w:lineRule="auto"/>
               <w:rPr>
-                <w:rFonts w:asciiTheme="minorEastAsia" w:hAnsiTheme="minorEastAsia" w:hint="eastAsia"/>
+                <w:rFonts w:asciiTheme="minorEastAsia" w:hAnsiTheme="minorEastAsia"/>
                 <w:sz w:val="18"/>
                 <w:szCs w:val="18"/>
               </w:rPr>
@@ -12768,7 +12519,7 @@
           <w:p>
             <w:pPr>
               <w:rPr>
-                <w:rFonts w:asciiTheme="minorEastAsia" w:hAnsiTheme="minorEastAsia" w:hint="eastAsia"/>
+                <w:rFonts w:asciiTheme="minorEastAsia" w:hAnsiTheme="minorEastAsia"/>
                 <w:sz w:val="18"/>
                 <w:szCs w:val="18"/>
               </w:rPr>
@@ -12798,7 +12549,7 @@
           <w:p>
             <w:pPr>
               <w:rPr>
-                <w:rFonts w:asciiTheme="minorEastAsia" w:hAnsiTheme="minorEastAsia" w:hint="eastAsia"/>
+                <w:rFonts w:asciiTheme="minorEastAsia" w:hAnsiTheme="minorEastAsia"/>
                 <w:sz w:val="18"/>
                 <w:szCs w:val="18"/>
               </w:rPr>
@@ -12820,7 +12571,7 @@
           <w:p>
             <w:pPr>
               <w:rPr>
-                <w:rFonts w:asciiTheme="minorEastAsia" w:hAnsiTheme="minorEastAsia" w:hint="eastAsia"/>
+                <w:rFonts w:asciiTheme="minorEastAsia" w:hAnsiTheme="minorEastAsia"/>
                 <w:sz w:val="18"/>
                 <w:szCs w:val="18"/>
               </w:rPr>
@@ -12842,7 +12593,7 @@
           <w:p>
             <w:pPr>
               <w:rPr>
-                <w:rFonts w:asciiTheme="minorEastAsia" w:hAnsiTheme="minorEastAsia" w:hint="eastAsia"/>
+                <w:rFonts w:asciiTheme="minorEastAsia" w:hAnsiTheme="minorEastAsia"/>
                 <w:sz w:val="18"/>
                 <w:szCs w:val="18"/>
               </w:rPr>
@@ -12871,7 +12622,7 @@
               <w:adjustRightInd w:val="0"/>
               <w:spacing w:line="360" w:lineRule="auto"/>
               <w:rPr>
-                <w:rFonts w:asciiTheme="minorEastAsia" w:hAnsiTheme="minorEastAsia" w:hint="eastAsia"/>
+                <w:rFonts w:asciiTheme="minorEastAsia" w:hAnsiTheme="minorEastAsia"/>
                 <w:sz w:val="18"/>
                 <w:szCs w:val="18"/>
               </w:rPr>
@@ -12900,7 +12651,7 @@
               <w:adjustRightInd w:val="0"/>
               <w:spacing w:line="360" w:lineRule="auto"/>
               <w:rPr>
-                <w:rFonts w:asciiTheme="minorEastAsia" w:hAnsiTheme="minorEastAsia" w:hint="eastAsia"/>
+                <w:rFonts w:asciiTheme="minorEastAsia" w:hAnsiTheme="minorEastAsia"/>
                 <w:sz w:val="18"/>
                 <w:szCs w:val="18"/>
               </w:rPr>
@@ -12929,7 +12680,7 @@
               <w:adjustRightInd w:val="0"/>
               <w:spacing w:line="360" w:lineRule="auto"/>
               <w:rPr>
-                <w:rFonts w:asciiTheme="minorEastAsia" w:hAnsiTheme="minorEastAsia" w:hint="eastAsia"/>
+                <w:rFonts w:asciiTheme="minorEastAsia" w:hAnsiTheme="minorEastAsia"/>
                 <w:sz w:val="18"/>
                 <w:szCs w:val="18"/>
               </w:rPr>
@@ -12958,7 +12709,7 @@
               <w:adjustRightInd w:val="0"/>
               <w:spacing w:line="360" w:lineRule="auto"/>
               <w:rPr>
-                <w:rFonts w:asciiTheme="minorEastAsia" w:hAnsiTheme="minorEastAsia" w:hint="eastAsia"/>
+                <w:rFonts w:asciiTheme="minorEastAsia" w:hAnsiTheme="minorEastAsia"/>
                 <w:sz w:val="18"/>
                 <w:szCs w:val="18"/>
               </w:rPr>
@@ -12986,7 +12737,7 @@
               <w:adjustRightInd w:val="0"/>
               <w:spacing w:line="360" w:lineRule="auto"/>
               <w:rPr>
-                <w:rFonts w:asciiTheme="minorEastAsia" w:hAnsiTheme="minorEastAsia" w:hint="eastAsia"/>
+                <w:rFonts w:asciiTheme="minorEastAsia" w:hAnsiTheme="minorEastAsia"/>
                 <w:sz w:val="18"/>
                 <w:szCs w:val="18"/>
               </w:rPr>
@@ -13008,7 +12759,7 @@
           <w:p>
             <w:pPr>
               <w:rPr>
-                <w:rFonts w:asciiTheme="minorEastAsia" w:hAnsiTheme="minorEastAsia" w:hint="eastAsia"/>
+                <w:rFonts w:asciiTheme="minorEastAsia" w:hAnsiTheme="minorEastAsia"/>
                 <w:sz w:val="18"/>
                 <w:szCs w:val="18"/>
               </w:rPr>
@@ -13054,7 +12805,7 @@
           <w:p>
             <w:pPr>
               <w:rPr>
-                <w:rFonts w:asciiTheme="minorEastAsia" w:hAnsiTheme="minorEastAsia" w:hint="eastAsia"/>
+                <w:rFonts w:asciiTheme="minorEastAsia" w:hAnsiTheme="minorEastAsia"/>
                 <w:sz w:val="18"/>
                 <w:szCs w:val="18"/>
               </w:rPr>
@@ -13076,7 +12827,7 @@
           <w:p>
             <w:pPr>
               <w:rPr>
-                <w:rFonts w:asciiTheme="minorEastAsia" w:hAnsiTheme="minorEastAsia" w:hint="eastAsia"/>
+                <w:rFonts w:asciiTheme="minorEastAsia" w:hAnsiTheme="minorEastAsia"/>
                 <w:sz w:val="18"/>
                 <w:szCs w:val="18"/>
               </w:rPr>
@@ -13098,7 +12849,7 @@
           <w:p>
             <w:pPr>
               <w:rPr>
-                <w:rFonts w:asciiTheme="minorEastAsia" w:hAnsiTheme="minorEastAsia" w:hint="eastAsia"/>
+                <w:rFonts w:asciiTheme="minorEastAsia" w:hAnsiTheme="minorEastAsia"/>
                 <w:sz w:val="18"/>
                 <w:szCs w:val="18"/>
               </w:rPr>
@@ -13124,7 +12875,7 @@
               <w:adjustRightInd w:val="0"/>
               <w:spacing w:line="360" w:lineRule="auto"/>
               <w:rPr>
-                <w:rFonts w:asciiTheme="minorEastAsia" w:hAnsiTheme="minorEastAsia" w:hint="eastAsia"/>
+                <w:rFonts w:asciiTheme="minorEastAsia" w:hAnsiTheme="minorEastAsia"/>
                 <w:sz w:val="18"/>
                 <w:szCs w:val="18"/>
               </w:rPr>
@@ -13150,7 +12901,7 @@
               <w:adjustRightInd w:val="0"/>
               <w:spacing w:line="360" w:lineRule="auto"/>
               <w:rPr>
-                <w:rFonts w:asciiTheme="minorEastAsia" w:hAnsiTheme="minorEastAsia" w:hint="eastAsia"/>
+                <w:rFonts w:asciiTheme="minorEastAsia" w:hAnsiTheme="minorEastAsia"/>
                 <w:sz w:val="18"/>
                 <w:szCs w:val="18"/>
               </w:rPr>
@@ -13176,7 +12927,7 @@
               <w:adjustRightInd w:val="0"/>
               <w:spacing w:line="360" w:lineRule="auto"/>
               <w:rPr>
-                <w:rFonts w:asciiTheme="minorEastAsia" w:hAnsiTheme="minorEastAsia" w:hint="eastAsia"/>
+                <w:rFonts w:asciiTheme="minorEastAsia" w:hAnsiTheme="minorEastAsia"/>
                 <w:sz w:val="18"/>
                 <w:szCs w:val="18"/>
               </w:rPr>
@@ -13202,7 +12953,7 @@
               <w:adjustRightInd w:val="0"/>
               <w:spacing w:line="360" w:lineRule="auto"/>
               <w:rPr>
-                <w:rFonts w:asciiTheme="minorEastAsia" w:hAnsiTheme="minorEastAsia" w:hint="eastAsia"/>
+                <w:rFonts w:asciiTheme="minorEastAsia" w:hAnsiTheme="minorEastAsia"/>
                 <w:sz w:val="18"/>
                 <w:szCs w:val="18"/>
               </w:rPr>
@@ -13230,7 +12981,7 @@
               <w:adjustRightInd w:val="0"/>
               <w:spacing w:line="360" w:lineRule="auto"/>
               <w:rPr>
-                <w:rFonts w:asciiTheme="minorEastAsia" w:hAnsiTheme="minorEastAsia" w:hint="eastAsia"/>
+                <w:rFonts w:asciiTheme="minorEastAsia" w:hAnsiTheme="minorEastAsia"/>
                 <w:sz w:val="18"/>
                 <w:szCs w:val="18"/>
               </w:rPr>
@@ -13252,7 +13003,7 @@
           <w:p>
             <w:pPr>
               <w:rPr>
-                <w:rFonts w:asciiTheme="minorEastAsia" w:hAnsiTheme="minorEastAsia" w:hint="eastAsia"/>
+                <w:rFonts w:asciiTheme="minorEastAsia" w:hAnsiTheme="minorEastAsia"/>
                 <w:sz w:val="18"/>
                 <w:szCs w:val="18"/>
               </w:rPr>
@@ -13298,7 +13049,7 @@
           <w:p>
             <w:pPr>
               <w:rPr>
-                <w:rFonts w:asciiTheme="minorEastAsia" w:hAnsiTheme="minorEastAsia" w:hint="eastAsia"/>
+                <w:rFonts w:asciiTheme="minorEastAsia" w:hAnsiTheme="minorEastAsia"/>
                 <w:sz w:val="18"/>
                 <w:szCs w:val="18"/>
               </w:rPr>
@@ -13320,7 +13071,7 @@
           <w:p>
             <w:pPr>
               <w:rPr>
-                <w:rFonts w:asciiTheme="minorEastAsia" w:hAnsiTheme="minorEastAsia" w:hint="eastAsia"/>
+                <w:rFonts w:asciiTheme="minorEastAsia" w:hAnsiTheme="minorEastAsia"/>
                 <w:sz w:val="18"/>
                 <w:szCs w:val="18"/>
               </w:rPr>
@@ -13342,7 +13093,7 @@
           <w:p>
             <w:pPr>
               <w:rPr>
-                <w:rFonts w:asciiTheme="minorEastAsia" w:hAnsiTheme="minorEastAsia" w:hint="eastAsia"/>
+                <w:rFonts w:asciiTheme="minorEastAsia" w:hAnsiTheme="minorEastAsia"/>
                 <w:sz w:val="18"/>
                 <w:szCs w:val="18"/>
               </w:rPr>
@@ -13368,7 +13119,7 @@
               <w:adjustRightInd w:val="0"/>
               <w:spacing w:line="360" w:lineRule="auto"/>
               <w:rPr>
-                <w:rFonts w:asciiTheme="minorEastAsia" w:hAnsiTheme="minorEastAsia" w:hint="eastAsia"/>
+                <w:rFonts w:asciiTheme="minorEastAsia" w:hAnsiTheme="minorEastAsia"/>
                 <w:sz w:val="18"/>
                 <w:szCs w:val="18"/>
               </w:rPr>
@@ -13394,7 +13145,7 @@
               <w:adjustRightInd w:val="0"/>
               <w:spacing w:line="360" w:lineRule="auto"/>
               <w:rPr>
-                <w:rFonts w:asciiTheme="minorEastAsia" w:hAnsiTheme="minorEastAsia" w:hint="eastAsia"/>
+                <w:rFonts w:asciiTheme="minorEastAsia" w:hAnsiTheme="minorEastAsia"/>
                 <w:sz w:val="18"/>
                 <w:szCs w:val="18"/>
               </w:rPr>
@@ -13420,7 +13171,7 @@
               <w:adjustRightInd w:val="0"/>
               <w:spacing w:line="360" w:lineRule="auto"/>
               <w:rPr>
-                <w:rFonts w:asciiTheme="minorEastAsia" w:hAnsiTheme="minorEastAsia" w:hint="eastAsia"/>
+                <w:rFonts w:asciiTheme="minorEastAsia" w:hAnsiTheme="minorEastAsia"/>
                 <w:sz w:val="18"/>
                 <w:szCs w:val="18"/>
               </w:rPr>
@@ -13446,7 +13197,7 @@
               <w:adjustRightInd w:val="0"/>
               <w:spacing w:line="360" w:lineRule="auto"/>
               <w:rPr>
-                <w:rFonts w:asciiTheme="minorEastAsia" w:hAnsiTheme="minorEastAsia" w:hint="eastAsia"/>
+                <w:rFonts w:asciiTheme="minorEastAsia" w:hAnsiTheme="minorEastAsia"/>
                 <w:sz w:val="18"/>
                 <w:szCs w:val="18"/>
               </w:rPr>
@@ -13466,7 +13217,7 @@
               <w:adjustRightInd w:val="0"/>
               <w:spacing w:line="360" w:lineRule="auto"/>
               <w:rPr>
-                <w:rFonts w:asciiTheme="minorEastAsia" w:hAnsiTheme="minorEastAsia" w:hint="eastAsia"/>
+                <w:rFonts w:asciiTheme="minorEastAsia" w:hAnsiTheme="minorEastAsia"/>
                 <w:sz w:val="18"/>
                 <w:szCs w:val="18"/>
               </w:rPr>
@@ -13488,7 +13239,7 @@
           <w:p>
             <w:pPr>
               <w:rPr>
-                <w:rFonts w:asciiTheme="minorEastAsia" w:hAnsiTheme="minorEastAsia" w:hint="eastAsia"/>
+                <w:rFonts w:asciiTheme="minorEastAsia" w:hAnsiTheme="minorEastAsia"/>
                 <w:sz w:val="18"/>
                 <w:szCs w:val="18"/>
               </w:rPr>
@@ -13558,7 +13309,7 @@
           <w:p>
             <w:pPr>
               <w:rPr>
-                <w:rFonts w:asciiTheme="minorEastAsia" w:hAnsiTheme="minorEastAsia" w:hint="eastAsia"/>
+                <w:rFonts w:asciiTheme="minorEastAsia" w:hAnsiTheme="minorEastAsia"/>
                 <w:sz w:val="18"/>
                 <w:szCs w:val="18"/>
               </w:rPr>
@@ -13580,7 +13331,7 @@
           <w:p>
             <w:pPr>
               <w:rPr>
-                <w:rFonts w:asciiTheme="minorEastAsia" w:hAnsiTheme="minorEastAsia" w:hint="eastAsia"/>
+                <w:rFonts w:asciiTheme="minorEastAsia" w:hAnsiTheme="minorEastAsia"/>
                 <w:sz w:val="18"/>
                 <w:szCs w:val="18"/>
               </w:rPr>
@@ -13602,7 +13353,7 @@
           <w:p>
             <w:pPr>
               <w:rPr>
-                <w:rFonts w:asciiTheme="minorEastAsia" w:hAnsiTheme="minorEastAsia" w:hint="eastAsia"/>
+                <w:rFonts w:asciiTheme="minorEastAsia" w:hAnsiTheme="minorEastAsia"/>
                 <w:sz w:val="18"/>
                 <w:szCs w:val="18"/>
               </w:rPr>
@@ -13628,7 +13379,7 @@
               <w:adjustRightInd w:val="0"/>
               <w:spacing w:line="360" w:lineRule="auto"/>
               <w:rPr>
-                <w:rFonts w:asciiTheme="minorEastAsia" w:hAnsiTheme="minorEastAsia" w:hint="eastAsia"/>
+                <w:rFonts w:asciiTheme="minorEastAsia" w:hAnsiTheme="minorEastAsia"/>
                 <w:sz w:val="18"/>
                 <w:szCs w:val="18"/>
               </w:rPr>
@@ -13654,7 +13405,7 @@
               <w:adjustRightInd w:val="0"/>
               <w:spacing w:line="360" w:lineRule="auto"/>
               <w:rPr>
-                <w:rFonts w:asciiTheme="minorEastAsia" w:hAnsiTheme="minorEastAsia" w:hint="eastAsia"/>
+                <w:rFonts w:asciiTheme="minorEastAsia" w:hAnsiTheme="minorEastAsia"/>
                 <w:sz w:val="18"/>
                 <w:szCs w:val="18"/>
               </w:rPr>
@@ -13680,7 +13431,7 @@
               <w:adjustRightInd w:val="0"/>
               <w:spacing w:line="360" w:lineRule="auto"/>
               <w:rPr>
-                <w:rFonts w:asciiTheme="minorEastAsia" w:hAnsiTheme="minorEastAsia" w:hint="eastAsia"/>
+                <w:rFonts w:asciiTheme="minorEastAsia" w:hAnsiTheme="minorEastAsia"/>
                 <w:sz w:val="18"/>
                 <w:szCs w:val="18"/>
               </w:rPr>
@@ -13706,7 +13457,7 @@
               <w:adjustRightInd w:val="0"/>
               <w:spacing w:line="360" w:lineRule="auto"/>
               <w:rPr>
-                <w:rFonts w:asciiTheme="minorEastAsia" w:hAnsiTheme="minorEastAsia" w:hint="eastAsia"/>
+                <w:rFonts w:asciiTheme="minorEastAsia" w:hAnsiTheme="minorEastAsia"/>
                 <w:sz w:val="18"/>
                 <w:szCs w:val="18"/>
               </w:rPr>
@@ -13734,7 +13485,7 @@
               <w:adjustRightInd w:val="0"/>
               <w:spacing w:line="360" w:lineRule="auto"/>
               <w:rPr>
-                <w:rFonts w:asciiTheme="minorEastAsia" w:hAnsiTheme="minorEastAsia" w:hint="eastAsia"/>
+                <w:rFonts w:asciiTheme="minorEastAsia" w:hAnsiTheme="minorEastAsia"/>
                 <w:sz w:val="18"/>
                 <w:szCs w:val="18"/>
               </w:rPr>
@@ -13756,7 +13507,7 @@
           <w:p>
             <w:pPr>
               <w:rPr>
-                <w:rFonts w:asciiTheme="minorEastAsia" w:hAnsiTheme="minorEastAsia" w:hint="eastAsia"/>
+                <w:rFonts w:asciiTheme="minorEastAsia" w:hAnsiTheme="minorEastAsia"/>
                 <w:sz w:val="18"/>
                 <w:szCs w:val="18"/>
               </w:rPr>
@@ -13786,7 +13537,7 @@
           <w:p>
             <w:pPr>
               <w:rPr>
-                <w:rFonts w:asciiTheme="minorEastAsia" w:hAnsiTheme="minorEastAsia" w:hint="eastAsia"/>
+                <w:rFonts w:asciiTheme="minorEastAsia" w:hAnsiTheme="minorEastAsia"/>
                 <w:sz w:val="18"/>
                 <w:szCs w:val="18"/>
               </w:rPr>
@@ -13808,7 +13559,7 @@
           <w:p>
             <w:pPr>
               <w:rPr>
-                <w:rFonts w:asciiTheme="minorEastAsia" w:hAnsiTheme="minorEastAsia" w:hint="eastAsia"/>
+                <w:rFonts w:asciiTheme="minorEastAsia" w:hAnsiTheme="minorEastAsia"/>
                 <w:sz w:val="18"/>
                 <w:szCs w:val="18"/>
               </w:rPr>
@@ -13830,7 +13581,7 @@
           <w:p>
             <w:pPr>
               <w:rPr>
-                <w:rFonts w:asciiTheme="minorEastAsia" w:hAnsiTheme="minorEastAsia" w:hint="eastAsia"/>
+                <w:rFonts w:asciiTheme="minorEastAsia" w:hAnsiTheme="minorEastAsia"/>
                 <w:sz w:val="18"/>
                 <w:szCs w:val="18"/>
               </w:rPr>
@@ -13852,7 +13603,7 @@
           <w:p>
             <w:pPr>
               <w:rPr>
-                <w:rFonts w:asciiTheme="minorEastAsia" w:hAnsiTheme="minorEastAsia" w:hint="eastAsia"/>
+                <w:rFonts w:asciiTheme="minorEastAsia" w:hAnsiTheme="minorEastAsia"/>
                 <w:sz w:val="18"/>
                 <w:szCs w:val="18"/>
               </w:rPr>
@@ -13878,7 +13629,7 @@
               <w:adjustRightInd w:val="0"/>
               <w:spacing w:line="360" w:lineRule="auto"/>
               <w:rPr>
-                <w:rFonts w:asciiTheme="minorEastAsia" w:hAnsiTheme="minorEastAsia" w:hint="eastAsia"/>
+                <w:rFonts w:asciiTheme="minorEastAsia" w:hAnsiTheme="minorEastAsia"/>
                 <w:sz w:val="18"/>
                 <w:szCs w:val="18"/>
               </w:rPr>
@@ -13904,7 +13655,7 @@
               <w:adjustRightInd w:val="0"/>
               <w:spacing w:line="360" w:lineRule="auto"/>
               <w:rPr>
-                <w:rFonts w:asciiTheme="minorEastAsia" w:hAnsiTheme="minorEastAsia" w:hint="eastAsia"/>
+                <w:rFonts w:asciiTheme="minorEastAsia" w:hAnsiTheme="minorEastAsia"/>
                 <w:sz w:val="18"/>
                 <w:szCs w:val="18"/>
               </w:rPr>
@@ -13930,7 +13681,7 @@
               <w:adjustRightInd w:val="0"/>
               <w:spacing w:line="360" w:lineRule="auto"/>
               <w:rPr>
-                <w:rFonts w:asciiTheme="minorEastAsia" w:hAnsiTheme="minorEastAsia" w:hint="eastAsia"/>
+                <w:rFonts w:asciiTheme="minorEastAsia" w:hAnsiTheme="minorEastAsia"/>
                 <w:sz w:val="18"/>
                 <w:szCs w:val="18"/>
               </w:rPr>
@@ -13958,7 +13709,7 @@
               <w:adjustRightInd w:val="0"/>
               <w:spacing w:line="360" w:lineRule="auto"/>
               <w:rPr>
-                <w:rFonts w:asciiTheme="minorEastAsia" w:hAnsiTheme="minorEastAsia" w:hint="eastAsia"/>
+                <w:rFonts w:asciiTheme="minorEastAsia" w:hAnsiTheme="minorEastAsia"/>
                 <w:sz w:val="18"/>
                 <w:szCs w:val="18"/>
               </w:rPr>
@@ -13980,7 +13731,7 @@
           <w:p>
             <w:pPr>
               <w:rPr>
-                <w:rFonts w:asciiTheme="minorEastAsia" w:hAnsiTheme="minorEastAsia" w:hint="eastAsia"/>
+                <w:rFonts w:asciiTheme="minorEastAsia" w:hAnsiTheme="minorEastAsia"/>
                 <w:sz w:val="18"/>
                 <w:szCs w:val="18"/>
               </w:rPr>
@@ -14018,7 +13769,7 @@
           <w:p>
             <w:pPr>
               <w:rPr>
-                <w:rFonts w:asciiTheme="minorEastAsia" w:hAnsiTheme="minorEastAsia" w:hint="eastAsia"/>
+                <w:rFonts w:asciiTheme="minorEastAsia" w:hAnsiTheme="minorEastAsia"/>
                 <w:sz w:val="18"/>
                 <w:szCs w:val="18"/>
               </w:rPr>
@@ -14040,7 +13791,7 @@
           <w:p>
             <w:pPr>
               <w:rPr>
-                <w:rFonts w:asciiTheme="minorEastAsia" w:hAnsiTheme="minorEastAsia" w:hint="eastAsia"/>
+                <w:rFonts w:asciiTheme="minorEastAsia" w:hAnsiTheme="minorEastAsia"/>
                 <w:sz w:val="18"/>
                 <w:szCs w:val="18"/>
               </w:rPr>
@@ -14062,7 +13813,7 @@
           <w:p>
             <w:pPr>
               <w:rPr>
-                <w:rFonts w:asciiTheme="minorEastAsia" w:hAnsiTheme="minorEastAsia" w:hint="eastAsia"/>
+                <w:rFonts w:asciiTheme="minorEastAsia" w:hAnsiTheme="minorEastAsia"/>
                 <w:sz w:val="18"/>
                 <w:szCs w:val="18"/>
               </w:rPr>
@@ -14088,7 +13839,7 @@
               <w:adjustRightInd w:val="0"/>
               <w:spacing w:line="360" w:lineRule="auto"/>
               <w:rPr>
-                <w:rFonts w:asciiTheme="minorEastAsia" w:hAnsiTheme="minorEastAsia" w:hint="eastAsia"/>
+                <w:rFonts w:asciiTheme="minorEastAsia" w:hAnsiTheme="minorEastAsia"/>
                 <w:sz w:val="18"/>
                 <w:szCs w:val="18"/>
               </w:rPr>
@@ -14114,7 +13865,7 @@
               <w:adjustRightInd w:val="0"/>
               <w:spacing w:line="360" w:lineRule="auto"/>
               <w:rPr>
-                <w:rFonts w:asciiTheme="minorEastAsia" w:hAnsiTheme="minorEastAsia" w:hint="eastAsia"/>
+                <w:rFonts w:asciiTheme="minorEastAsia" w:hAnsiTheme="minorEastAsia"/>
                 <w:sz w:val="18"/>
                 <w:szCs w:val="18"/>
               </w:rPr>
@@ -14140,7 +13891,7 @@
               <w:adjustRightInd w:val="0"/>
               <w:spacing w:line="360" w:lineRule="auto"/>
               <w:rPr>
-                <w:rFonts w:asciiTheme="minorEastAsia" w:hAnsiTheme="minorEastAsia" w:hint="eastAsia"/>
+                <w:rFonts w:asciiTheme="minorEastAsia" w:hAnsiTheme="minorEastAsia"/>
                 <w:sz w:val="18"/>
                 <w:szCs w:val="18"/>
               </w:rPr>
@@ -14166,7 +13917,7 @@
               <w:adjustRightInd w:val="0"/>
               <w:spacing w:line="360" w:lineRule="auto"/>
               <w:rPr>
-                <w:rFonts w:asciiTheme="minorEastAsia" w:hAnsiTheme="minorEastAsia" w:hint="eastAsia"/>
+                <w:rFonts w:asciiTheme="minorEastAsia" w:hAnsiTheme="minorEastAsia"/>
                 <w:sz w:val="18"/>
                 <w:szCs w:val="18"/>
               </w:rPr>
@@ -14194,7 +13945,7 @@
               <w:adjustRightInd w:val="0"/>
               <w:spacing w:line="360" w:lineRule="auto"/>
               <w:rPr>
-                <w:rFonts w:asciiTheme="minorEastAsia" w:hAnsiTheme="minorEastAsia" w:hint="eastAsia"/>
+                <w:rFonts w:asciiTheme="minorEastAsia" w:hAnsiTheme="minorEastAsia"/>
                 <w:sz w:val="18"/>
                 <w:szCs w:val="18"/>
               </w:rPr>
@@ -14216,7 +13967,7 @@
           <w:p>
             <w:pPr>
               <w:rPr>
-                <w:rFonts w:asciiTheme="minorEastAsia" w:hAnsiTheme="minorEastAsia" w:hint="eastAsia"/>
+                <w:rFonts w:asciiTheme="minorEastAsia" w:hAnsiTheme="minorEastAsia"/>
                 <w:sz w:val="18"/>
                 <w:szCs w:val="18"/>
               </w:rPr>
@@ -14254,7 +14005,7 @@
           <w:p>
             <w:pPr>
               <w:rPr>
-                <w:rFonts w:asciiTheme="minorEastAsia" w:hAnsiTheme="minorEastAsia" w:hint="eastAsia"/>
+                <w:rFonts w:asciiTheme="minorEastAsia" w:hAnsiTheme="minorEastAsia"/>
                 <w:sz w:val="18"/>
                 <w:szCs w:val="18"/>
               </w:rPr>
@@ -14276,7 +14027,7 @@
           <w:p>
             <w:pPr>
               <w:rPr>
-                <w:rFonts w:asciiTheme="minorEastAsia" w:hAnsiTheme="minorEastAsia" w:hint="eastAsia"/>
+                <w:rFonts w:asciiTheme="minorEastAsia" w:hAnsiTheme="minorEastAsia"/>
                 <w:sz w:val="18"/>
                 <w:szCs w:val="18"/>
               </w:rPr>
@@ -14298,7 +14049,7 @@
           <w:p>
             <w:pPr>
               <w:rPr>
-                <w:rFonts w:asciiTheme="minorEastAsia" w:hAnsiTheme="minorEastAsia" w:hint="eastAsia"/>
+                <w:rFonts w:asciiTheme="minorEastAsia" w:hAnsiTheme="minorEastAsia"/>
                 <w:sz w:val="18"/>
                 <w:szCs w:val="18"/>
               </w:rPr>
@@ -14320,7 +14071,7 @@
           <w:p>
             <w:pPr>
               <w:rPr>
-                <w:rFonts w:asciiTheme="minorEastAsia" w:hAnsiTheme="minorEastAsia" w:hint="eastAsia"/>
+                <w:rFonts w:asciiTheme="minorEastAsia" w:hAnsiTheme="minorEastAsia"/>
                 <w:sz w:val="18"/>
                 <w:szCs w:val="18"/>
               </w:rPr>
@@ -14346,7 +14097,7 @@
               <w:adjustRightInd w:val="0"/>
               <w:spacing w:line="360" w:lineRule="auto"/>
               <w:rPr>
-                <w:rFonts w:asciiTheme="minorEastAsia" w:hAnsiTheme="minorEastAsia" w:hint="eastAsia"/>
+                <w:rFonts w:asciiTheme="minorEastAsia" w:hAnsiTheme="minorEastAsia"/>
                 <w:sz w:val="18"/>
                 <w:szCs w:val="18"/>
               </w:rPr>
@@ -14372,7 +14123,7 @@
               <w:adjustRightInd w:val="0"/>
               <w:spacing w:line="360" w:lineRule="auto"/>
               <w:rPr>
-                <w:rFonts w:asciiTheme="minorEastAsia" w:hAnsiTheme="minorEastAsia" w:hint="eastAsia"/>
+                <w:rFonts w:asciiTheme="minorEastAsia" w:hAnsiTheme="minorEastAsia"/>
                 <w:sz w:val="18"/>
                 <w:szCs w:val="18"/>
               </w:rPr>
@@ -14398,7 +14149,7 @@
               <w:adjustRightInd w:val="0"/>
               <w:spacing w:line="360" w:lineRule="auto"/>
               <w:rPr>
-                <w:rFonts w:asciiTheme="minorEastAsia" w:hAnsiTheme="minorEastAsia" w:hint="eastAsia"/>
+                <w:rFonts w:asciiTheme="minorEastAsia" w:hAnsiTheme="minorEastAsia"/>
                 <w:sz w:val="18"/>
                 <w:szCs w:val="18"/>
               </w:rPr>
@@ -14426,7 +14177,7 @@
               <w:adjustRightInd w:val="0"/>
               <w:spacing w:line="360" w:lineRule="auto"/>
               <w:rPr>
-                <w:rFonts w:asciiTheme="minorEastAsia" w:hAnsiTheme="minorEastAsia" w:hint="eastAsia"/>
+                <w:rFonts w:asciiTheme="minorEastAsia" w:hAnsiTheme="minorEastAsia"/>
                 <w:sz w:val="18"/>
                 <w:szCs w:val="18"/>
               </w:rPr>
@@ -14448,7 +14199,7 @@
           <w:p>
             <w:pPr>
               <w:rPr>
-                <w:rFonts w:asciiTheme="minorEastAsia" w:hAnsiTheme="minorEastAsia" w:hint="eastAsia"/>
+                <w:rFonts w:asciiTheme="minorEastAsia" w:hAnsiTheme="minorEastAsia"/>
                 <w:sz w:val="18"/>
                 <w:szCs w:val="18"/>
               </w:rPr>
@@ -14478,7 +14229,7 @@
           <w:p>
             <w:pPr>
               <w:rPr>
-                <w:rFonts w:asciiTheme="minorEastAsia" w:hAnsiTheme="minorEastAsia" w:hint="eastAsia"/>
+                <w:rFonts w:asciiTheme="minorEastAsia" w:hAnsiTheme="minorEastAsia"/>
                 <w:sz w:val="18"/>
                 <w:szCs w:val="18"/>
               </w:rPr>
@@ -14500,7 +14251,7 @@
           <w:p>
             <w:pPr>
               <w:rPr>
-                <w:rFonts w:asciiTheme="minorEastAsia" w:hAnsiTheme="minorEastAsia" w:hint="eastAsia"/>
+                <w:rFonts w:asciiTheme="minorEastAsia" w:hAnsiTheme="minorEastAsia"/>
                 <w:sz w:val="18"/>
                 <w:szCs w:val="18"/>
               </w:rPr>
@@ -14522,7 +14273,7 @@
           <w:p>
             <w:pPr>
               <w:rPr>
-                <w:rFonts w:asciiTheme="minorEastAsia" w:hAnsiTheme="minorEastAsia" w:hint="eastAsia"/>
+                <w:rFonts w:asciiTheme="minorEastAsia" w:hAnsiTheme="minorEastAsia"/>
                 <w:sz w:val="18"/>
                 <w:szCs w:val="18"/>
               </w:rPr>
@@ -14544,7 +14295,7 @@
           <w:p>
             <w:pPr>
               <w:rPr>
-                <w:rFonts w:asciiTheme="minorEastAsia" w:hAnsiTheme="minorEastAsia" w:hint="eastAsia"/>
+                <w:rFonts w:asciiTheme="minorEastAsia" w:hAnsiTheme="minorEastAsia"/>
                 <w:sz w:val="18"/>
                 <w:szCs w:val="18"/>
               </w:rPr>
@@ -14566,7 +14317,7 @@
           <w:p>
             <w:pPr>
               <w:rPr>
-                <w:rFonts w:asciiTheme="minorEastAsia" w:hAnsiTheme="minorEastAsia" w:hint="eastAsia"/>
+                <w:rFonts w:asciiTheme="minorEastAsia" w:hAnsiTheme="minorEastAsia"/>
                 <w:sz w:val="18"/>
                 <w:szCs w:val="18"/>
               </w:rPr>
@@ -14592,7 +14343,7 @@
               <w:adjustRightInd w:val="0"/>
               <w:spacing w:line="360" w:lineRule="auto"/>
               <w:rPr>
-                <w:rFonts w:asciiTheme="minorEastAsia" w:hAnsiTheme="minorEastAsia" w:hint="eastAsia"/>
+                <w:rFonts w:asciiTheme="minorEastAsia" w:hAnsiTheme="minorEastAsia"/>
                 <w:sz w:val="18"/>
                 <w:szCs w:val="18"/>
               </w:rPr>
@@ -14618,7 +14369,7 @@
               <w:adjustRightInd w:val="0"/>
               <w:spacing w:line="360" w:lineRule="auto"/>
               <w:rPr>
-                <w:rFonts w:asciiTheme="minorEastAsia" w:hAnsiTheme="minorEastAsia" w:hint="eastAsia"/>
+                <w:rFonts w:asciiTheme="minorEastAsia" w:hAnsiTheme="minorEastAsia"/>
                 <w:sz w:val="18"/>
                 <w:szCs w:val="18"/>
               </w:rPr>
@@ -14646,7 +14397,7 @@
               <w:adjustRightInd w:val="0"/>
               <w:spacing w:line="360" w:lineRule="auto"/>
               <w:rPr>
-                <w:rFonts w:asciiTheme="minorEastAsia" w:hAnsiTheme="minorEastAsia" w:hint="eastAsia"/>
+                <w:rFonts w:asciiTheme="minorEastAsia" w:hAnsiTheme="minorEastAsia"/>
                 <w:sz w:val="18"/>
                 <w:szCs w:val="18"/>
               </w:rPr>
@@ -14676,7 +14427,7 @@
           <w:p>
             <w:pPr>
               <w:rPr>
-                <w:rFonts w:asciiTheme="minorEastAsia" w:hAnsiTheme="minorEastAsia" w:hint="eastAsia"/>
+                <w:rFonts w:asciiTheme="minorEastAsia" w:hAnsiTheme="minorEastAsia"/>
                 <w:sz w:val="18"/>
                 <w:szCs w:val="18"/>
               </w:rPr>
@@ -14706,7 +14457,7 @@
           <w:p>
             <w:pPr>
               <w:rPr>
-                <w:rFonts w:asciiTheme="minorEastAsia" w:hAnsiTheme="minorEastAsia" w:hint="eastAsia"/>
+                <w:rFonts w:asciiTheme="minorEastAsia" w:hAnsiTheme="minorEastAsia"/>
                 <w:sz w:val="18"/>
                 <w:szCs w:val="18"/>
               </w:rPr>
@@ -14728,7 +14479,7 @@
           <w:p>
             <w:pPr>
               <w:rPr>
-                <w:rFonts w:asciiTheme="minorEastAsia" w:hAnsiTheme="minorEastAsia" w:hint="eastAsia"/>
+                <w:rFonts w:asciiTheme="minorEastAsia" w:hAnsiTheme="minorEastAsia"/>
                 <w:sz w:val="18"/>
                 <w:szCs w:val="18"/>
               </w:rPr>
@@ -14750,7 +14501,7 @@
           <w:p>
             <w:pPr>
               <w:rPr>
-                <w:rFonts w:asciiTheme="minorEastAsia" w:hAnsiTheme="minorEastAsia" w:hint="eastAsia"/>
+                <w:rFonts w:asciiTheme="minorEastAsia" w:hAnsiTheme="minorEastAsia"/>
                 <w:sz w:val="18"/>
                 <w:szCs w:val="18"/>
               </w:rPr>
@@ -14776,7 +14527,7 @@
               <w:adjustRightInd w:val="0"/>
               <w:spacing w:line="360" w:lineRule="auto"/>
               <w:rPr>
-                <w:rFonts w:asciiTheme="minorEastAsia" w:hAnsiTheme="minorEastAsia" w:hint="eastAsia"/>
+                <w:rFonts w:asciiTheme="minorEastAsia" w:hAnsiTheme="minorEastAsia"/>
                 <w:sz w:val="18"/>
                 <w:szCs w:val="18"/>
               </w:rPr>
@@ -14802,7 +14553,7 @@
               <w:adjustRightInd w:val="0"/>
               <w:spacing w:line="360" w:lineRule="auto"/>
               <w:rPr>
-                <w:rFonts w:asciiTheme="minorEastAsia" w:hAnsiTheme="minorEastAsia" w:hint="eastAsia"/>
+                <w:rFonts w:asciiTheme="minorEastAsia" w:hAnsiTheme="minorEastAsia"/>
                 <w:sz w:val="18"/>
                 <w:szCs w:val="18"/>
               </w:rPr>
@@ -14828,7 +14579,7 @@
               <w:adjustRightInd w:val="0"/>
               <w:spacing w:line="360" w:lineRule="auto"/>
               <w:rPr>
-                <w:rFonts w:asciiTheme="minorEastAsia" w:hAnsiTheme="minorEastAsia" w:hint="eastAsia"/>
+                <w:rFonts w:asciiTheme="minorEastAsia" w:hAnsiTheme="minorEastAsia"/>
                 <w:sz w:val="18"/>
                 <w:szCs w:val="18"/>
               </w:rPr>
@@ -14854,7 +14605,7 @@
               <w:adjustRightInd w:val="0"/>
               <w:spacing w:line="360" w:lineRule="auto"/>
               <w:rPr>
-                <w:rFonts w:asciiTheme="minorEastAsia" w:hAnsiTheme="minorEastAsia" w:hint="eastAsia"/>
+                <w:rFonts w:asciiTheme="minorEastAsia" w:hAnsiTheme="minorEastAsia"/>
                 <w:sz w:val="18"/>
                 <w:szCs w:val="18"/>
               </w:rPr>
@@ -14882,7 +14633,7 @@
               <w:adjustRightInd w:val="0"/>
               <w:spacing w:line="360" w:lineRule="auto"/>
               <w:rPr>
-                <w:rFonts w:asciiTheme="minorEastAsia" w:hAnsiTheme="minorEastAsia" w:hint="eastAsia"/>
+                <w:rFonts w:asciiTheme="minorEastAsia" w:hAnsiTheme="minorEastAsia"/>
                 <w:sz w:val="18"/>
                 <w:szCs w:val="18"/>
               </w:rPr>
@@ -14904,7 +14655,7 @@
           <w:p>
             <w:pPr>
               <w:rPr>
-                <w:rFonts w:asciiTheme="minorEastAsia" w:hAnsiTheme="minorEastAsia" w:hint="eastAsia"/>
+                <w:rFonts w:asciiTheme="minorEastAsia" w:hAnsiTheme="minorEastAsia"/>
                 <w:sz w:val="18"/>
                 <w:szCs w:val="18"/>
               </w:rPr>
@@ -14934,7 +14685,7 @@
           <w:p>
             <w:pPr>
               <w:rPr>
-                <w:rFonts w:asciiTheme="minorEastAsia" w:hAnsiTheme="minorEastAsia" w:hint="eastAsia"/>
+                <w:rFonts w:asciiTheme="minorEastAsia" w:hAnsiTheme="minorEastAsia"/>
                 <w:sz w:val="18"/>
                 <w:szCs w:val="18"/>
               </w:rPr>
@@ -14956,7 +14707,7 @@
           <w:p>
             <w:pPr>
               <w:rPr>
-                <w:rFonts w:asciiTheme="minorEastAsia" w:hAnsiTheme="minorEastAsia" w:hint="eastAsia"/>
+                <w:rFonts w:asciiTheme="minorEastAsia" w:hAnsiTheme="minorEastAsia"/>
                 <w:sz w:val="18"/>
                 <w:szCs w:val="18"/>
               </w:rPr>
@@ -14978,7 +14729,7 @@
           <w:p>
             <w:pPr>
               <w:rPr>
-                <w:rFonts w:asciiTheme="minorEastAsia" w:hAnsiTheme="minorEastAsia" w:hint="eastAsia"/>
+                <w:rFonts w:asciiTheme="minorEastAsia" w:hAnsiTheme="minorEastAsia"/>
                 <w:sz w:val="18"/>
                 <w:szCs w:val="18"/>
               </w:rPr>
@@ -15000,7 +14751,7 @@
           <w:p>
             <w:pPr>
               <w:rPr>
-                <w:rFonts w:asciiTheme="minorEastAsia" w:hAnsiTheme="minorEastAsia" w:hint="eastAsia"/>
+                <w:rFonts w:asciiTheme="minorEastAsia" w:hAnsiTheme="minorEastAsia"/>
                 <w:sz w:val="18"/>
                 <w:szCs w:val="18"/>
               </w:rPr>
@@ -15026,7 +14777,7 @@
               <w:adjustRightInd w:val="0"/>
               <w:spacing w:line="360" w:lineRule="auto"/>
               <w:rPr>
-                <w:rFonts w:asciiTheme="minorEastAsia" w:hAnsiTheme="minorEastAsia" w:hint="eastAsia"/>
+                <w:rFonts w:asciiTheme="minorEastAsia" w:hAnsiTheme="minorEastAsia"/>
                 <w:sz w:val="18"/>
                 <w:szCs w:val="18"/>
               </w:rPr>
@@ -15048,7 +14799,7 @@
           <w:p>
             <w:pPr>
               <w:rPr>
-                <w:rFonts w:asciiTheme="minorEastAsia" w:hAnsiTheme="minorEastAsia" w:hint="eastAsia"/>
+                <w:rFonts w:asciiTheme="minorEastAsia" w:hAnsiTheme="minorEastAsia"/>
                 <w:sz w:val="18"/>
                 <w:szCs w:val="18"/>
               </w:rPr>
@@ -15074,7 +14825,7 @@
               <w:adjustRightInd w:val="0"/>
               <w:spacing w:line="360" w:lineRule="auto"/>
               <w:rPr>
-                <w:rFonts w:asciiTheme="minorEastAsia" w:hAnsiTheme="minorEastAsia" w:hint="eastAsia"/>
+                <w:rFonts w:asciiTheme="minorEastAsia" w:hAnsiTheme="minorEastAsia"/>
                 <w:sz w:val="18"/>
                 <w:szCs w:val="18"/>
               </w:rPr>
@@ -15102,7 +14853,7 @@
               <w:adjustRightInd w:val="0"/>
               <w:spacing w:line="360" w:lineRule="auto"/>
               <w:rPr>
-                <w:rFonts w:asciiTheme="minorEastAsia" w:hAnsiTheme="minorEastAsia" w:hint="eastAsia"/>
+                <w:rFonts w:asciiTheme="minorEastAsia" w:hAnsiTheme="minorEastAsia"/>
                 <w:sz w:val="18"/>
                 <w:szCs w:val="18"/>
               </w:rPr>
@@ -15132,7 +14883,7 @@
           <w:p>
             <w:pPr>
               <w:rPr>
-                <w:rFonts w:asciiTheme="minorEastAsia" w:hAnsiTheme="minorEastAsia" w:hint="eastAsia"/>
+                <w:rFonts w:asciiTheme="minorEastAsia" w:hAnsiTheme="minorEastAsia"/>
                 <w:sz w:val="18"/>
                 <w:szCs w:val="18"/>
               </w:rPr>
@@ -15162,7 +14913,7 @@
           <w:p>
             <w:pPr>
               <w:rPr>
-                <w:rFonts w:asciiTheme="minorEastAsia" w:hAnsiTheme="minorEastAsia" w:hint="eastAsia"/>
+                <w:rFonts w:asciiTheme="minorEastAsia" w:hAnsiTheme="minorEastAsia"/>
                 <w:sz w:val="18"/>
                 <w:szCs w:val="18"/>
               </w:rPr>
@@ -15184,7 +14935,7 @@
           <w:p>
             <w:pPr>
               <w:rPr>
-                <w:rFonts w:asciiTheme="minorEastAsia" w:hAnsiTheme="minorEastAsia" w:hint="eastAsia"/>
+                <w:rFonts w:asciiTheme="minorEastAsia" w:hAnsiTheme="minorEastAsia"/>
                 <w:sz w:val="18"/>
                 <w:szCs w:val="18"/>
               </w:rPr>
@@ -15206,7 +14957,7 @@
           <w:p>
             <w:pPr>
               <w:rPr>
-                <w:rFonts w:asciiTheme="minorEastAsia" w:hAnsiTheme="minorEastAsia" w:hint="eastAsia"/>
+                <w:rFonts w:asciiTheme="minorEastAsia" w:hAnsiTheme="minorEastAsia"/>
                 <w:sz w:val="18"/>
                 <w:szCs w:val="18"/>
               </w:rPr>
@@ -15232,7 +14983,7 @@
               <w:adjustRightInd w:val="0"/>
               <w:spacing w:line="360" w:lineRule="auto"/>
               <w:rPr>
-                <w:rFonts w:asciiTheme="minorEastAsia" w:hAnsiTheme="minorEastAsia" w:hint="eastAsia"/>
+                <w:rFonts w:asciiTheme="minorEastAsia" w:hAnsiTheme="minorEastAsia"/>
                 <w:sz w:val="18"/>
                 <w:szCs w:val="18"/>
               </w:rPr>
@@ -15258,7 +15009,7 @@
               <w:adjustRightInd w:val="0"/>
               <w:spacing w:line="360" w:lineRule="auto"/>
               <w:rPr>
-                <w:rFonts w:asciiTheme="minorEastAsia" w:hAnsiTheme="minorEastAsia" w:hint="eastAsia"/>
+                <w:rFonts w:asciiTheme="minorEastAsia" w:hAnsiTheme="minorEastAsia"/>
                 <w:sz w:val="18"/>
                 <w:szCs w:val="18"/>
               </w:rPr>
@@ -15284,7 +15035,7 @@
               <w:adjustRightInd w:val="0"/>
               <w:spacing w:line="360" w:lineRule="auto"/>
               <w:rPr>
-                <w:rFonts w:asciiTheme="minorEastAsia" w:hAnsiTheme="minorEastAsia" w:hint="eastAsia"/>
+                <w:rFonts w:asciiTheme="minorEastAsia" w:hAnsiTheme="minorEastAsia"/>
                 <w:sz w:val="18"/>
                 <w:szCs w:val="18"/>
               </w:rPr>
@@ -15310,7 +15061,7 @@
               <w:adjustRightInd w:val="0"/>
               <w:spacing w:line="360" w:lineRule="auto"/>
               <w:rPr>
-                <w:rFonts w:asciiTheme="minorEastAsia" w:hAnsiTheme="minorEastAsia" w:hint="eastAsia"/>
+                <w:rFonts w:asciiTheme="minorEastAsia" w:hAnsiTheme="minorEastAsia"/>
                 <w:sz w:val="18"/>
                 <w:szCs w:val="18"/>
               </w:rPr>
@@ -15355,7 +15106,7 @@
               <w:adjustRightInd w:val="0"/>
               <w:spacing w:line="360" w:lineRule="auto"/>
               <w:rPr>
-                <w:rFonts w:asciiTheme="minorEastAsia" w:hAnsiTheme="minorEastAsia" w:hint="eastAsia"/>
+                <w:rFonts w:asciiTheme="minorEastAsia" w:hAnsiTheme="minorEastAsia"/>
                 <w:sz w:val="18"/>
                 <w:szCs w:val="18"/>
               </w:rPr>
@@ -15390,7 +15141,7 @@
               <w:adjustRightInd w:val="0"/>
               <w:spacing w:line="360" w:lineRule="auto"/>
               <w:rPr>
-                <w:rFonts w:asciiTheme="minorEastAsia" w:hAnsiTheme="minorEastAsia" w:hint="eastAsia"/>
+                <w:rFonts w:asciiTheme="minorEastAsia" w:hAnsiTheme="minorEastAsia"/>
                 <w:sz w:val="18"/>
                 <w:szCs w:val="18"/>
               </w:rPr>
@@ -15436,7 +15187,7 @@
           <w:p>
             <w:pPr>
               <w:rPr>
-                <w:rFonts w:asciiTheme="minorEastAsia" w:hAnsiTheme="minorEastAsia" w:hint="eastAsia"/>
+                <w:rFonts w:asciiTheme="minorEastAsia" w:hAnsiTheme="minorEastAsia"/>
                 <w:sz w:val="18"/>
                 <w:szCs w:val="18"/>
               </w:rPr>
@@ -15458,7 +15209,7 @@
           <w:p>
             <w:pPr>
               <w:rPr>
-                <w:rFonts w:asciiTheme="minorEastAsia" w:hAnsiTheme="minorEastAsia" w:hint="eastAsia"/>
+                <w:rFonts w:asciiTheme="minorEastAsia" w:hAnsiTheme="minorEastAsia"/>
                 <w:sz w:val="18"/>
                 <w:szCs w:val="18"/>
               </w:rPr>
@@ -15480,7 +15231,7 @@
           <w:p>
             <w:pPr>
               <w:rPr>
-                <w:rFonts w:asciiTheme="minorEastAsia" w:hAnsiTheme="minorEastAsia" w:hint="eastAsia"/>
+                <w:rFonts w:asciiTheme="minorEastAsia" w:hAnsiTheme="minorEastAsia"/>
                 <w:sz w:val="18"/>
                 <w:szCs w:val="18"/>
               </w:rPr>
@@ -15506,7 +15257,7 @@
               <w:adjustRightInd w:val="0"/>
               <w:spacing w:line="360" w:lineRule="auto"/>
               <w:rPr>
-                <w:rFonts w:asciiTheme="minorEastAsia" w:hAnsiTheme="minorEastAsia" w:hint="eastAsia"/>
+                <w:rFonts w:asciiTheme="minorEastAsia" w:hAnsiTheme="minorEastAsia"/>
                 <w:sz w:val="18"/>
                 <w:szCs w:val="18"/>
               </w:rPr>
@@ -15532,7 +15283,7 @@
               <w:adjustRightInd w:val="0"/>
               <w:spacing w:line="360" w:lineRule="auto"/>
               <w:rPr>
-                <w:rFonts w:asciiTheme="minorEastAsia" w:hAnsiTheme="minorEastAsia" w:hint="eastAsia"/>
+                <w:rFonts w:asciiTheme="minorEastAsia" w:hAnsiTheme="minorEastAsia"/>
                 <w:sz w:val="18"/>
                 <w:szCs w:val="18"/>
               </w:rPr>
@@ -15558,7 +15309,7 @@
               <w:adjustRightInd w:val="0"/>
               <w:spacing w:line="360" w:lineRule="auto"/>
               <w:rPr>
-                <w:rFonts w:asciiTheme="minorEastAsia" w:hAnsiTheme="minorEastAsia" w:hint="eastAsia"/>
+                <w:rFonts w:asciiTheme="minorEastAsia" w:hAnsiTheme="minorEastAsia"/>
                 <w:sz w:val="18"/>
                 <w:szCs w:val="18"/>
               </w:rPr>
@@ -15587,7 +15338,7 @@
               <w:adjustRightInd w:val="0"/>
               <w:spacing w:line="360" w:lineRule="auto"/>
               <w:rPr>
-                <w:rFonts w:asciiTheme="minorEastAsia" w:hAnsiTheme="minorEastAsia" w:hint="eastAsia"/>
+                <w:rFonts w:asciiTheme="minorEastAsia" w:hAnsiTheme="minorEastAsia"/>
                 <w:sz w:val="18"/>
                 <w:szCs w:val="18"/>
               </w:rPr>
@@ -15623,7 +15374,7 @@
               <w:adjustRightInd w:val="0"/>
               <w:spacing w:line="360" w:lineRule="auto"/>
               <w:rPr>
-                <w:rFonts w:asciiTheme="minorEastAsia" w:hAnsiTheme="minorEastAsia" w:hint="eastAsia"/>
+                <w:rFonts w:asciiTheme="minorEastAsia" w:hAnsiTheme="minorEastAsia"/>
                 <w:sz w:val="18"/>
                 <w:szCs w:val="18"/>
               </w:rPr>
@@ -15649,7 +15400,7 @@
               <w:adjustRightInd w:val="0"/>
               <w:spacing w:line="360" w:lineRule="auto"/>
               <w:rPr>
-                <w:rFonts w:asciiTheme="minorEastAsia" w:hAnsiTheme="minorEastAsia" w:hint="eastAsia"/>
+                <w:rFonts w:asciiTheme="minorEastAsia" w:hAnsiTheme="minorEastAsia"/>
                 <w:sz w:val="18"/>
                 <w:szCs w:val="18"/>
               </w:rPr>
@@ -15679,7 +15430,7 @@
           <w:p>
             <w:pPr>
               <w:rPr>
-                <w:rFonts w:asciiTheme="minorEastAsia" w:hAnsiTheme="minorEastAsia" w:hint="eastAsia"/>
+                <w:rFonts w:asciiTheme="minorEastAsia" w:hAnsiTheme="minorEastAsia"/>
                 <w:sz w:val="18"/>
                 <w:szCs w:val="18"/>
               </w:rPr>
@@ -15701,7 +15452,7 @@
           <w:p>
             <w:pPr>
               <w:rPr>
-                <w:rFonts w:asciiTheme="minorEastAsia" w:hAnsiTheme="minorEastAsia" w:hint="eastAsia"/>
+                <w:rFonts w:asciiTheme="minorEastAsia" w:hAnsiTheme="minorEastAsia"/>
                 <w:sz w:val="18"/>
                 <w:szCs w:val="18"/>
               </w:rPr>
@@ -15723,7 +15474,7 @@
           <w:p>
             <w:pPr>
               <w:rPr>
-                <w:rFonts w:asciiTheme="minorEastAsia" w:hAnsiTheme="minorEastAsia" w:hint="eastAsia"/>
+                <w:rFonts w:asciiTheme="minorEastAsia" w:hAnsiTheme="minorEastAsia"/>
                 <w:sz w:val="18"/>
                 <w:szCs w:val="18"/>
               </w:rPr>
@@ -15745,7 +15496,7 @@
           <w:p>
             <w:pPr>
               <w:rPr>
-                <w:rFonts w:asciiTheme="minorEastAsia" w:hAnsiTheme="minorEastAsia" w:hint="eastAsia"/>
+                <w:rFonts w:asciiTheme="minorEastAsia" w:hAnsiTheme="minorEastAsia"/>
                 <w:sz w:val="18"/>
                 <w:szCs w:val="18"/>
               </w:rPr>
@@ -15771,7 +15522,7 @@
               <w:adjustRightInd w:val="0"/>
               <w:spacing w:line="360" w:lineRule="auto"/>
               <w:rPr>
-                <w:rFonts w:asciiTheme="minorEastAsia" w:hAnsiTheme="minorEastAsia" w:hint="eastAsia"/>
+                <w:rFonts w:asciiTheme="minorEastAsia" w:hAnsiTheme="minorEastAsia"/>
                 <w:sz w:val="18"/>
                 <w:szCs w:val="18"/>
               </w:rPr>
@@ -15793,7 +15544,7 @@
           <w:p>
             <w:pPr>
               <w:rPr>
-                <w:rFonts w:asciiTheme="minorEastAsia" w:hAnsiTheme="minorEastAsia" w:hint="eastAsia"/>
+                <w:rFonts w:asciiTheme="minorEastAsia" w:hAnsiTheme="minorEastAsia"/>
                 <w:sz w:val="18"/>
                 <w:szCs w:val="18"/>
               </w:rPr>
@@ -15822,7 +15573,7 @@
               <w:adjustRightInd w:val="0"/>
               <w:spacing w:line="360" w:lineRule="auto"/>
               <w:rPr>
-                <w:rFonts w:asciiTheme="minorEastAsia" w:hAnsiTheme="minorEastAsia" w:hint="eastAsia"/>
+                <w:rFonts w:asciiTheme="minorEastAsia" w:hAnsiTheme="minorEastAsia"/>
                 <w:sz w:val="18"/>
                 <w:szCs w:val="18"/>
               </w:rPr>
@@ -15850,7 +15601,7 @@
               <w:adjustRightInd w:val="0"/>
               <w:spacing w:line="360" w:lineRule="auto"/>
               <w:rPr>
-                <w:rFonts w:asciiTheme="minorEastAsia" w:hAnsiTheme="minorEastAsia" w:hint="eastAsia"/>
+                <w:rFonts w:asciiTheme="minorEastAsia" w:hAnsiTheme="minorEastAsia"/>
                 <w:sz w:val="18"/>
                 <w:szCs w:val="18"/>
               </w:rPr>
@@ -15884,7 +15635,7 @@
               <w:adjustRightInd w:val="0"/>
               <w:spacing w:line="360" w:lineRule="auto"/>
               <w:rPr>
-                <w:rFonts w:asciiTheme="minorEastAsia" w:hAnsiTheme="minorEastAsia" w:hint="eastAsia"/>
+                <w:rFonts w:asciiTheme="minorEastAsia" w:hAnsiTheme="minorEastAsia"/>
                 <w:sz w:val="18"/>
                 <w:szCs w:val="18"/>
               </w:rPr>
@@ -15906,7 +15657,7 @@
           <w:p>
             <w:pPr>
               <w:rPr>
-                <w:rFonts w:asciiTheme="minorEastAsia" w:hAnsiTheme="minorEastAsia" w:hint="eastAsia"/>
+                <w:rFonts w:asciiTheme="minorEastAsia" w:hAnsiTheme="minorEastAsia"/>
                 <w:sz w:val="18"/>
                 <w:szCs w:val="18"/>
               </w:rPr>
@@ -15928,7 +15679,7 @@
           <w:p>
             <w:pPr>
               <w:rPr>
-                <w:rFonts w:asciiTheme="minorEastAsia" w:hAnsiTheme="minorEastAsia" w:hint="eastAsia"/>
+                <w:rFonts w:asciiTheme="minorEastAsia" w:hAnsiTheme="minorEastAsia"/>
                 <w:sz w:val="18"/>
                 <w:szCs w:val="18"/>
               </w:rPr>
@@ -15950,7 +15701,7 @@
           <w:p>
             <w:pPr>
               <w:rPr>
-                <w:rFonts w:asciiTheme="minorEastAsia" w:hAnsiTheme="minorEastAsia" w:hint="eastAsia"/>
+                <w:rFonts w:asciiTheme="minorEastAsia" w:hAnsiTheme="minorEastAsia"/>
                 <w:sz w:val="18"/>
                 <w:szCs w:val="18"/>
               </w:rPr>
@@ -15976,7 +15727,7 @@
               <w:adjustRightInd w:val="0"/>
               <w:spacing w:line="360" w:lineRule="auto"/>
               <w:rPr>
-                <w:rFonts w:asciiTheme="minorEastAsia" w:hAnsiTheme="minorEastAsia" w:hint="eastAsia"/>
+                <w:rFonts w:asciiTheme="minorEastAsia" w:hAnsiTheme="minorEastAsia"/>
                 <w:sz w:val="18"/>
                 <w:szCs w:val="18"/>
               </w:rPr>
@@ -16002,7 +15753,7 @@
               <w:adjustRightInd w:val="0"/>
               <w:spacing w:line="360" w:lineRule="auto"/>
               <w:rPr>
-                <w:rFonts w:asciiTheme="minorEastAsia" w:hAnsiTheme="minorEastAsia" w:hint="eastAsia"/>
+                <w:rFonts w:asciiTheme="minorEastAsia" w:hAnsiTheme="minorEastAsia"/>
                 <w:sz w:val="18"/>
                 <w:szCs w:val="18"/>
               </w:rPr>
@@ -16028,7 +15779,7 @@
               <w:adjustRightInd w:val="0"/>
               <w:spacing w:line="360" w:lineRule="auto"/>
               <w:rPr>
-                <w:rFonts w:asciiTheme="minorEastAsia" w:hAnsiTheme="minorEastAsia" w:hint="eastAsia"/>
+                <w:rFonts w:asciiTheme="minorEastAsia" w:hAnsiTheme="minorEastAsia"/>
                 <w:sz w:val="18"/>
                 <w:szCs w:val="18"/>
               </w:rPr>
@@ -16054,7 +15805,7 @@
               <w:adjustRightInd w:val="0"/>
               <w:spacing w:line="360" w:lineRule="auto"/>
               <w:rPr>
-                <w:rFonts w:asciiTheme="minorEastAsia" w:hAnsiTheme="minorEastAsia" w:hint="eastAsia"/>
+                <w:rFonts w:asciiTheme="minorEastAsia" w:hAnsiTheme="minorEastAsia"/>
                 <w:sz w:val="18"/>
                 <w:szCs w:val="18"/>
               </w:rPr>
@@ -16082,7 +15833,7 @@
               <w:adjustRightInd w:val="0"/>
               <w:spacing w:line="360" w:lineRule="auto"/>
               <w:rPr>
-                <w:rFonts w:asciiTheme="minorEastAsia" w:hAnsiTheme="minorEastAsia" w:hint="eastAsia"/>
+                <w:rFonts w:asciiTheme="minorEastAsia" w:hAnsiTheme="minorEastAsia"/>
                 <w:sz w:val="18"/>
                 <w:szCs w:val="18"/>
               </w:rPr>
@@ -16108,7 +15859,7 @@
               <w:adjustRightInd w:val="0"/>
               <w:spacing w:line="360" w:lineRule="auto"/>
               <w:rPr>
-                <w:rFonts w:asciiTheme="minorEastAsia" w:hAnsiTheme="minorEastAsia" w:hint="eastAsia"/>
+                <w:rFonts w:asciiTheme="minorEastAsia" w:hAnsiTheme="minorEastAsia"/>
                 <w:sz w:val="18"/>
                 <w:szCs w:val="18"/>
               </w:rPr>
@@ -16146,7 +15897,7 @@
           <w:p>
             <w:pPr>
               <w:rPr>
-                <w:rFonts w:asciiTheme="minorEastAsia" w:hAnsiTheme="minorEastAsia" w:hint="eastAsia"/>
+                <w:rFonts w:asciiTheme="minorEastAsia" w:hAnsiTheme="minorEastAsia"/>
                 <w:sz w:val="18"/>
                 <w:szCs w:val="18"/>
               </w:rPr>
@@ -16168,7 +15919,7 @@
           <w:p>
             <w:pPr>
               <w:rPr>
-                <w:rFonts w:asciiTheme="minorEastAsia" w:hAnsiTheme="minorEastAsia" w:hint="eastAsia"/>
+                <w:rFonts w:asciiTheme="minorEastAsia" w:hAnsiTheme="minorEastAsia"/>
                 <w:sz w:val="18"/>
                 <w:szCs w:val="18"/>
               </w:rPr>
@@ -16190,7 +15941,7 @@
           <w:p>
             <w:pPr>
               <w:rPr>
-                <w:rFonts w:asciiTheme="minorEastAsia" w:hAnsiTheme="minorEastAsia" w:hint="eastAsia"/>
+                <w:rFonts w:asciiTheme="minorEastAsia" w:hAnsiTheme="minorEastAsia"/>
                 <w:sz w:val="18"/>
                 <w:szCs w:val="18"/>
               </w:rPr>
@@ -16212,7 +15963,7 @@
           <w:p>
             <w:pPr>
               <w:rPr>
-                <w:rFonts w:asciiTheme="minorEastAsia" w:hAnsiTheme="minorEastAsia" w:hint="eastAsia"/>
+                <w:rFonts w:asciiTheme="minorEastAsia" w:hAnsiTheme="minorEastAsia"/>
                 <w:sz w:val="18"/>
                 <w:szCs w:val="18"/>
               </w:rPr>
@@ -16238,7 +15989,7 @@
               <w:adjustRightInd w:val="0"/>
               <w:spacing w:line="360" w:lineRule="auto"/>
               <w:rPr>
-                <w:rFonts w:asciiTheme="minorEastAsia" w:hAnsiTheme="minorEastAsia" w:hint="eastAsia"/>
+                <w:rFonts w:asciiTheme="minorEastAsia" w:hAnsiTheme="minorEastAsia"/>
                 <w:sz w:val="18"/>
                 <w:szCs w:val="18"/>
               </w:rPr>
@@ -16264,7 +16015,7 @@
               <w:adjustRightInd w:val="0"/>
               <w:spacing w:line="360" w:lineRule="auto"/>
               <w:rPr>
-                <w:rFonts w:asciiTheme="minorEastAsia" w:hAnsiTheme="minorEastAsia" w:hint="eastAsia"/>
+                <w:rFonts w:asciiTheme="minorEastAsia" w:hAnsiTheme="minorEastAsia"/>
                 <w:sz w:val="18"/>
                 <w:szCs w:val="18"/>
               </w:rPr>
@@ -16290,7 +16041,7 @@
               <w:adjustRightInd w:val="0"/>
               <w:spacing w:line="360" w:lineRule="auto"/>
               <w:rPr>
-                <w:rFonts w:asciiTheme="minorEastAsia" w:hAnsiTheme="minorEastAsia" w:hint="eastAsia"/>
+                <w:rFonts w:asciiTheme="minorEastAsia" w:hAnsiTheme="minorEastAsia"/>
                 <w:sz w:val="18"/>
                 <w:szCs w:val="18"/>
               </w:rPr>
@@ -16318,7 +16069,7 @@
               <w:adjustRightInd w:val="0"/>
               <w:spacing w:line="360" w:lineRule="auto"/>
               <w:rPr>
-                <w:rFonts w:asciiTheme="minorEastAsia" w:hAnsiTheme="minorEastAsia" w:hint="eastAsia"/>
+                <w:rFonts w:asciiTheme="minorEastAsia" w:hAnsiTheme="minorEastAsia"/>
                 <w:sz w:val="18"/>
                 <w:szCs w:val="18"/>
               </w:rPr>
@@ -16344,7 +16095,7 @@
               <w:adjustRightInd w:val="0"/>
               <w:spacing w:line="360" w:lineRule="auto"/>
               <w:rPr>
-                <w:rFonts w:asciiTheme="minorEastAsia" w:hAnsiTheme="minorEastAsia" w:hint="eastAsia"/>
+                <w:rFonts w:asciiTheme="minorEastAsia" w:hAnsiTheme="minorEastAsia"/>
                 <w:sz w:val="18"/>
                 <w:szCs w:val="18"/>
               </w:rPr>
@@ -16366,7 +16117,7 @@
           <w:p>
             <w:pPr>
               <w:rPr>
-                <w:rFonts w:asciiTheme="minorEastAsia" w:hAnsiTheme="minorEastAsia" w:hint="eastAsia"/>
+                <w:rFonts w:asciiTheme="minorEastAsia" w:hAnsiTheme="minorEastAsia"/>
                 <w:sz w:val="18"/>
                 <w:szCs w:val="18"/>
               </w:rPr>
@@ -16388,7 +16139,7 @@
           <w:p>
             <w:pPr>
               <w:rPr>
-                <w:rFonts w:asciiTheme="minorEastAsia" w:hAnsiTheme="minorEastAsia" w:hint="eastAsia"/>
+                <w:rFonts w:asciiTheme="minorEastAsia" w:hAnsiTheme="minorEastAsia"/>
                 <w:sz w:val="18"/>
                 <w:szCs w:val="18"/>
               </w:rPr>
@@ -16410,7 +16161,7 @@
           <w:p>
             <w:pPr>
               <w:rPr>
-                <w:rFonts w:asciiTheme="minorEastAsia" w:hAnsiTheme="minorEastAsia" w:hint="eastAsia"/>
+                <w:rFonts w:asciiTheme="minorEastAsia" w:hAnsiTheme="minorEastAsia"/>
                 <w:sz w:val="18"/>
                 <w:szCs w:val="18"/>
               </w:rPr>
@@ -16436,7 +16187,7 @@
               <w:adjustRightInd w:val="0"/>
               <w:spacing w:line="360" w:lineRule="auto"/>
               <w:rPr>
-                <w:rFonts w:asciiTheme="minorEastAsia" w:hAnsiTheme="minorEastAsia" w:hint="eastAsia"/>
+                <w:rFonts w:asciiTheme="minorEastAsia" w:hAnsiTheme="minorEastAsia"/>
                 <w:sz w:val="18"/>
                 <w:szCs w:val="18"/>
               </w:rPr>
@@ -16462,7 +16213,7 @@
               <w:adjustRightInd w:val="0"/>
               <w:spacing w:line="360" w:lineRule="auto"/>
               <w:rPr>
-                <w:rFonts w:asciiTheme="minorEastAsia" w:hAnsiTheme="minorEastAsia" w:hint="eastAsia"/>
+                <w:rFonts w:asciiTheme="minorEastAsia" w:hAnsiTheme="minorEastAsia"/>
                 <w:sz w:val="18"/>
                 <w:szCs w:val="18"/>
               </w:rPr>
@@ -16488,7 +16239,7 @@
               <w:adjustRightInd w:val="0"/>
               <w:spacing w:line="360" w:lineRule="auto"/>
               <w:rPr>
-                <w:rFonts w:asciiTheme="minorEastAsia" w:hAnsiTheme="minorEastAsia" w:hint="eastAsia"/>
+                <w:rFonts w:asciiTheme="minorEastAsia" w:hAnsiTheme="minorEastAsia"/>
                 <w:sz w:val="18"/>
                 <w:szCs w:val="18"/>
               </w:rPr>
@@ -16514,7 +16265,7 @@
               <w:adjustRightInd w:val="0"/>
               <w:spacing w:line="360" w:lineRule="auto"/>
               <w:rPr>
-                <w:rFonts w:asciiTheme="minorEastAsia" w:hAnsiTheme="minorEastAsia" w:hint="eastAsia"/>
+                <w:rFonts w:asciiTheme="minorEastAsia" w:hAnsiTheme="minorEastAsia"/>
                 <w:sz w:val="18"/>
                 <w:szCs w:val="18"/>
               </w:rPr>
@@ -16542,7 +16293,7 @@
               <w:adjustRightInd w:val="0"/>
               <w:spacing w:line="360" w:lineRule="auto"/>
               <w:rPr>
-                <w:rFonts w:asciiTheme="minorEastAsia" w:hAnsiTheme="minorEastAsia" w:hint="eastAsia"/>
+                <w:rFonts w:asciiTheme="minorEastAsia" w:hAnsiTheme="minorEastAsia"/>
                 <w:sz w:val="18"/>
                 <w:szCs w:val="18"/>
               </w:rPr>
@@ -16568,7 +16319,7 @@
               <w:adjustRightInd w:val="0"/>
               <w:spacing w:line="360" w:lineRule="auto"/>
               <w:rPr>
-                <w:rFonts w:asciiTheme="minorEastAsia" w:hAnsiTheme="minorEastAsia" w:hint="eastAsia"/>
+                <w:rFonts w:asciiTheme="minorEastAsia" w:hAnsiTheme="minorEastAsia"/>
                 <w:sz w:val="18"/>
                 <w:szCs w:val="18"/>
               </w:rPr>
@@ -16614,7 +16365,7 @@
           <w:p>
             <w:pPr>
               <w:rPr>
-                <w:rFonts w:asciiTheme="minorEastAsia" w:hAnsiTheme="minorEastAsia" w:hint="eastAsia"/>
+                <w:rFonts w:asciiTheme="minorEastAsia" w:hAnsiTheme="minorEastAsia"/>
                 <w:sz w:val="18"/>
                 <w:szCs w:val="18"/>
               </w:rPr>
@@ -16636,7 +16387,7 @@
           <w:p>
             <w:pPr>
               <w:rPr>
-                <w:rFonts w:asciiTheme="minorEastAsia" w:hAnsiTheme="minorEastAsia" w:hint="eastAsia"/>
+                <w:rFonts w:asciiTheme="minorEastAsia" w:hAnsiTheme="minorEastAsia"/>
                 <w:sz w:val="18"/>
                 <w:szCs w:val="18"/>
               </w:rPr>
@@ -16658,7 +16409,7 @@
           <w:p>
             <w:pPr>
               <w:rPr>
-                <w:rFonts w:asciiTheme="minorEastAsia" w:hAnsiTheme="minorEastAsia" w:hint="eastAsia"/>
+                <w:rFonts w:asciiTheme="minorEastAsia" w:hAnsiTheme="minorEastAsia"/>
                 <w:sz w:val="18"/>
                 <w:szCs w:val="18"/>
               </w:rPr>
@@ -16684,7 +16435,7 @@
               <w:adjustRightInd w:val="0"/>
               <w:spacing w:line="360" w:lineRule="auto"/>
               <w:rPr>
-                <w:rFonts w:asciiTheme="minorEastAsia" w:hAnsiTheme="minorEastAsia" w:hint="eastAsia"/>
+                <w:rFonts w:asciiTheme="minorEastAsia" w:hAnsiTheme="minorEastAsia"/>
                 <w:sz w:val="18"/>
                 <w:szCs w:val="18"/>
               </w:rPr>
@@ -16710,7 +16461,7 @@
               <w:adjustRightInd w:val="0"/>
               <w:spacing w:line="360" w:lineRule="auto"/>
               <w:rPr>
-                <w:rFonts w:asciiTheme="minorEastAsia" w:hAnsiTheme="minorEastAsia" w:hint="eastAsia"/>
+                <w:rFonts w:asciiTheme="minorEastAsia" w:hAnsiTheme="minorEastAsia"/>
                 <w:sz w:val="18"/>
                 <w:szCs w:val="18"/>
               </w:rPr>
@@ -16736,7 +16487,7 @@
               <w:adjustRightInd w:val="0"/>
               <w:spacing w:line="360" w:lineRule="auto"/>
               <w:rPr>
-                <w:rFonts w:asciiTheme="minorEastAsia" w:hAnsiTheme="minorEastAsia" w:hint="eastAsia"/>
+                <w:rFonts w:asciiTheme="minorEastAsia" w:hAnsiTheme="minorEastAsia"/>
                 <w:sz w:val="18"/>
                 <w:szCs w:val="18"/>
               </w:rPr>
@@ -16762,7 +16513,7 @@
               <w:adjustRightInd w:val="0"/>
               <w:spacing w:line="360" w:lineRule="auto"/>
               <w:rPr>
-                <w:rFonts w:asciiTheme="minorEastAsia" w:hAnsiTheme="minorEastAsia" w:hint="eastAsia"/>
+                <w:rFonts w:asciiTheme="minorEastAsia" w:hAnsiTheme="minorEastAsia"/>
                 <w:sz w:val="18"/>
                 <w:szCs w:val="18"/>
               </w:rPr>
@@ -16790,7 +16541,7 @@
               <w:adjustRightInd w:val="0"/>
               <w:spacing w:line="360" w:lineRule="auto"/>
               <w:rPr>
-                <w:rFonts w:asciiTheme="minorEastAsia" w:hAnsiTheme="minorEastAsia" w:hint="eastAsia"/>
+                <w:rFonts w:asciiTheme="minorEastAsia" w:hAnsiTheme="minorEastAsia"/>
                 <w:sz w:val="18"/>
                 <w:szCs w:val="18"/>
               </w:rPr>
@@ -16824,7 +16575,7 @@
               <w:adjustRightInd w:val="0"/>
               <w:spacing w:line="360" w:lineRule="auto"/>
               <w:rPr>
-                <w:rFonts w:asciiTheme="minorEastAsia" w:hAnsiTheme="minorEastAsia" w:hint="eastAsia"/>
+                <w:rFonts w:asciiTheme="minorEastAsia" w:hAnsiTheme="minorEastAsia"/>
                 <w:sz w:val="18"/>
                 <w:szCs w:val="18"/>
               </w:rPr>
@@ -16850,7 +16601,7 @@
               <w:adjustRightInd w:val="0"/>
               <w:spacing w:line="360" w:lineRule="auto"/>
               <w:rPr>
-                <w:rFonts w:asciiTheme="minorEastAsia" w:hAnsiTheme="minorEastAsia" w:hint="eastAsia"/>
+                <w:rFonts w:asciiTheme="minorEastAsia" w:hAnsiTheme="minorEastAsia"/>
                 <w:sz w:val="18"/>
                 <w:szCs w:val="18"/>
               </w:rPr>
@@ -16876,7 +16627,7 @@
               <w:adjustRightInd w:val="0"/>
               <w:spacing w:line="360" w:lineRule="auto"/>
               <w:rPr>
-                <w:rFonts w:asciiTheme="minorEastAsia" w:hAnsiTheme="minorEastAsia" w:hint="eastAsia"/>
+                <w:rFonts w:asciiTheme="minorEastAsia" w:hAnsiTheme="minorEastAsia"/>
                 <w:i/>
                 <w:sz w:val="18"/>
                 <w:szCs w:val="18"/>
@@ -16904,7 +16655,7 @@
               <w:adjustRightInd w:val="0"/>
               <w:spacing w:line="360" w:lineRule="auto"/>
               <w:rPr>
-                <w:rFonts w:asciiTheme="minorEastAsia" w:hAnsiTheme="minorEastAsia" w:hint="eastAsia"/>
+                <w:rFonts w:asciiTheme="minorEastAsia" w:hAnsiTheme="minorEastAsia"/>
                 <w:i/>
                 <w:sz w:val="18"/>
                 <w:szCs w:val="18"/>
@@ -16933,7 +16684,7 @@
               <w:spacing w:line="360" w:lineRule="auto"/>
               <w:jc w:val="center"/>
               <w:rPr>
-                <w:rFonts w:asciiTheme="minorEastAsia" w:hAnsiTheme="minorEastAsia" w:hint="eastAsia"/>
+                <w:rFonts w:asciiTheme="minorEastAsia" w:hAnsiTheme="minorEastAsia"/>
                 <w:i/>
                 <w:sz w:val="18"/>
                 <w:szCs w:val="18"/>
@@ -16962,7 +16713,7 @@
               <w:spacing w:line="360" w:lineRule="auto"/>
               <w:jc w:val="center"/>
               <w:rPr>
-                <w:rFonts w:asciiTheme="minorEastAsia" w:hAnsiTheme="minorEastAsia" w:hint="eastAsia"/>
+                <w:rFonts w:asciiTheme="minorEastAsia" w:hAnsiTheme="minorEastAsia"/>
                 <w:i/>
                 <w:sz w:val="18"/>
                 <w:szCs w:val="18"/>
@@ -16991,7 +16742,7 @@
               <w:spacing w:line="360" w:lineRule="auto"/>
               <w:jc w:val="center"/>
               <w:rPr>
-                <w:rFonts w:asciiTheme="minorEastAsia" w:hAnsiTheme="minorEastAsia" w:hint="eastAsia"/>
+                <w:rFonts w:asciiTheme="minorEastAsia" w:hAnsiTheme="minorEastAsia"/>
                 <w:sz w:val="18"/>
                 <w:szCs w:val="18"/>
               </w:rPr>
@@ -17018,7 +16769,7 @@
               <w:spacing w:line="360" w:lineRule="auto"/>
               <w:jc w:val="center"/>
               <w:rPr>
-                <w:rFonts w:asciiTheme="minorEastAsia" w:hAnsiTheme="minorEastAsia" w:hint="eastAsia"/>
+                <w:rFonts w:asciiTheme="minorEastAsia" w:hAnsiTheme="minorEastAsia"/>
                 <w:sz w:val="18"/>
                 <w:szCs w:val="18"/>
               </w:rPr>
@@ -17046,7 +16797,7 @@
               <w:adjustRightInd w:val="0"/>
               <w:spacing w:line="360" w:lineRule="auto"/>
               <w:rPr>
-                <w:rFonts w:asciiTheme="minorEastAsia" w:hAnsiTheme="minorEastAsia" w:hint="eastAsia"/>
+                <w:rFonts w:asciiTheme="minorEastAsia" w:hAnsiTheme="minorEastAsia"/>
                 <w:sz w:val="18"/>
                 <w:szCs w:val="18"/>
               </w:rPr>
@@ -17080,7 +16831,7 @@
               <w:adjustRightInd w:val="0"/>
               <w:spacing w:line="360" w:lineRule="auto"/>
               <w:rPr>
-                <w:rFonts w:asciiTheme="minorEastAsia" w:hAnsiTheme="minorEastAsia" w:hint="eastAsia"/>
+                <w:rFonts w:asciiTheme="minorEastAsia" w:hAnsiTheme="minorEastAsia"/>
                 <w:sz w:val="18"/>
                 <w:szCs w:val="18"/>
               </w:rPr>
@@ -17106,7 +16857,7 @@
               <w:adjustRightInd w:val="0"/>
               <w:spacing w:line="360" w:lineRule="auto"/>
               <w:rPr>
-                <w:rFonts w:asciiTheme="minorEastAsia" w:hAnsiTheme="minorEastAsia" w:hint="eastAsia"/>
+                <w:rFonts w:asciiTheme="minorEastAsia" w:hAnsiTheme="minorEastAsia"/>
                 <w:sz w:val="18"/>
                 <w:szCs w:val="18"/>
               </w:rPr>
@@ -17132,7 +16883,7 @@
               <w:adjustRightInd w:val="0"/>
               <w:spacing w:line="360" w:lineRule="auto"/>
               <w:rPr>
-                <w:rFonts w:asciiTheme="minorEastAsia" w:hAnsiTheme="minorEastAsia" w:hint="eastAsia"/>
+                <w:rFonts w:asciiTheme="minorEastAsia" w:hAnsiTheme="minorEastAsia"/>
                 <w:i/>
                 <w:sz w:val="18"/>
                 <w:szCs w:val="18"/>
@@ -17160,7 +16911,7 @@
               <w:adjustRightInd w:val="0"/>
               <w:spacing w:line="360" w:lineRule="auto"/>
               <w:rPr>
-                <w:rFonts w:asciiTheme="minorEastAsia" w:hAnsiTheme="minorEastAsia" w:hint="eastAsia"/>
+                <w:rFonts w:asciiTheme="minorEastAsia" w:hAnsiTheme="minorEastAsia"/>
                 <w:i/>
                 <w:sz w:val="18"/>
                 <w:szCs w:val="18"/>
@@ -17180,7 +16931,7 @@
               <w:spacing w:line="360" w:lineRule="auto"/>
               <w:jc w:val="center"/>
               <w:rPr>
-                <w:rFonts w:asciiTheme="minorEastAsia" w:hAnsiTheme="minorEastAsia" w:hint="eastAsia"/>
+                <w:rFonts w:asciiTheme="minorEastAsia" w:hAnsiTheme="minorEastAsia"/>
                 <w:i/>
                 <w:sz w:val="18"/>
                 <w:szCs w:val="18"/>
@@ -17209,7 +16960,7 @@
               <w:spacing w:line="360" w:lineRule="auto"/>
               <w:jc w:val="center"/>
               <w:rPr>
-                <w:rFonts w:asciiTheme="minorEastAsia" w:hAnsiTheme="minorEastAsia" w:hint="eastAsia"/>
+                <w:rFonts w:asciiTheme="minorEastAsia" w:hAnsiTheme="minorEastAsia"/>
                 <w:i/>
                 <w:sz w:val="18"/>
                 <w:szCs w:val="18"/>
@@ -17238,7 +16989,7 @@
               <w:spacing w:line="360" w:lineRule="auto"/>
               <w:jc w:val="center"/>
               <w:rPr>
-                <w:rFonts w:asciiTheme="minorEastAsia" w:hAnsiTheme="minorEastAsia" w:hint="eastAsia"/>
+                <w:rFonts w:asciiTheme="minorEastAsia" w:hAnsiTheme="minorEastAsia"/>
                 <w:sz w:val="18"/>
                 <w:szCs w:val="18"/>
               </w:rPr>
@@ -17265,7 +17016,7 @@
               <w:spacing w:line="360" w:lineRule="auto"/>
               <w:jc w:val="center"/>
               <w:rPr>
-                <w:rFonts w:asciiTheme="minorEastAsia" w:hAnsiTheme="minorEastAsia" w:hint="eastAsia"/>
+                <w:rFonts w:asciiTheme="minorEastAsia" w:hAnsiTheme="minorEastAsia"/>
                 <w:sz w:val="18"/>
                 <w:szCs w:val="18"/>
               </w:rPr>
@@ -17293,7 +17044,7 @@
               <w:adjustRightInd w:val="0"/>
               <w:spacing w:line="360" w:lineRule="auto"/>
               <w:rPr>
-                <w:rFonts w:asciiTheme="minorEastAsia" w:hAnsiTheme="minorEastAsia" w:hint="eastAsia"/>
+                <w:rFonts w:asciiTheme="minorEastAsia" w:hAnsiTheme="minorEastAsia"/>
                 <w:sz w:val="18"/>
                 <w:szCs w:val="18"/>
               </w:rPr>
@@ -17327,7 +17078,7 @@
               <w:adjustRightInd w:val="0"/>
               <w:spacing w:line="360" w:lineRule="auto"/>
               <w:rPr>
-                <w:rFonts w:asciiTheme="minorEastAsia" w:hAnsiTheme="minorEastAsia" w:hint="eastAsia"/>
+                <w:rFonts w:asciiTheme="minorEastAsia" w:hAnsiTheme="minorEastAsia"/>
                 <w:sz w:val="18"/>
                 <w:szCs w:val="18"/>
               </w:rPr>
@@ -17353,7 +17104,7 @@
               <w:adjustRightInd w:val="0"/>
               <w:spacing w:line="360" w:lineRule="auto"/>
               <w:rPr>
-                <w:rFonts w:asciiTheme="minorEastAsia" w:hAnsiTheme="minorEastAsia" w:hint="eastAsia"/>
+                <w:rFonts w:asciiTheme="minorEastAsia" w:hAnsiTheme="minorEastAsia"/>
                 <w:sz w:val="18"/>
                 <w:szCs w:val="18"/>
               </w:rPr>
@@ -17379,7 +17130,7 @@
               <w:adjustRightInd w:val="0"/>
               <w:spacing w:line="360" w:lineRule="auto"/>
               <w:rPr>
-                <w:rFonts w:asciiTheme="minorEastAsia" w:hAnsiTheme="minorEastAsia" w:hint="eastAsia"/>
+                <w:rFonts w:asciiTheme="minorEastAsia" w:hAnsiTheme="minorEastAsia"/>
                 <w:i/>
                 <w:sz w:val="18"/>
                 <w:szCs w:val="18"/>
@@ -17407,7 +17158,7 @@
               <w:adjustRightInd w:val="0"/>
               <w:spacing w:line="360" w:lineRule="auto"/>
               <w:rPr>
-                <w:rFonts w:asciiTheme="minorEastAsia" w:hAnsiTheme="minorEastAsia" w:hint="eastAsia"/>
+                <w:rFonts w:asciiTheme="minorEastAsia" w:hAnsiTheme="minorEastAsia"/>
                 <w:i/>
                 <w:sz w:val="18"/>
                 <w:szCs w:val="18"/>
@@ -17427,7 +17178,7 @@
               <w:spacing w:line="360" w:lineRule="auto"/>
               <w:jc w:val="center"/>
               <w:rPr>
-                <w:rFonts w:asciiTheme="minorEastAsia" w:hAnsiTheme="minorEastAsia" w:hint="eastAsia"/>
+                <w:rFonts w:asciiTheme="minorEastAsia" w:hAnsiTheme="minorEastAsia"/>
                 <w:i/>
                 <w:sz w:val="18"/>
                 <w:szCs w:val="18"/>
@@ -17456,7 +17207,7 @@
               <w:spacing w:line="360" w:lineRule="auto"/>
               <w:jc w:val="center"/>
               <w:rPr>
-                <w:rFonts w:asciiTheme="minorEastAsia" w:hAnsiTheme="minorEastAsia" w:hint="eastAsia"/>
+                <w:rFonts w:asciiTheme="minorEastAsia" w:hAnsiTheme="minorEastAsia"/>
                 <w:i/>
                 <w:sz w:val="18"/>
                 <w:szCs w:val="18"/>
@@ -17485,7 +17236,7 @@
               <w:spacing w:line="360" w:lineRule="auto"/>
               <w:jc w:val="center"/>
               <w:rPr>
-                <w:rFonts w:asciiTheme="minorEastAsia" w:hAnsiTheme="minorEastAsia" w:hint="eastAsia"/>
+                <w:rFonts w:asciiTheme="minorEastAsia" w:hAnsiTheme="minorEastAsia"/>
                 <w:sz w:val="18"/>
                 <w:szCs w:val="18"/>
               </w:rPr>
@@ -17512,7 +17263,7 @@
               <w:spacing w:line="360" w:lineRule="auto"/>
               <w:jc w:val="center"/>
               <w:rPr>
-                <w:rFonts w:asciiTheme="minorEastAsia" w:hAnsiTheme="minorEastAsia" w:hint="eastAsia"/>
+                <w:rFonts w:asciiTheme="minorEastAsia" w:hAnsiTheme="minorEastAsia"/>
                 <w:sz w:val="18"/>
                 <w:szCs w:val="18"/>
               </w:rPr>
@@ -17540,7 +17291,7 @@
               <w:adjustRightInd w:val="0"/>
               <w:spacing w:line="360" w:lineRule="auto"/>
               <w:rPr>
-                <w:rFonts w:asciiTheme="minorEastAsia" w:hAnsiTheme="minorEastAsia" w:hint="eastAsia"/>
+                <w:rFonts w:asciiTheme="minorEastAsia" w:hAnsiTheme="minorEastAsia"/>
                 <w:sz w:val="18"/>
                 <w:szCs w:val="18"/>
               </w:rPr>
@@ -17574,7 +17325,7 @@
               <w:adjustRightInd w:val="0"/>
               <w:spacing w:line="360" w:lineRule="auto"/>
               <w:rPr>
-                <w:rFonts w:asciiTheme="minorEastAsia" w:hAnsiTheme="minorEastAsia" w:hint="eastAsia"/>
+                <w:rFonts w:asciiTheme="minorEastAsia" w:hAnsiTheme="minorEastAsia"/>
                 <w:sz w:val="18"/>
                 <w:szCs w:val="18"/>
               </w:rPr>
@@ -17596,7 +17347,7 @@
           <w:p>
             <w:pPr>
               <w:rPr>
-                <w:rFonts w:asciiTheme="minorEastAsia" w:hAnsiTheme="minorEastAsia" w:hint="eastAsia"/>
+                <w:rFonts w:asciiTheme="minorEastAsia" w:hAnsiTheme="minorEastAsia"/>
                 <w:sz w:val="18"/>
                 <w:szCs w:val="18"/>
               </w:rPr>
@@ -17618,7 +17369,7 @@
           <w:p>
             <w:pPr>
               <w:rPr>
-                <w:rFonts w:asciiTheme="minorEastAsia" w:hAnsiTheme="minorEastAsia" w:hint="eastAsia"/>
+                <w:rFonts w:asciiTheme="minorEastAsia" w:hAnsiTheme="minorEastAsia"/>
                 <w:sz w:val="18"/>
                 <w:szCs w:val="18"/>
               </w:rPr>
@@ -17640,7 +17391,7 @@
           <w:p>
             <w:pPr>
               <w:rPr>
-                <w:rFonts w:asciiTheme="minorEastAsia" w:hAnsiTheme="minorEastAsia" w:hint="eastAsia"/>
+                <w:rFonts w:asciiTheme="minorEastAsia" w:hAnsiTheme="minorEastAsia"/>
                 <w:sz w:val="18"/>
                 <w:szCs w:val="18"/>
               </w:rPr>
@@ -17666,7 +17417,7 @@
               <w:adjustRightInd w:val="0"/>
               <w:spacing w:line="360" w:lineRule="auto"/>
               <w:rPr>
-                <w:rFonts w:asciiTheme="minorEastAsia" w:hAnsiTheme="minorEastAsia" w:hint="eastAsia"/>
+                <w:rFonts w:asciiTheme="minorEastAsia" w:hAnsiTheme="minorEastAsia"/>
                 <w:sz w:val="18"/>
                 <w:szCs w:val="18"/>
               </w:rPr>
@@ -17688,7 +17439,7 @@
           <w:p>
             <w:pPr>
               <w:rPr>
-                <w:rFonts w:asciiTheme="minorEastAsia" w:hAnsiTheme="minorEastAsia" w:hint="eastAsia"/>
+                <w:rFonts w:asciiTheme="minorEastAsia" w:hAnsiTheme="minorEastAsia"/>
                 <w:sz w:val="18"/>
                 <w:szCs w:val="18"/>
               </w:rPr>
@@ -17715,7 +17466,7 @@
               <w:spacing w:line="360" w:lineRule="auto"/>
               <w:jc w:val="center"/>
               <w:rPr>
-                <w:rFonts w:asciiTheme="minorEastAsia" w:hAnsiTheme="minorEastAsia" w:hint="eastAsia"/>
+                <w:rFonts w:asciiTheme="minorEastAsia" w:hAnsiTheme="minorEastAsia"/>
                 <w:sz w:val="18"/>
                 <w:szCs w:val="18"/>
               </w:rPr>
@@ -17742,7 +17493,7 @@
               <w:spacing w:line="360" w:lineRule="auto"/>
               <w:jc w:val="center"/>
               <w:rPr>
-                <w:rFonts w:asciiTheme="minorEastAsia" w:hAnsiTheme="minorEastAsia" w:hint="eastAsia"/>
+                <w:rFonts w:asciiTheme="minorEastAsia" w:hAnsiTheme="minorEastAsia"/>
                 <w:sz w:val="18"/>
                 <w:szCs w:val="18"/>
               </w:rPr>
@@ -17770,7 +17521,7 @@
               <w:adjustRightInd w:val="0"/>
               <w:spacing w:line="360" w:lineRule="auto"/>
               <w:rPr>
-                <w:rFonts w:asciiTheme="minorEastAsia" w:hAnsiTheme="minorEastAsia" w:hint="eastAsia"/>
+                <w:rFonts w:asciiTheme="minorEastAsia" w:hAnsiTheme="minorEastAsia"/>
                 <w:sz w:val="18"/>
                 <w:szCs w:val="18"/>
               </w:rPr>
@@ -17804,7 +17555,7 @@
               <w:adjustRightInd w:val="0"/>
               <w:spacing w:line="360" w:lineRule="auto"/>
               <w:rPr>
-                <w:rFonts w:asciiTheme="minorEastAsia" w:hAnsiTheme="minorEastAsia" w:hint="eastAsia"/>
+                <w:rFonts w:asciiTheme="minorEastAsia" w:hAnsiTheme="minorEastAsia"/>
                 <w:sz w:val="18"/>
                 <w:szCs w:val="18"/>
               </w:rPr>
@@ -17826,7 +17577,7 @@
           <w:p>
             <w:pPr>
               <w:rPr>
-                <w:rFonts w:asciiTheme="minorEastAsia" w:hAnsiTheme="minorEastAsia" w:hint="eastAsia"/>
+                <w:rFonts w:asciiTheme="minorEastAsia" w:hAnsiTheme="minorEastAsia"/>
                 <w:sz w:val="18"/>
                 <w:szCs w:val="18"/>
               </w:rPr>
@@ -17848,7 +17599,7 @@
           <w:p>
             <w:pPr>
               <w:rPr>
-                <w:rFonts w:asciiTheme="minorEastAsia" w:hAnsiTheme="minorEastAsia" w:hint="eastAsia"/>
+                <w:rFonts w:asciiTheme="minorEastAsia" w:hAnsiTheme="minorEastAsia"/>
                 <w:sz w:val="18"/>
                 <w:szCs w:val="18"/>
               </w:rPr>
@@ -17870,7 +17621,7 @@
           <w:p>
             <w:pPr>
               <w:rPr>
-                <w:rFonts w:asciiTheme="minorEastAsia" w:hAnsiTheme="minorEastAsia" w:hint="eastAsia"/>
+                <w:rFonts w:asciiTheme="minorEastAsia" w:hAnsiTheme="minorEastAsia"/>
                 <w:sz w:val="18"/>
                 <w:szCs w:val="18"/>
               </w:rPr>
@@ -17896,7 +17647,7 @@
               <w:adjustRightInd w:val="0"/>
               <w:spacing w:line="360" w:lineRule="auto"/>
               <w:rPr>
-                <w:rFonts w:asciiTheme="minorEastAsia" w:hAnsiTheme="minorEastAsia" w:hint="eastAsia"/>
+                <w:rFonts w:asciiTheme="minorEastAsia" w:hAnsiTheme="minorEastAsia"/>
                 <w:sz w:val="18"/>
                 <w:szCs w:val="18"/>
               </w:rPr>
@@ -17918,7 +17669,7 @@
           <w:p>
             <w:pPr>
               <w:rPr>
-                <w:rFonts w:asciiTheme="minorEastAsia" w:hAnsiTheme="minorEastAsia" w:hint="eastAsia"/>
+                <w:rFonts w:asciiTheme="minorEastAsia" w:hAnsiTheme="minorEastAsia"/>
                 <w:sz w:val="18"/>
                 <w:szCs w:val="18"/>
               </w:rPr>
@@ -17940,7 +17691,7 @@
           <w:p>
             <w:pPr>
               <w:rPr>
-                <w:rFonts w:asciiTheme="minorEastAsia" w:hAnsiTheme="minorEastAsia" w:hint="eastAsia"/>
+                <w:rFonts w:asciiTheme="minorEastAsia" w:hAnsiTheme="minorEastAsia"/>
                 <w:sz w:val="18"/>
                 <w:szCs w:val="18"/>
               </w:rPr>
@@ -17967,7 +17718,7 @@
               <w:spacing w:line="360" w:lineRule="auto"/>
               <w:jc w:val="center"/>
               <w:rPr>
-                <w:rFonts w:asciiTheme="minorEastAsia" w:hAnsiTheme="minorEastAsia" w:hint="eastAsia"/>
+                <w:rFonts w:asciiTheme="minorEastAsia" w:hAnsiTheme="minorEastAsia"/>
                 <w:sz w:val="18"/>
                 <w:szCs w:val="18"/>
               </w:rPr>
@@ -17995,7 +17746,7 @@
               <w:adjustRightInd w:val="0"/>
               <w:spacing w:line="360" w:lineRule="auto"/>
               <w:rPr>
-                <w:rFonts w:asciiTheme="minorEastAsia" w:hAnsiTheme="minorEastAsia" w:hint="eastAsia"/>
+                <w:rFonts w:asciiTheme="minorEastAsia" w:hAnsiTheme="minorEastAsia"/>
                 <w:sz w:val="18"/>
                 <w:szCs w:val="18"/>
               </w:rPr>
@@ -18013,7 +17764,7 @@
               <w:adjustRightInd w:val="0"/>
               <w:spacing w:line="360" w:lineRule="auto"/>
               <w:rPr>
-                <w:rFonts w:asciiTheme="minorEastAsia" w:hAnsiTheme="minorEastAsia" w:hint="eastAsia"/>
+                <w:rFonts w:asciiTheme="minorEastAsia" w:hAnsiTheme="minorEastAsia"/>
                 <w:sz w:val="18"/>
                 <w:szCs w:val="18"/>
               </w:rPr>
@@ -18031,7 +17782,7 @@
               <w:adjustRightInd w:val="0"/>
               <w:spacing w:line="360" w:lineRule="auto"/>
               <w:rPr>
-                <w:rFonts w:asciiTheme="minorEastAsia" w:hAnsiTheme="minorEastAsia" w:hint="eastAsia"/>
+                <w:rFonts w:asciiTheme="minorEastAsia" w:hAnsiTheme="minorEastAsia"/>
                 <w:sz w:val="18"/>
                 <w:szCs w:val="18"/>
               </w:rPr>
@@ -18049,7 +17800,7 @@
               <w:adjustRightInd w:val="0"/>
               <w:spacing w:line="360" w:lineRule="auto"/>
               <w:rPr>
-                <w:rFonts w:asciiTheme="minorEastAsia" w:hAnsiTheme="minorEastAsia" w:hint="eastAsia"/>
+                <w:rFonts w:asciiTheme="minorEastAsia" w:hAnsiTheme="minorEastAsia"/>
                 <w:sz w:val="18"/>
                 <w:szCs w:val="18"/>
               </w:rPr>
@@ -18067,7 +17818,7 @@
               <w:adjustRightInd w:val="0"/>
               <w:spacing w:line="360" w:lineRule="auto"/>
               <w:rPr>
-                <w:rFonts w:asciiTheme="minorEastAsia" w:hAnsiTheme="minorEastAsia" w:hint="eastAsia"/>
+                <w:rFonts w:asciiTheme="minorEastAsia" w:hAnsiTheme="minorEastAsia"/>
                 <w:sz w:val="18"/>
                 <w:szCs w:val="18"/>
               </w:rPr>
@@ -18086,7 +17837,7 @@
               <w:spacing w:line="360" w:lineRule="auto"/>
               <w:jc w:val="center"/>
               <w:rPr>
-                <w:rFonts w:asciiTheme="minorEastAsia" w:hAnsiTheme="minorEastAsia" w:hint="eastAsia"/>
+                <w:rFonts w:asciiTheme="minorEastAsia" w:hAnsiTheme="minorEastAsia"/>
                 <w:sz w:val="18"/>
                 <w:szCs w:val="18"/>
               </w:rPr>
@@ -18105,7 +17856,7 @@
               <w:spacing w:line="360" w:lineRule="auto"/>
               <w:jc w:val="center"/>
               <w:rPr>
-                <w:rFonts w:asciiTheme="minorEastAsia" w:hAnsiTheme="minorEastAsia" w:hint="eastAsia"/>
+                <w:rFonts w:asciiTheme="minorEastAsia" w:hAnsiTheme="minorEastAsia"/>
                 <w:sz w:val="18"/>
                 <w:szCs w:val="18"/>
               </w:rPr>
@@ -18124,7 +17875,7 @@
               <w:spacing w:line="360" w:lineRule="auto"/>
               <w:jc w:val="center"/>
               <w:rPr>
-                <w:rFonts w:asciiTheme="minorEastAsia" w:hAnsiTheme="minorEastAsia" w:hint="eastAsia"/>
+                <w:rFonts w:asciiTheme="minorEastAsia" w:hAnsiTheme="minorEastAsia"/>
                 <w:sz w:val="18"/>
                 <w:szCs w:val="18"/>
               </w:rPr>
@@ -18143,7 +17894,7 @@
               <w:spacing w:line="360" w:lineRule="auto"/>
               <w:jc w:val="center"/>
               <w:rPr>
-                <w:rFonts w:asciiTheme="minorEastAsia" w:hAnsiTheme="minorEastAsia" w:hint="eastAsia"/>
+                <w:rFonts w:asciiTheme="minorEastAsia" w:hAnsiTheme="minorEastAsia"/>
                 <w:sz w:val="18"/>
                 <w:szCs w:val="18"/>
               </w:rPr>
@@ -18163,7 +17914,7 @@
               <w:adjustRightInd w:val="0"/>
               <w:spacing w:line="360" w:lineRule="auto"/>
               <w:rPr>
-                <w:rFonts w:asciiTheme="minorEastAsia" w:hAnsiTheme="minorEastAsia" w:hint="eastAsia"/>
+                <w:rFonts w:asciiTheme="minorEastAsia" w:hAnsiTheme="minorEastAsia"/>
                 <w:sz w:val="18"/>
                 <w:szCs w:val="18"/>
               </w:rPr>
@@ -18181,7 +17932,7 @@
               <w:adjustRightInd w:val="0"/>
               <w:spacing w:line="360" w:lineRule="auto"/>
               <w:rPr>
-                <w:rFonts w:asciiTheme="minorEastAsia" w:hAnsiTheme="minorEastAsia" w:hint="eastAsia"/>
+                <w:rFonts w:asciiTheme="minorEastAsia" w:hAnsiTheme="minorEastAsia"/>
                 <w:sz w:val="18"/>
                 <w:szCs w:val="18"/>
               </w:rPr>
@@ -18199,7 +17950,7 @@
               <w:adjustRightInd w:val="0"/>
               <w:spacing w:line="360" w:lineRule="auto"/>
               <w:rPr>
-                <w:rFonts w:asciiTheme="minorEastAsia" w:hAnsiTheme="minorEastAsia" w:hint="eastAsia"/>
+                <w:rFonts w:asciiTheme="minorEastAsia" w:hAnsiTheme="minorEastAsia"/>
                 <w:sz w:val="18"/>
                 <w:szCs w:val="18"/>
               </w:rPr>
@@ -18217,7 +17968,7 @@
               <w:adjustRightInd w:val="0"/>
               <w:spacing w:line="360" w:lineRule="auto"/>
               <w:rPr>
-                <w:rFonts w:asciiTheme="minorEastAsia" w:hAnsiTheme="minorEastAsia" w:hint="eastAsia"/>
+                <w:rFonts w:asciiTheme="minorEastAsia" w:hAnsiTheme="minorEastAsia"/>
                 <w:sz w:val="18"/>
                 <w:szCs w:val="18"/>
               </w:rPr>
@@ -18235,7 +17986,7 @@
               <w:adjustRightInd w:val="0"/>
               <w:spacing w:line="360" w:lineRule="auto"/>
               <w:rPr>
-                <w:rFonts w:asciiTheme="minorEastAsia" w:hAnsiTheme="minorEastAsia" w:hint="eastAsia"/>
+                <w:rFonts w:asciiTheme="minorEastAsia" w:hAnsiTheme="minorEastAsia"/>
                 <w:sz w:val="18"/>
                 <w:szCs w:val="18"/>
               </w:rPr>
@@ -18254,7 +18005,7 @@
               <w:spacing w:line="360" w:lineRule="auto"/>
               <w:jc w:val="center"/>
               <w:rPr>
-                <w:rFonts w:asciiTheme="minorEastAsia" w:hAnsiTheme="minorEastAsia" w:hint="eastAsia"/>
+                <w:rFonts w:asciiTheme="minorEastAsia" w:hAnsiTheme="minorEastAsia"/>
                 <w:sz w:val="18"/>
                 <w:szCs w:val="18"/>
               </w:rPr>
@@ -18273,7 +18024,7 @@
               <w:spacing w:line="360" w:lineRule="auto"/>
               <w:jc w:val="center"/>
               <w:rPr>
-                <w:rFonts w:asciiTheme="minorEastAsia" w:hAnsiTheme="minorEastAsia" w:hint="eastAsia"/>
+                <w:rFonts w:asciiTheme="minorEastAsia" w:hAnsiTheme="minorEastAsia"/>
                 <w:sz w:val="18"/>
                 <w:szCs w:val="18"/>
               </w:rPr>
@@ -18292,7 +18043,7 @@
               <w:spacing w:line="360" w:lineRule="auto"/>
               <w:jc w:val="center"/>
               <w:rPr>
-                <w:rFonts w:asciiTheme="minorEastAsia" w:hAnsiTheme="minorEastAsia" w:hint="eastAsia"/>
+                <w:rFonts w:asciiTheme="minorEastAsia" w:hAnsiTheme="minorEastAsia"/>
                 <w:sz w:val="18"/>
                 <w:szCs w:val="18"/>
               </w:rPr>
@@ -18311,7 +18062,7 @@
               <w:spacing w:line="360" w:lineRule="auto"/>
               <w:jc w:val="center"/>
               <w:rPr>
-                <w:rFonts w:asciiTheme="minorEastAsia" w:hAnsiTheme="minorEastAsia" w:hint="eastAsia"/>
+                <w:rFonts w:asciiTheme="minorEastAsia" w:hAnsiTheme="minorEastAsia"/>
                 <w:sz w:val="18"/>
                 <w:szCs w:val="18"/>
               </w:rPr>
@@ -18323,9 +18074,6 @@
     <w:p>
       <w:pPr>
         <w:spacing w:line="276" w:lineRule="auto"/>
-        <w:rPr>
-          <w:rFonts w:hint="eastAsia"/>
-        </w:rPr>
       </w:pPr>
       <w:r>
         <w:rPr>
@@ -18337,9 +18085,6 @@
     <w:p>
       <w:pPr>
         <w:spacing w:line="276" w:lineRule="auto"/>
-        <w:rPr>
-          <w:rFonts w:hint="eastAsia"/>
-        </w:rPr>
       </w:pPr>
       <w:r>
         <w:rPr>
@@ -18351,9 +18096,6 @@
     <w:p>
       <w:pPr>
         <w:spacing w:line="276" w:lineRule="auto"/>
-        <w:rPr>
-          <w:rFonts w:hint="eastAsia"/>
-        </w:rPr>
       </w:pPr>
       <w:r>
         <w:rPr>
@@ -18365,9 +18107,6 @@
     <w:p>
       <w:pPr>
         <w:spacing w:line="276" w:lineRule="auto"/>
-        <w:rPr>
-          <w:rFonts w:hint="eastAsia"/>
-        </w:rPr>
       </w:pPr>
     </w:p>
     <w:p>
@@ -18575,7 +18314,7 @@
               <w:ind w:firstLineChars="0"/>
               <w:cnfStyle w:val="000000100000"/>
               <w:rPr>
-                <w:rFonts w:ascii="Arial" w:hAnsi="Arial" w:cs="Arial" w:hint="eastAsia"/>
+                <w:rFonts w:ascii="Arial" w:hAnsi="Arial" w:cs="Arial"/>
                 <w:sz w:val="20"/>
                 <w:szCs w:val="20"/>
               </w:rPr>
@@ -18615,9 +18354,6 @@
               <w:spacing w:line="276" w:lineRule="auto"/>
               <w:ind w:firstLineChars="0"/>
               <w:cnfStyle w:val="000000100000"/>
-              <w:rPr>
-                <w:rFonts w:hint="eastAsia"/>
-              </w:rPr>
             </w:pPr>
             <w:r>
               <w:rPr>
@@ -18771,15 +18507,7 @@
                 <w:sz w:val="20"/>
                 <w:szCs w:val="20"/>
               </w:rPr>
-              <w:t>执行异</w:t>
-            </w:r>
-            <w:r>
-              <w:rPr>
-                <w:rFonts w:ascii="Arial" w:hAnsi="Arial" w:cs="Arial" w:hint="eastAsia"/>
-                <w:sz w:val="20"/>
-                <w:szCs w:val="20"/>
-              </w:rPr>
-              <w:t>步切分</w:t>
+              <w:t>执行异步切分</w:t>
             </w:r>
           </w:p>
         </w:tc>
@@ -18798,7 +18526,7 @@
               <w:ind w:firstLineChars="0"/>
               <w:cnfStyle w:val="000000010000"/>
               <w:rPr>
-                <w:rFonts w:ascii="Arial" w:hAnsi="Arial" w:cs="Arial" w:hint="eastAsia"/>
+                <w:rFonts w:ascii="Arial" w:hAnsi="Arial" w:cs="Arial"/>
                 <w:sz w:val="20"/>
                 <w:szCs w:val="20"/>
               </w:rPr>
@@ -18838,9 +18566,6 @@
               <w:spacing w:line="276" w:lineRule="auto"/>
               <w:ind w:firstLineChars="0"/>
               <w:cnfStyle w:val="000000010000"/>
-              <w:rPr>
-                <w:rFonts w:hint="eastAsia"/>
-              </w:rPr>
             </w:pPr>
             <w:r>
               <w:rPr>
@@ -18852,13 +18577,7 @@
               <w:rPr>
                 <w:rFonts w:hint="eastAsia"/>
               </w:rPr>
-              <w:t>split</w:t>
-            </w:r>
-            <w:r>
-              <w:rPr>
-                <w:rFonts w:hint="eastAsia"/>
-              </w:rPr>
-              <w:t>Async</w:t>
+              <w:t>splitAsync</w:t>
             </w:r>
             <w:r>
               <w:rPr>
@@ -19093,7 +18812,7 @@
               <w:rPr>
                 <w:noProof/>
               </w:rPr>
-              <w:t>2016-11-30</w:t>
+              <w:t>2016-12-15</w:t>
             </w:r>
           </w:fldSimple>
         </w:p>
@@ -25002,21 +24721,6 @@
 </file>
 
 <file path=customXml/item1.xml><?xml version="1.0" encoding="utf-8"?>
-<p:properties xmlns:p="http://schemas.microsoft.com/office/2006/metadata/properties" xmlns:xsi="http://www.w3.org/2001/XMLSchema-instance">
-  <documentManagement/>
-</p:properties>
-</file>
-
-<file path=customXml/item2.xml><?xml version="1.0" encoding="utf-8"?>
-<?mso-contentType ?>
-<FormTemplates xmlns="http://schemas.microsoft.com/sharepoint/v3/contenttype/forms">
-  <Display>DocumentLibraryForm</Display>
-  <Edit>DocumentLibraryForm</Edit>
-  <New>DocumentLibraryForm</New>
-</FormTemplates>
-</file>
-
-<file path=customXml/item3.xml><?xml version="1.0" encoding="utf-8"?>
 <ct:contentTypeSchema xmlns:ct="http://schemas.microsoft.com/office/2006/metadata/contentType" xmlns:ma="http://schemas.microsoft.com/office/2006/metadata/properties/metaAttributes" ct:_="" ma:_="" ma:contentTypeName="Document" ma:contentTypeID="0x010100C9D738FE56F9DD4F818CEE0622FC80C0" ma:contentTypeVersion="0" ma:contentTypeDescription="Create a new document." ma:contentTypeScope="" ma:versionID="c733d375e9f13075cc482d188b8bae2c">
   <xsd:schema xmlns:xsd="http://www.w3.org/2001/XMLSchema" xmlns:p="http://schemas.microsoft.com/office/2006/metadata/properties" targetNamespace="http://schemas.microsoft.com/office/2006/metadata/properties" ma:root="true" ma:fieldsID="4aeb20c0e3442673af7ee10786458764">
     <xsd:element name="properties">
@@ -25065,27 +24769,26 @@
 </ct:contentTypeSchema>
 </file>
 
+<file path=customXml/item2.xml><?xml version="1.0" encoding="utf-8"?>
+<?mso-contentType ?>
+<FormTemplates xmlns="http://schemas.microsoft.com/sharepoint/v3/contenttype/forms">
+  <Display>DocumentLibraryForm</Display>
+  <Edit>DocumentLibraryForm</Edit>
+  <New>DocumentLibraryForm</New>
+</FormTemplates>
+</file>
+
+<file path=customXml/item3.xml><?xml version="1.0" encoding="utf-8"?>
+<p:properties xmlns:p="http://schemas.microsoft.com/office/2006/metadata/properties" xmlns:xsi="http://www.w3.org/2001/XMLSchema-instance">
+  <documentManagement/>
+</p:properties>
+</file>
+
 <file path=customXml/item4.xml><?xml version="1.0" encoding="utf-8"?>
 <b:Sources xmlns:b="http://schemas.openxmlformats.org/officeDocument/2006/bibliography" xmlns="http://schemas.openxmlformats.org/officeDocument/2006/bibliography" SelectedStyle="\APA.XSL" StyleName="APA"/>
 </file>
 
 <file path=customXml/itemProps1.xml><?xml version="1.0" encoding="utf-8"?>
-<ds:datastoreItem xmlns:ds="http://schemas.openxmlformats.org/officeDocument/2006/customXml" ds:itemID="{283A67FA-FB68-40D1-A1FD-BD4AEE599422}">
-  <ds:schemaRefs>
-    <ds:schemaRef ds:uri="http://schemas.microsoft.com/office/2006/metadata/properties"/>
-  </ds:schemaRefs>
-</ds:datastoreItem>
-</file>
-
-<file path=customXml/itemProps2.xml><?xml version="1.0" encoding="utf-8"?>
-<ds:datastoreItem xmlns:ds="http://schemas.openxmlformats.org/officeDocument/2006/customXml" ds:itemID="{9C2CE626-7193-49AD-BC45-D7AF4DFA65A4}">
-  <ds:schemaRefs>
-    <ds:schemaRef ds:uri="http://schemas.microsoft.com/sharepoint/v3/contenttype/forms"/>
-  </ds:schemaRefs>
-</ds:datastoreItem>
-</file>
-
-<file path=customXml/itemProps3.xml><?xml version="1.0" encoding="utf-8"?>
 <ds:datastoreItem xmlns:ds="http://schemas.openxmlformats.org/officeDocument/2006/customXml" ds:itemID="{94CFB702-9C76-4C98-BCB1-FF31686087A1}">
   <ds:schemaRefs>
     <ds:schemaRef ds:uri="http://schemas.microsoft.com/office/2006/metadata/contentType"/>
@@ -25100,6 +24803,22 @@
 </ds:datastoreItem>
 </file>
 
+<file path=customXml/itemProps2.xml><?xml version="1.0" encoding="utf-8"?>
+<ds:datastoreItem xmlns:ds="http://schemas.openxmlformats.org/officeDocument/2006/customXml" ds:itemID="{9C2CE626-7193-49AD-BC45-D7AF4DFA65A4}">
+  <ds:schemaRefs>
+    <ds:schemaRef ds:uri="http://schemas.microsoft.com/sharepoint/v3/contenttype/forms"/>
+  </ds:schemaRefs>
+</ds:datastoreItem>
+</file>
+
+<file path=customXml/itemProps3.xml><?xml version="1.0" encoding="utf-8"?>
+<ds:datastoreItem xmlns:ds="http://schemas.openxmlformats.org/officeDocument/2006/customXml" ds:itemID="{283A67FA-FB68-40D1-A1FD-BD4AEE599422}">
+  <ds:schemaRefs>
+    <ds:schemaRef ds:uri="http://schemas.microsoft.com/office/2006/metadata/properties"/>
+  </ds:schemaRefs>
+</ds:datastoreItem>
+</file>
+
 <file path=customXml/itemProps4.xml><?xml version="1.0" encoding="utf-8"?>
 <ds:datastoreItem xmlns:ds="http://schemas.openxmlformats.org/officeDocument/2006/customXml" ds:itemID="{0694A551-2EE6-4CF2-8171-91033EC66AF8}">
   <ds:schemaRefs>
